--- a/Ansible/Ansible Challenge.docx
+++ b/Ansible/Ansible Challenge.docx
@@ -4,6 +4,9 @@
   <w:body>
     <w:p>
       <w:r>
+        <w:rPr>
+          <w:noProof/>
+        </w:rPr>
         <w:drawing>
           <wp:inline distT="0" distB="0" distL="0" distR="0" wp14:anchorId="4C639B6F" wp14:editId="4336D1FD">
             <wp:extent cx="4997450" cy="3066240"/>
@@ -22,7 +25,7 @@
                     </pic:cNvPicPr>
                   </pic:nvPicPr>
                   <pic:blipFill>
-                    <a:blip r:embed="rId5">
+                    <a:blip r:embed="rId6">
                       <a:extLst>
                         <a:ext uri="{28A0092B-C50C-407E-A947-70E740481C1C}">
                           <a14:useLocalDpi xmlns:a14="http://schemas.microsoft.com/office/drawing/2010/main" val="0"/>
@@ -362,6 +365,180 @@
         <w:t xml:space="preserve"> on ubuntu 21.04, hostname: u21.local</w:t>
       </w:r>
     </w:p>
+    <w:p>
+      <w:pPr>
+        <w:numPr>
+          <w:ilvl w:val="0"/>
+          <w:numId w:val="2"/>
+        </w:numPr>
+      </w:pPr>
+      <w:r>
+        <w:t>As a result of terraform execution, dynamically create inventory for ansible</w:t>
+      </w:r>
+    </w:p>
+    <w:p>
+      <w:pPr>
+        <w:numPr>
+          <w:ilvl w:val="1"/>
+          <w:numId w:val="2"/>
+        </w:numPr>
+      </w:pPr>
+      <w:r>
+        <w:t>c</w:t>
+      </w:r>
+      <w:proofErr w:type="gramStart"/>
+      <w:r>
+        <w:t>8.local</w:t>
+      </w:r>
+      <w:proofErr w:type="gramEnd"/>
+      <w:r>
+        <w:t xml:space="preserve"> should be in the frontend group</w:t>
+      </w:r>
+    </w:p>
+    <w:p>
+      <w:pPr>
+        <w:numPr>
+          <w:ilvl w:val="1"/>
+          <w:numId w:val="2"/>
+        </w:numPr>
+      </w:pPr>
+      <w:r>
+        <w:t>u21.local should be in the backend group</w:t>
+      </w:r>
+    </w:p>
+    <w:p>
+      <w:pPr>
+        <w:numPr>
+          <w:ilvl w:val="0"/>
+          <w:numId w:val="2"/>
+        </w:numPr>
+      </w:pPr>
+      <w:r>
+        <w:t>Create ansible playbook for c</w:t>
+      </w:r>
+      <w:proofErr w:type="gramStart"/>
+      <w:r>
+        <w:t>8.local</w:t>
+      </w:r>
+      <w:proofErr w:type="gramEnd"/>
+      <w:r>
+        <w:t xml:space="preserve"> and u21.local</w:t>
+      </w:r>
+    </w:p>
+    <w:p>
+      <w:pPr>
+        <w:numPr>
+          <w:ilvl w:val="0"/>
+          <w:numId w:val="3"/>
+        </w:numPr>
+      </w:pPr>
+      <w:r>
+        <w:t xml:space="preserve">for </w:t>
+      </w:r>
+      <w:proofErr w:type="spellStart"/>
+      <w:r>
+        <w:t>linux</w:t>
+      </w:r>
+      <w:proofErr w:type="spellEnd"/>
+      <w:r>
+        <w:t xml:space="preserve"> OS playbook should apply the following changes</w:t>
+      </w:r>
+    </w:p>
+    <w:p>
+      <w:pPr>
+        <w:numPr>
+          <w:ilvl w:val="1"/>
+          <w:numId w:val="3"/>
+        </w:numPr>
+      </w:pPr>
+      <w:proofErr w:type="spellStart"/>
+      <w:r>
+        <w:t>selinux</w:t>
+      </w:r>
+      <w:proofErr w:type="spellEnd"/>
+      <w:r>
+        <w:t>: disable</w:t>
+      </w:r>
+    </w:p>
+    <w:p>
+      <w:pPr>
+        <w:numPr>
+          <w:ilvl w:val="1"/>
+          <w:numId w:val="3"/>
+        </w:numPr>
+      </w:pPr>
+      <w:proofErr w:type="spellStart"/>
+      <w:r>
+        <w:t>firewalld</w:t>
+      </w:r>
+      <w:proofErr w:type="spellEnd"/>
+      <w:r>
+        <w:t>: disable</w:t>
+      </w:r>
+    </w:p>
+    <w:p>
+      <w:pPr>
+        <w:numPr>
+          <w:ilvl w:val="0"/>
+          <w:numId w:val="3"/>
+        </w:numPr>
+      </w:pPr>
+      <w:r>
+        <w:t>for frontend playbook group should install and configure nginx</w:t>
+      </w:r>
+    </w:p>
+    <w:p>
+      <w:pPr>
+        <w:numPr>
+          <w:ilvl w:val="1"/>
+          <w:numId w:val="3"/>
+        </w:numPr>
+      </w:pPr>
+      <w:r>
+        <w:t>nginx configuration should do proxying from port 80 on port 19999 to the</w:t>
+      </w:r>
+    </w:p>
+    <w:p>
+      <w:pPr>
+        <w:numPr>
+          <w:ilvl w:val="1"/>
+          <w:numId w:val="3"/>
+        </w:numPr>
+      </w:pPr>
+      <w:r>
+        <w:t>backend group</w:t>
+      </w:r>
+    </w:p>
+    <w:p>
+      <w:pPr>
+        <w:numPr>
+          <w:ilvl w:val="0"/>
+          <w:numId w:val="3"/>
+        </w:numPr>
+      </w:pPr>
+      <w:r>
+        <w:t xml:space="preserve">for the backend group, the playbook must install the </w:t>
+      </w:r>
+      <w:proofErr w:type="spellStart"/>
+      <w:r>
+        <w:t>Netdata</w:t>
+      </w:r>
+      <w:proofErr w:type="spellEnd"/>
+      <w:r>
+        <w:t xml:space="preserve"> application from the</w:t>
+      </w:r>
+    </w:p>
+    <w:p>
+      <w:pPr>
+        <w:numPr>
+          <w:ilvl w:val="1"/>
+          <w:numId w:val="3"/>
+        </w:numPr>
+      </w:pPr>
+      <w:r>
+        <w:t>official repositories and run it on port 19999.</w:t>
+      </w:r>
+    </w:p>
     <w:p/>
     <w:p>
       <w:pPr>
@@ -629,6 +806,10 @@
     </w:p>
     <w:p>
       <w:r>
+        <w:rPr>
+          <w:noProof/>
+        </w:rPr>
+        <w:lastRenderedPageBreak/>
         <w:drawing>
           <wp:inline distT="0" distB="0" distL="0" distR="0" wp14:anchorId="62823379" wp14:editId="37FD844C">
             <wp:extent cx="5277121" cy="2787793"/>
@@ -645,7 +826,7 @@
                     <pic:cNvPicPr/>
                   </pic:nvPicPr>
                   <pic:blipFill>
-                    <a:blip r:embed="rId6"/>
+                    <a:blip r:embed="rId7"/>
                     <a:stretch>
                       <a:fillRect/>
                     </a:stretch>
@@ -753,8 +934,66 @@
     </w:p>
     <w:p>
       <w:r>
+        <w:t>  owners      = ["amazon"]</w:t>
+      </w:r>
+    </w:p>
+    <w:p/>
+    <w:p>
+      <w:r>
+        <w:t>  filter {</w:t>
+      </w:r>
+    </w:p>
+    <w:p>
+      <w:r>
+        <w:t>    name   = "name"</w:t>
+      </w:r>
+    </w:p>
+    <w:p>
+      <w:r>
+        <w:t>    values = ["amzn2-ami-hvm-*-x86_64-gp2"]</w:t>
+      </w:r>
+    </w:p>
+    <w:p>
+      <w:r>
+        <w:t>  }</w:t>
+      </w:r>
+    </w:p>
+    <w:p>
+      <w:r>
+        <w:t>}</w:t>
+      </w:r>
+    </w:p>
+    <w:p/>
+    <w:p>
+      <w:r>
         <w:lastRenderedPageBreak/>
-        <w:t>  owners      = ["amazon"]</w:t>
+        <w:t>data "</w:t>
+      </w:r>
+      <w:proofErr w:type="spellStart"/>
+      <w:r>
+        <w:t>aws_ami</w:t>
+      </w:r>
+      <w:proofErr w:type="spellEnd"/>
+      <w:r>
+        <w:t>" "ubuntu_22" {</w:t>
+      </w:r>
+    </w:p>
+    <w:p>
+      <w:r>
+        <w:t xml:space="preserve">  </w:t>
+      </w:r>
+      <w:proofErr w:type="spellStart"/>
+      <w:r>
+        <w:t>most_recent</w:t>
+      </w:r>
+      <w:proofErr w:type="spellEnd"/>
+      <w:r>
+        <w:t xml:space="preserve"> = true</w:t>
+      </w:r>
+    </w:p>
+    <w:p>
+      <w:r>
+        <w:t>  owners      = ["099720109477"]</w:t>
       </w:r>
     </w:p>
     <w:p/>
@@ -770,7 +1009,15 @@
     </w:p>
     <w:p>
       <w:r>
-        <w:t>    values = ["amzn2-ami-hvm-*-x86_64-gp2"]</w:t>
+        <w:t>    values = ["ubuntu/images/</w:t>
+      </w:r>
+      <w:proofErr w:type="spellStart"/>
+      <w:r>
+        <w:t>hvm-ssd</w:t>
+      </w:r>
+      <w:proofErr w:type="spellEnd"/>
+      <w:r>
+        <w:t>/ubuntu-jammy-22.04-amd64-server-*"]</w:t>
       </w:r>
     </w:p>
     <w:p>
@@ -786,6 +1033,11 @@
     <w:p/>
     <w:p>
       <w:r>
+        <w:t># Ubuntu 20.04 AMI</w:t>
+      </w:r>
+    </w:p>
+    <w:p>
+      <w:r>
         <w:t>data "</w:t>
       </w:r>
       <w:proofErr w:type="spellStart"/>
@@ -794,7 +1046,7 @@
       </w:r>
       <w:proofErr w:type="spellEnd"/>
       <w:r>
-        <w:t>" "ubuntu_22" {</w:t>
+        <w:t>" "ubuntu_20" {</w:t>
       </w:r>
     </w:p>
     <w:p>
@@ -836,7 +1088,7 @@
       </w:r>
       <w:proofErr w:type="spellEnd"/>
       <w:r>
-        <w:t>/ubuntu-jammy-22.04-amd64-server-*"]</w:t>
+        <w:t>/ubuntu-focal-20.04-amd64-server-*"]</w:t>
       </w:r>
     </w:p>
     <w:p>
@@ -852,20 +1104,25 @@
     <w:p/>
     <w:p>
       <w:r>
-        <w:t># Ubuntu 20.04 AMI</w:t>
-      </w:r>
-    </w:p>
-    <w:p>
-      <w:r>
-        <w:t>data "</w:t>
-      </w:r>
-      <w:proofErr w:type="spellStart"/>
-      <w:r>
-        <w:t>aws_ami</w:t>
-      </w:r>
-      <w:proofErr w:type="spellEnd"/>
-      <w:r>
-        <w:t>" "ubuntu_20" {</w:t>
+        <w:t># Amazon Linux VM</w:t>
+      </w:r>
+    </w:p>
+    <w:p>
+      <w:r>
+        <w:t>resource "aws_instance" "</w:t>
+      </w:r>
+      <w:proofErr w:type="spellStart"/>
+      <w:r>
+        <w:t>amazon_vm</w:t>
+      </w:r>
+      <w:proofErr w:type="spellEnd"/>
+      <w:r>
+        <w:t>" {</w:t>
+      </w:r>
+    </w:p>
+    <w:p>
+      <w:r>
+        <w:t>  ami           = data.aws_ami.amazon_linux.id</w:t>
       </w:r>
     </w:p>
     <w:p>
@@ -874,40 +1131,109 @@
       </w:r>
       <w:proofErr w:type="spellStart"/>
       <w:r>
-        <w:t>most_recent</w:t>
-      </w:r>
-      <w:proofErr w:type="spellEnd"/>
-      <w:r>
-        <w:t xml:space="preserve"> = true</w:t>
-      </w:r>
-    </w:p>
-    <w:p>
-      <w:r>
-        <w:t>  owners      = ["099720109477"]</w:t>
-      </w:r>
+        <w:t>instance_type</w:t>
+      </w:r>
+      <w:proofErr w:type="spellEnd"/>
+      <w:r>
+        <w:t xml:space="preserve"> = </w:t>
+      </w:r>
+      <w:proofErr w:type="spellStart"/>
+      <w:proofErr w:type="gramStart"/>
+      <w:r>
+        <w:t>var.instance</w:t>
+      </w:r>
+      <w:proofErr w:type="gramEnd"/>
+      <w:r>
+        <w:t>_type</w:t>
+      </w:r>
+      <w:proofErr w:type="spellEnd"/>
+    </w:p>
+    <w:p>
+      <w:r>
+        <w:t xml:space="preserve">  </w:t>
+      </w:r>
+      <w:proofErr w:type="spellStart"/>
+      <w:r>
+        <w:t>key_name</w:t>
+      </w:r>
+      <w:proofErr w:type="spellEnd"/>
+      <w:r>
+        <w:t xml:space="preserve">      = </w:t>
+      </w:r>
+      <w:proofErr w:type="spellStart"/>
+      <w:r>
+        <w:t>var.key_name</w:t>
+      </w:r>
+      <w:proofErr w:type="spellEnd"/>
     </w:p>
     <w:p/>
     <w:p>
       <w:r>
-        <w:t>  filter {</w:t>
-      </w:r>
-    </w:p>
-    <w:p>
-      <w:r>
-        <w:t>    name   = "name"</w:t>
-      </w:r>
-    </w:p>
-    <w:p>
-      <w:r>
-        <w:t>    values = ["ubuntu/images/</w:t>
-      </w:r>
-      <w:proofErr w:type="spellStart"/>
-      <w:r>
-        <w:t>hvm-ssd</w:t>
-      </w:r>
-      <w:proofErr w:type="spellEnd"/>
-      <w:r>
-        <w:t>/ubuntu-focal-20.04-amd64-server-*"]</w:t>
+        <w:t xml:space="preserve">  </w:t>
+      </w:r>
+      <w:proofErr w:type="spellStart"/>
+      <w:r>
+        <w:t>user_data</w:t>
+      </w:r>
+      <w:proofErr w:type="spellEnd"/>
+      <w:r>
+        <w:t xml:space="preserve"> = &lt;&lt;-EOF</w:t>
+      </w:r>
+    </w:p>
+    <w:p>
+      <w:r>
+        <w:lastRenderedPageBreak/>
+        <w:t xml:space="preserve">              </w:t>
+      </w:r>
+      <w:proofErr w:type="gramStart"/>
+      <w:r>
+        <w:t>#!/</w:t>
+      </w:r>
+      <w:proofErr w:type="gramEnd"/>
+      <w:r>
+        <w:t>bin/bash</w:t>
+      </w:r>
+    </w:p>
+    <w:p>
+      <w:r>
+        <w:t xml:space="preserve">              </w:t>
+      </w:r>
+      <w:proofErr w:type="spellStart"/>
+      <w:r>
+        <w:t>hostnamectl</w:t>
+      </w:r>
+      <w:proofErr w:type="spellEnd"/>
+      <w:r>
+        <w:t xml:space="preserve"> set-hostname c</w:t>
+      </w:r>
+      <w:proofErr w:type="gramStart"/>
+      <w:r>
+        <w:t>8.local</w:t>
+      </w:r>
+      <w:proofErr w:type="gramEnd"/>
+    </w:p>
+    <w:p>
+      <w:r>
+        <w:t>              EOF</w:t>
+      </w:r>
+    </w:p>
+    <w:p/>
+    <w:p>
+      <w:r>
+        <w:t>  tags = {</w:t>
+      </w:r>
+    </w:p>
+    <w:p>
+      <w:r>
+        <w:t>    Name = "c</w:t>
+      </w:r>
+      <w:proofErr w:type="gramStart"/>
+      <w:r>
+        <w:t>8.local</w:t>
+      </w:r>
+      <w:proofErr w:type="gramEnd"/>
+      <w:r>
+        <w:t>"</w:t>
       </w:r>
     </w:p>
     <w:p>
@@ -923,7 +1249,7 @@
     <w:p/>
     <w:p>
       <w:r>
-        <w:t># Amazon Linux VM</w:t>
+        <w:t># Ubuntu 21.04 VM</w:t>
       </w:r>
     </w:p>
     <w:p>
@@ -932,7 +1258,7 @@
       </w:r>
       <w:proofErr w:type="spellStart"/>
       <w:r>
-        <w:t>amazon_vm</w:t>
+        <w:t>ubuntu_vm</w:t>
       </w:r>
       <w:proofErr w:type="spellEnd"/>
       <w:r>
@@ -941,7 +1267,7 @@
     </w:p>
     <w:p>
       <w:r>
-        <w:t>  ami           = data.aws_ami.amazon_linux.id</w:t>
+        <w:t>  ami           = data.aws_ami.ubuntu_20.id</w:t>
       </w:r>
     </w:p>
     <w:p>
@@ -1022,13 +1348,8 @@
       </w:r>
       <w:proofErr w:type="spellEnd"/>
       <w:r>
-        <w:t xml:space="preserve"> set-hostname c</w:t>
-      </w:r>
-      <w:proofErr w:type="gramStart"/>
-      <w:r>
-        <w:t>8.local</w:t>
-      </w:r>
-      <w:proofErr w:type="gramEnd"/>
+        <w:t xml:space="preserve"> set-hostname u21.local</w:t>
+      </w:r>
     </w:p>
     <w:p>
       <w:r>
@@ -1043,15 +1364,7 @@
     </w:p>
     <w:p>
       <w:r>
-        <w:t>    Name = "c</w:t>
-      </w:r>
-      <w:proofErr w:type="gramStart"/>
-      <w:r>
-        <w:t>8.local</w:t>
-      </w:r>
-      <w:proofErr w:type="gramEnd"/>
-      <w:r>
-        <w:t>"</w:t>
+        <w:t>    Name = "u21.local"</w:t>
       </w:r>
     </w:p>
     <w:p>
@@ -1067,138 +1380,10 @@
     <w:p/>
     <w:p>
       <w:r>
-        <w:t># Ubuntu 21.04 VM</w:t>
-      </w:r>
-    </w:p>
-    <w:p>
-      <w:r>
-        <w:t>resource "aws_instance" "</w:t>
-      </w:r>
-      <w:proofErr w:type="spellStart"/>
-      <w:r>
-        <w:t>ubuntu_vm</w:t>
-      </w:r>
-      <w:proofErr w:type="spellEnd"/>
-      <w:r>
-        <w:t>" {</w:t>
-      </w:r>
-    </w:p>
-    <w:p>
-      <w:r>
-        <w:t>  ami           = data.aws_ami.ubuntu_20.id</w:t>
-      </w:r>
-    </w:p>
-    <w:p>
-      <w:r>
-        <w:t xml:space="preserve">  </w:t>
-      </w:r>
-      <w:proofErr w:type="spellStart"/>
-      <w:r>
-        <w:t>instance_type</w:t>
-      </w:r>
-      <w:proofErr w:type="spellEnd"/>
-      <w:r>
-        <w:t xml:space="preserve"> = </w:t>
-      </w:r>
-      <w:proofErr w:type="spellStart"/>
-      <w:proofErr w:type="gramStart"/>
-      <w:r>
-        <w:t>var.instance</w:t>
-      </w:r>
-      <w:proofErr w:type="gramEnd"/>
-      <w:r>
-        <w:t>_type</w:t>
-      </w:r>
-      <w:proofErr w:type="spellEnd"/>
-    </w:p>
-    <w:p>
-      <w:r>
-        <w:t xml:space="preserve">  </w:t>
-      </w:r>
-      <w:proofErr w:type="spellStart"/>
-      <w:r>
-        <w:t>key_name</w:t>
-      </w:r>
-      <w:proofErr w:type="spellEnd"/>
-      <w:r>
-        <w:t xml:space="preserve">      = </w:t>
-      </w:r>
-      <w:proofErr w:type="spellStart"/>
-      <w:r>
-        <w:t>var.key_name</w:t>
-      </w:r>
-      <w:proofErr w:type="spellEnd"/>
-    </w:p>
-    <w:p/>
-    <w:p>
-      <w:r>
-        <w:t xml:space="preserve">  </w:t>
-      </w:r>
-      <w:proofErr w:type="spellStart"/>
-      <w:r>
-        <w:t>user_data</w:t>
-      </w:r>
-      <w:proofErr w:type="spellEnd"/>
-      <w:r>
-        <w:t xml:space="preserve"> = &lt;&lt;-EOF</w:t>
-      </w:r>
-    </w:p>
-    <w:p>
-      <w:r>
-        <w:t xml:space="preserve">              </w:t>
-      </w:r>
-      <w:proofErr w:type="gramStart"/>
-      <w:r>
-        <w:t>#!/</w:t>
-      </w:r>
-      <w:proofErr w:type="gramEnd"/>
-      <w:r>
-        <w:t>bin/bash</w:t>
-      </w:r>
-    </w:p>
-    <w:p>
-      <w:r>
-        <w:t xml:space="preserve">              </w:t>
-      </w:r>
-      <w:proofErr w:type="spellStart"/>
-      <w:r>
-        <w:t>hostnamectl</w:t>
-      </w:r>
-      <w:proofErr w:type="spellEnd"/>
-      <w:r>
-        <w:t xml:space="preserve"> set-hostname u21.local</w:t>
-      </w:r>
-    </w:p>
-    <w:p>
-      <w:r>
-        <w:t>              EOF</w:t>
-      </w:r>
-    </w:p>
-    <w:p/>
-    <w:p>
-      <w:r>
+        <w:rPr>
+          <w:noProof/>
+        </w:rPr>
         <w:lastRenderedPageBreak/>
-        <w:t>  tags = {</w:t>
-      </w:r>
-    </w:p>
-    <w:p>
-      <w:r>
-        <w:t>    Name = "u21.local"</w:t>
-      </w:r>
-    </w:p>
-    <w:p>
-      <w:r>
-        <w:t>  }</w:t>
-      </w:r>
-    </w:p>
-    <w:p>
-      <w:r>
-        <w:t>}</w:t>
-      </w:r>
-    </w:p>
-    <w:p/>
-    <w:p>
-      <w:r>
         <w:drawing>
           <wp:inline distT="0" distB="0" distL="0" distR="0" wp14:anchorId="1DBD4A99" wp14:editId="04B02AEF">
             <wp:extent cx="5731510" cy="4996180"/>
@@ -1215,7 +1400,7 @@
                     <pic:cNvPicPr/>
                   </pic:nvPicPr>
                   <pic:blipFill>
-                    <a:blip r:embed="rId7"/>
+                    <a:blip r:embed="rId8"/>
                     <a:stretch>
                       <a:fillRect/>
                     </a:stretch>
@@ -1305,43 +1490,46 @@
     <w:p/>
     <w:p>
       <w:r>
+        <w:t>output "ubuntu_21_ip" {</w:t>
+      </w:r>
+    </w:p>
+    <w:p>
+      <w:r>
+        <w:t xml:space="preserve">  value = </w:t>
+      </w:r>
+      <w:proofErr w:type="spellStart"/>
+      <w:r>
+        <w:t>aws_</w:t>
+      </w:r>
+      <w:proofErr w:type="gramStart"/>
+      <w:r>
+        <w:t>instance.ubuntu</w:t>
+      </w:r>
+      <w:proofErr w:type="gramEnd"/>
+      <w:r>
+        <w:t>_</w:t>
+      </w:r>
+      <w:proofErr w:type="gramStart"/>
+      <w:r>
+        <w:t>vm.public</w:t>
+      </w:r>
+      <w:proofErr w:type="gramEnd"/>
+      <w:r>
+        <w:t>_ip</w:t>
+      </w:r>
+      <w:proofErr w:type="spellEnd"/>
+    </w:p>
+    <w:p>
+      <w:r>
+        <w:t>}</w:t>
+      </w:r>
+    </w:p>
+    <w:p>
+      <w:r>
+        <w:rPr>
+          <w:noProof/>
+        </w:rPr>
         <w:lastRenderedPageBreak/>
-        <w:t>output "ubuntu_21_ip" {</w:t>
-      </w:r>
-    </w:p>
-    <w:p>
-      <w:r>
-        <w:t xml:space="preserve">  value = </w:t>
-      </w:r>
-      <w:proofErr w:type="spellStart"/>
-      <w:r>
-        <w:t>aws_</w:t>
-      </w:r>
-      <w:proofErr w:type="gramStart"/>
-      <w:r>
-        <w:t>instance.ubuntu</w:t>
-      </w:r>
-      <w:proofErr w:type="gramEnd"/>
-      <w:r>
-        <w:t>_</w:t>
-      </w:r>
-      <w:proofErr w:type="gramStart"/>
-      <w:r>
-        <w:t>vm.public</w:t>
-      </w:r>
-      <w:proofErr w:type="gramEnd"/>
-      <w:r>
-        <w:t>_ip</w:t>
-      </w:r>
-      <w:proofErr w:type="spellEnd"/>
-    </w:p>
-    <w:p>
-      <w:r>
-        <w:t>}</w:t>
-      </w:r>
-    </w:p>
-    <w:p>
-      <w:r>
         <w:drawing>
           <wp:inline distT="0" distB="0" distL="0" distR="0" wp14:anchorId="1C525E9B" wp14:editId="1F041AAE">
             <wp:extent cx="5239019" cy="2178162"/>
@@ -1358,7 +1546,7 @@
                     <pic:cNvPicPr/>
                   </pic:nvPicPr>
                   <pic:blipFill>
-                    <a:blip r:embed="rId8"/>
+                    <a:blip r:embed="rId9"/>
                     <a:stretch>
                       <a:fillRect/>
                     </a:stretch>
@@ -1456,7 +1644,9 @@
     </w:p>
     <w:p>
       <w:r>
-        <w:lastRenderedPageBreak/>
+        <w:rPr>
+          <w:noProof/>
+        </w:rPr>
         <w:drawing>
           <wp:inline distT="0" distB="0" distL="0" distR="0" wp14:anchorId="4DD62C35" wp14:editId="02DC40BB">
             <wp:extent cx="5731510" cy="3645535"/>
@@ -1473,7 +1663,7 @@
                     <pic:cNvPicPr/>
                   </pic:nvPicPr>
                   <pic:blipFill>
-                    <a:blip r:embed="rId9"/>
+                    <a:blip r:embed="rId10"/>
                     <a:stretch>
                       <a:fillRect/>
                     </a:stretch>
@@ -1513,6 +1703,10 @@
     </w:p>
     <w:p>
       <w:r>
+        <w:rPr>
+          <w:noProof/>
+        </w:rPr>
+        <w:lastRenderedPageBreak/>
         <w:drawing>
           <wp:inline distT="0" distB="0" distL="0" distR="0" wp14:anchorId="5A4EF517" wp14:editId="19EDABD9">
             <wp:extent cx="5731510" cy="1866900"/>
@@ -1529,7 +1723,7 @@
                     <pic:cNvPicPr/>
                   </pic:nvPicPr>
                   <pic:blipFill>
-                    <a:blip r:embed="rId10"/>
+                    <a:blip r:embed="rId11"/>
                     <a:stretch>
                       <a:fillRect/>
                     </a:stretch>
@@ -1568,7 +1762,9 @@
     </w:p>
     <w:p>
       <w:r>
-        <w:lastRenderedPageBreak/>
+        <w:rPr>
+          <w:noProof/>
+        </w:rPr>
         <w:drawing>
           <wp:inline distT="0" distB="0" distL="0" distR="0" wp14:anchorId="20045A1F" wp14:editId="73052EF0">
             <wp:extent cx="5731510" cy="2040890"/>
@@ -1585,7 +1781,7 @@
                     <pic:cNvPicPr/>
                   </pic:nvPicPr>
                   <pic:blipFill>
-                    <a:blip r:embed="rId11"/>
+                    <a:blip r:embed="rId12"/>
                     <a:stretch>
                       <a:fillRect/>
                     </a:stretch>
@@ -1608,6 +1804,9 @@
     </w:p>
     <w:p>
       <w:r>
+        <w:rPr>
+          <w:noProof/>
+        </w:rPr>
         <w:drawing>
           <wp:inline distT="0" distB="0" distL="0" distR="0" wp14:anchorId="7DD72B94" wp14:editId="3BAE11E1">
             <wp:extent cx="5731510" cy="2824480"/>
@@ -1624,7 +1823,7 @@
                     <pic:cNvPicPr/>
                   </pic:nvPicPr>
                   <pic:blipFill>
-                    <a:blip r:embed="rId12"/>
+                    <a:blip r:embed="rId13"/>
                     <a:stretch>
                       <a:fillRect/>
                     </a:stretch>
@@ -1647,14 +1846,6 @@
     </w:p>
     <w:p/>
     <w:p>
-      <w:r>
-        <w:t>Let’s verify if the VM’s were installed</w:t>
-      </w:r>
-    </w:p>
-    <w:p/>
-    <w:p/>
-    <w:p/>
-    <w:p>
       <w:pPr>
         <w:rPr>
           <w:b/>
@@ -1676,6 +1867,9 @@
     </w:p>
     <w:p>
       <w:r>
+        <w:rPr>
+          <w:noProof/>
+        </w:rPr>
         <w:lastRenderedPageBreak/>
         <w:drawing>
           <wp:inline distT="0" distB="0" distL="0" distR="0" wp14:anchorId="70A5B9B7" wp14:editId="5C331DE8">
@@ -1693,7 +1887,7 @@
                     <pic:cNvPicPr/>
                   </pic:nvPicPr>
                   <pic:blipFill>
-                    <a:blip r:embed="rId13"/>
+                    <a:blip r:embed="rId14"/>
                     <a:stretch>
                       <a:fillRect/>
                     </a:stretch>
@@ -1715,185 +1909,6907 @@
       </w:r>
     </w:p>
     <w:p/>
+    <w:p>
+      <w:r>
+        <w:t xml:space="preserve">Alternate method </w:t>
+      </w:r>
+      <w:r>
+        <w:sym w:font="Wingdings" w:char="F0E0"/>
+      </w:r>
+      <w:r>
+        <w:t xml:space="preserve"> we can integrate with Jenkins as well. </w:t>
+      </w:r>
+    </w:p>
+    <w:p/>
+    <w:p>
+      <w:pPr>
+        <w:rPr>
+          <w:b/>
+          <w:bCs/>
+        </w:rPr>
+      </w:pPr>
+      <w:r>
+        <w:rPr>
+          <w:b/>
+          <w:bCs/>
+        </w:rPr>
+        <w:t xml:space="preserve">Method 2: </w:t>
+      </w:r>
+    </w:p>
+    <w:p/>
+    <w:p>
+      <w:pPr>
+        <w:rPr>
+          <w:b/>
+          <w:bCs/>
+        </w:rPr>
+      </w:pPr>
+      <w:r>
+        <w:rPr>
+          <w:b/>
+          <w:bCs/>
+        </w:rPr>
+        <w:t>1. Objective</w:t>
+      </w:r>
+    </w:p>
+    <w:p>
+      <w:r>
+        <w:t xml:space="preserve">The goal is to architect and deploy a high-availability </w:t>
+      </w:r>
+      <w:r>
+        <w:rPr>
+          <w:b/>
+          <w:bCs/>
+        </w:rPr>
+        <w:t>Nginx Reverse Proxy</w:t>
+      </w:r>
+      <w:r>
+        <w:t xml:space="preserve"> on AWS using </w:t>
+      </w:r>
+      <w:r>
+        <w:rPr>
+          <w:b/>
+          <w:bCs/>
+        </w:rPr>
+        <w:t>Infrastructure as Code (Terraform)</w:t>
+      </w:r>
+      <w:r>
+        <w:t xml:space="preserve"> and </w:t>
+      </w:r>
+      <w:r>
+        <w:rPr>
+          <w:b/>
+          <w:bCs/>
+        </w:rPr>
+        <w:t>Configuration Management (Ansible)</w:t>
+      </w:r>
+      <w:r>
+        <w:t xml:space="preserve">. The infrastructure consists of a frontend Amazon Linux VM serving as a gateway to an Ubuntu backend VM running </w:t>
+      </w:r>
+      <w:proofErr w:type="spellStart"/>
+      <w:r>
+        <w:rPr>
+          <w:b/>
+          <w:bCs/>
+        </w:rPr>
+        <w:t>Netdata</w:t>
+      </w:r>
+      <w:proofErr w:type="spellEnd"/>
+      <w:r>
+        <w:t xml:space="preserve"> for real-time monitoring.</w:t>
+      </w:r>
+    </w:p>
+    <w:p>
+      <w:pPr>
+        <w:rPr>
+          <w:b/>
+          <w:bCs/>
+        </w:rPr>
+      </w:pPr>
+      <w:r>
+        <w:rPr>
+          <w:b/>
+          <w:bCs/>
+        </w:rPr>
+        <w:t>Prerequisites Checklist</w:t>
+      </w:r>
+    </w:p>
+    <w:p>
+      <w:pPr>
+        <w:numPr>
+          <w:ilvl w:val="0"/>
+          <w:numId w:val="6"/>
+        </w:numPr>
+      </w:pPr>
+      <w:r>
+        <w:rPr>
+          <w:b/>
+          <w:bCs/>
+        </w:rPr>
+        <w:t xml:space="preserve">Jenkins </w:t>
+      </w:r>
+      <w:proofErr w:type="gramStart"/>
+      <w:r>
+        <w:rPr>
+          <w:b/>
+          <w:bCs/>
+        </w:rPr>
+        <w:t xml:space="preserve">Server </w:t>
+      </w:r>
+      <w:r>
+        <w:t>:</w:t>
+      </w:r>
+      <w:proofErr w:type="gramEnd"/>
+      <w:r>
+        <w:t xml:space="preserve"> The Jenkins server must have </w:t>
+      </w:r>
+      <w:r>
+        <w:rPr>
+          <w:b/>
+          <w:bCs/>
+        </w:rPr>
+        <w:t>Terraform</w:t>
+      </w:r>
+      <w:r>
+        <w:t xml:space="preserve"> (v1.0.0+) and </w:t>
+      </w:r>
+      <w:r>
+        <w:rPr>
+          <w:b/>
+          <w:bCs/>
+        </w:rPr>
+        <w:t>Ansible</w:t>
+      </w:r>
+      <w:r>
+        <w:t xml:space="preserve"> (core 2.15.3+) installed.</w:t>
+      </w:r>
+    </w:p>
+    <w:p>
+      <w:pPr>
+        <w:numPr>
+          <w:ilvl w:val="0"/>
+          <w:numId w:val="6"/>
+        </w:numPr>
+      </w:pPr>
+      <w:r>
+        <w:rPr>
+          <w:b/>
+          <w:bCs/>
+        </w:rPr>
+        <w:t>AWS Infrastructure Access</w:t>
+      </w:r>
+      <w:r>
+        <w:t>: An active AWS account with IAM permissions to create EC2 instances and Security Groups is required.</w:t>
+      </w:r>
+    </w:p>
+    <w:p>
+      <w:pPr>
+        <w:numPr>
+          <w:ilvl w:val="0"/>
+          <w:numId w:val="6"/>
+        </w:numPr>
+      </w:pPr>
+      <w:r>
+        <w:rPr>
+          <w:b/>
+          <w:bCs/>
+        </w:rPr>
+        <w:t>IAM Credentials</w:t>
+      </w:r>
+      <w:r>
+        <w:t>: AWS Access Key ID and Secret Access Key must be stored in the Jenkins Credential Manager with the ID aws-keys.</w:t>
+      </w:r>
+    </w:p>
+    <w:p>
+      <w:pPr>
+        <w:numPr>
+          <w:ilvl w:val="0"/>
+          <w:numId w:val="6"/>
+        </w:numPr>
+      </w:pPr>
+      <w:r>
+        <w:rPr>
+          <w:b/>
+          <w:bCs/>
+        </w:rPr>
+        <w:t>SSH Key Management</w:t>
+      </w:r>
+      <w:r>
+        <w:t xml:space="preserve">: A private key file (e.g., </w:t>
+      </w:r>
+      <w:proofErr w:type="spellStart"/>
+      <w:r>
+        <w:t>sshless.pem</w:t>
+      </w:r>
+      <w:proofErr w:type="spellEnd"/>
+      <w:r>
+        <w:t xml:space="preserve">) must be uploaded to Jenkins as a </w:t>
+      </w:r>
+      <w:r>
+        <w:rPr>
+          <w:b/>
+          <w:bCs/>
+        </w:rPr>
+        <w:t>Secret file</w:t>
+      </w:r>
+      <w:r>
+        <w:t xml:space="preserve"> with the ID ssh-key-file to allow Ansible to authenticate with the new VMs.</w:t>
+      </w:r>
+    </w:p>
+    <w:p>
+      <w:pPr>
+        <w:numPr>
+          <w:ilvl w:val="0"/>
+          <w:numId w:val="6"/>
+        </w:numPr>
+      </w:pPr>
+      <w:r>
+        <w:rPr>
+          <w:b/>
+          <w:bCs/>
+        </w:rPr>
+        <w:t>Networking Rules</w:t>
+      </w:r>
+      <w:r>
+        <w:t xml:space="preserve">: The target AWS Security Group must allow inbound traffic on </w:t>
+      </w:r>
+      <w:r>
+        <w:rPr>
+          <w:b/>
+          <w:bCs/>
+        </w:rPr>
+        <w:t>Port 22</w:t>
+      </w:r>
+      <w:r>
+        <w:t xml:space="preserve"> (SSH), </w:t>
+      </w:r>
+      <w:r>
+        <w:rPr>
+          <w:b/>
+          <w:bCs/>
+        </w:rPr>
+        <w:t>Port 80</w:t>
+      </w:r>
+      <w:r>
+        <w:t xml:space="preserve"> (HTTP), and </w:t>
+      </w:r>
+      <w:r>
+        <w:rPr>
+          <w:b/>
+          <w:bCs/>
+        </w:rPr>
+        <w:t>Port 19999</w:t>
+      </w:r>
+      <w:r>
+        <w:t xml:space="preserve"> (</w:t>
+      </w:r>
+      <w:proofErr w:type="spellStart"/>
+      <w:r>
+        <w:t>Netdata</w:t>
+      </w:r>
+      <w:proofErr w:type="spellEnd"/>
+      <w:r>
+        <w:t xml:space="preserve"> communication).</w:t>
+      </w:r>
+    </w:p>
+    <w:p>
+      <w:pPr>
+        <w:numPr>
+          <w:ilvl w:val="0"/>
+          <w:numId w:val="6"/>
+        </w:numPr>
+      </w:pPr>
+      <w:r>
+        <w:rPr>
+          <w:b/>
+          <w:bCs/>
+        </w:rPr>
+        <w:t>Source Control Integration</w:t>
+      </w:r>
+      <w:r>
+        <w:t>: A GitHub repository (such as ansible-</w:t>
+      </w:r>
+      <w:proofErr w:type="spellStart"/>
+      <w:r>
+        <w:t>challange</w:t>
+      </w:r>
+      <w:proofErr w:type="spellEnd"/>
+      <w:r>
+        <w:t xml:space="preserve">) containing the main.tf, </w:t>
+      </w:r>
+      <w:proofErr w:type="spellStart"/>
+      <w:r>
+        <w:t>setup.yml</w:t>
+      </w:r>
+      <w:proofErr w:type="spellEnd"/>
+      <w:r>
+        <w:t>, and Jenkinsfile must be accessible by Jenkins.</w:t>
+      </w:r>
+    </w:p>
+    <w:p>
+      <w:pPr>
+        <w:numPr>
+          <w:ilvl w:val="0"/>
+          <w:numId w:val="6"/>
+        </w:numPr>
+      </w:pPr>
+      <w:r>
+        <w:rPr>
+          <w:b/>
+          <w:bCs/>
+        </w:rPr>
+        <w:lastRenderedPageBreak/>
+        <w:t>System Permissions</w:t>
+      </w:r>
+      <w:r>
+        <w:t>: The jenkins user on the controller must have read/write permissions for the workspace directory to generate the inventory.ini and manage Terraform state files.</w:t>
+      </w:r>
+    </w:p>
+    <w:p>
+      <w:pPr>
+        <w:numPr>
+          <w:ilvl w:val="0"/>
+          <w:numId w:val="6"/>
+        </w:numPr>
+      </w:pPr>
+      <w:r>
+        <w:rPr>
+          <w:b/>
+          <w:bCs/>
+        </w:rPr>
+        <w:t>Instance Images (AMIs)</w:t>
+      </w:r>
+      <w:r>
+        <w:t>: Valid AMI IDs for Amazon Linux 2 and Ubuntu 22.04 LTS must be specified in the Terraform code for the us-east-1 region.</w:t>
+      </w:r>
+    </w:p>
+    <w:p>
+      <w:pPr>
+        <w:rPr>
+          <w:b/>
+          <w:bCs/>
+        </w:rPr>
+      </w:pPr>
+      <w:r>
+        <w:rPr>
+          <w:b/>
+          <w:bCs/>
+        </w:rPr>
+        <w:t>2. Step-by-Step Implementation</w:t>
+      </w:r>
+    </w:p>
+    <w:p>
+      <w:pPr>
+        <w:rPr>
+          <w:b/>
+          <w:bCs/>
+        </w:rPr>
+      </w:pPr>
+      <w:r>
+        <w:rPr>
+          <w:b/>
+          <w:bCs/>
+        </w:rPr>
+        <w:t>Phase A: Infrastructure Provisioning (Terraform)</w:t>
+      </w:r>
+    </w:p>
+    <w:p>
+      <w:pPr>
+        <w:numPr>
+          <w:ilvl w:val="0"/>
+          <w:numId w:val="7"/>
+        </w:numPr>
+      </w:pPr>
+      <w:r>
+        <w:rPr>
+          <w:b/>
+          <w:bCs/>
+        </w:rPr>
+        <w:t>Provider Configuration</w:t>
+      </w:r>
+      <w:r>
+        <w:t>: Define the AWS region (us-east-1) and authenticate using Jenkins-stored credentials.</w:t>
+      </w:r>
+    </w:p>
+    <w:p>
+      <w:pPr>
+        <w:numPr>
+          <w:ilvl w:val="0"/>
+          <w:numId w:val="7"/>
+        </w:numPr>
+      </w:pPr>
+      <w:r>
+        <w:rPr>
+          <w:b/>
+          <w:bCs/>
+        </w:rPr>
+        <w:t>Resource Creation</w:t>
+      </w:r>
+      <w:r>
+        <w:t>: Deploy two EC2 instances with specific hostnames (c</w:t>
+      </w:r>
+      <w:proofErr w:type="gramStart"/>
+      <w:r>
+        <w:t>8.local</w:t>
+      </w:r>
+      <w:proofErr w:type="gramEnd"/>
+      <w:r>
+        <w:t xml:space="preserve"> and u21.local) and OS types (Amazon Linux and Ubuntu).</w:t>
+      </w:r>
+    </w:p>
+    <w:p>
+      <w:pPr>
+        <w:numPr>
+          <w:ilvl w:val="0"/>
+          <w:numId w:val="7"/>
+        </w:numPr>
+      </w:pPr>
+      <w:r>
+        <w:rPr>
+          <w:b/>
+          <w:bCs/>
+        </w:rPr>
+        <w:t>Dynamic Inventory</w:t>
+      </w:r>
+      <w:r>
+        <w:t>: Automatically generate an inventory.ini file that groups the frontend and backend nodes by their public IPs.</w:t>
+      </w:r>
+    </w:p>
+    <w:p/>
+    <w:p>
+      <w:pPr>
+        <w:rPr>
+          <w:b/>
+          <w:bCs/>
+        </w:rPr>
+      </w:pPr>
+      <w:r>
+        <w:rPr>
+          <w:b/>
+          <w:bCs/>
+        </w:rPr>
+        <w:t>Phase B: Configuration Management (Ansible)</w:t>
+      </w:r>
+    </w:p>
+    <w:p>
+      <w:pPr>
+        <w:numPr>
+          <w:ilvl w:val="0"/>
+          <w:numId w:val="8"/>
+        </w:numPr>
+      </w:pPr>
+      <w:r>
+        <w:rPr>
+          <w:b/>
+          <w:bCs/>
+        </w:rPr>
+        <w:t>OS Hardening</w:t>
+      </w:r>
+      <w:r>
+        <w:t xml:space="preserve">: Disable </w:t>
+      </w:r>
+      <w:proofErr w:type="spellStart"/>
+      <w:r>
+        <w:rPr>
+          <w:b/>
+          <w:bCs/>
+        </w:rPr>
+        <w:t>SELinux</w:t>
+      </w:r>
+      <w:proofErr w:type="spellEnd"/>
+      <w:r>
+        <w:t xml:space="preserve"> and stop local firewalls to ensure seamless port communication between nodes.</w:t>
+      </w:r>
+    </w:p>
+    <w:p>
+      <w:pPr>
+        <w:numPr>
+          <w:ilvl w:val="0"/>
+          <w:numId w:val="8"/>
+        </w:numPr>
+      </w:pPr>
+      <w:r>
+        <w:rPr>
+          <w:b/>
+          <w:bCs/>
+        </w:rPr>
+        <w:t>Backend Setup</w:t>
+      </w:r>
+      <w:r>
+        <w:t xml:space="preserve">: Install the official </w:t>
+      </w:r>
+      <w:proofErr w:type="spellStart"/>
+      <w:r>
+        <w:rPr>
+          <w:b/>
+          <w:bCs/>
+        </w:rPr>
+        <w:t>Netdata</w:t>
+      </w:r>
+      <w:proofErr w:type="spellEnd"/>
+      <w:r>
+        <w:t xml:space="preserve"> monitoring agent on the Ubuntu server and configure it to listen on port 19999.</w:t>
+      </w:r>
+    </w:p>
+    <w:p>
+      <w:pPr>
+        <w:numPr>
+          <w:ilvl w:val="0"/>
+          <w:numId w:val="8"/>
+        </w:numPr>
+      </w:pPr>
+      <w:r>
+        <w:rPr>
+          <w:b/>
+          <w:bCs/>
+        </w:rPr>
+        <w:t>Frontend Setup</w:t>
+      </w:r>
+      <w:r>
+        <w:t xml:space="preserve">: Install </w:t>
+      </w:r>
+      <w:r>
+        <w:rPr>
+          <w:b/>
+          <w:bCs/>
+        </w:rPr>
+        <w:t>Nginx</w:t>
+      </w:r>
+      <w:r>
+        <w:t xml:space="preserve"> on the Amazon Linux server, wipe default configurations to prevent port 80 conflicts, and deploy a custom proxy configuration.</w:t>
+      </w:r>
+    </w:p>
+    <w:p/>
+    <w:p>
+      <w:pPr>
+        <w:rPr>
+          <w:b/>
+          <w:bCs/>
+        </w:rPr>
+      </w:pPr>
+      <w:r>
+        <w:rPr>
+          <w:b/>
+          <w:bCs/>
+        </w:rPr>
+        <w:t>Phase C: CI/CD Orchestration (Jenkins)</w:t>
+      </w:r>
+    </w:p>
+    <w:p>
+      <w:pPr>
+        <w:numPr>
+          <w:ilvl w:val="0"/>
+          <w:numId w:val="9"/>
+        </w:numPr>
+      </w:pPr>
+      <w:r>
+        <w:rPr>
+          <w:b/>
+          <w:bCs/>
+        </w:rPr>
+        <w:t>Pipeline Scripting</w:t>
+      </w:r>
+      <w:r>
+        <w:t>: Use a Jenkinsfile to pull the code from GitHub, apply the Terraform plan, and execute the Ansible playbook sequentially.</w:t>
+      </w:r>
+    </w:p>
+    <w:p>
+      <w:pPr>
+        <w:numPr>
+          <w:ilvl w:val="0"/>
+          <w:numId w:val="9"/>
+        </w:numPr>
+      </w:pPr>
+      <w:r>
+        <w:rPr>
+          <w:b/>
+          <w:bCs/>
+        </w:rPr>
+        <w:t>Credential Handling</w:t>
+      </w:r>
+      <w:r>
+        <w:t>: Securely inject AWS Access Keys and SSH Private Keys into the build environment using specialized Jenkins bindings.</w:t>
+      </w:r>
+    </w:p>
+    <w:p>
+      <w:pPr>
+        <w:rPr>
+          <w:b/>
+          <w:bCs/>
+        </w:rPr>
+      </w:pPr>
+      <w:r>
+        <w:rPr>
+          <w:b/>
+          <w:bCs/>
+        </w:rPr>
+        <w:t>3. Validation</w:t>
+      </w:r>
+    </w:p>
+    <w:p>
+      <w:r>
+        <w:t>To verify the deployment is successful, perform the following checks:</w:t>
+      </w:r>
+    </w:p>
+    <w:p>
+      <w:pPr>
+        <w:numPr>
+          <w:ilvl w:val="0"/>
+          <w:numId w:val="10"/>
+        </w:numPr>
+      </w:pPr>
+      <w:r>
+        <w:rPr>
+          <w:b/>
+          <w:bCs/>
+        </w:rPr>
+        <w:t>Service Connectivity</w:t>
+      </w:r>
+      <w:r>
+        <w:t>: Log into the Jenkins Controller and run ansible all -m ping -i inventory.ini to ensure all nodes are reachable.</w:t>
+      </w:r>
+    </w:p>
+    <w:p>
+      <w:pPr>
+        <w:numPr>
+          <w:ilvl w:val="0"/>
+          <w:numId w:val="10"/>
+        </w:numPr>
+      </w:pPr>
+      <w:r>
+        <w:rPr>
+          <w:b/>
+          <w:bCs/>
+        </w:rPr>
+        <w:lastRenderedPageBreak/>
+        <w:t>Configuration Check</w:t>
+      </w:r>
+      <w:r>
+        <w:t>: Ensure the nginx.conf on the frontend is correctly forwarding traffic to the backend IP on port 19999.</w:t>
+      </w:r>
+    </w:p>
+    <w:p>
+      <w:pPr>
+        <w:numPr>
+          <w:ilvl w:val="0"/>
+          <w:numId w:val="10"/>
+        </w:numPr>
+      </w:pPr>
+      <w:r>
+        <w:rPr>
+          <w:b/>
+          <w:bCs/>
+        </w:rPr>
+        <w:t>End-to-End Test</w:t>
+      </w:r>
+      <w:r>
+        <w:t xml:space="preserve">: Access the public IP of the </w:t>
+      </w:r>
+      <w:r>
+        <w:rPr>
+          <w:b/>
+          <w:bCs/>
+        </w:rPr>
+        <w:t>frontend</w:t>
+      </w:r>
+      <w:r>
+        <w:t xml:space="preserve"> VM via a web browser:</w:t>
+      </w:r>
+    </w:p>
+    <w:p>
+      <w:pPr>
+        <w:numPr>
+          <w:ilvl w:val="1"/>
+          <w:numId w:val="10"/>
+        </w:numPr>
+      </w:pPr>
+      <w:r>
+        <w:rPr>
+          <w:b/>
+          <w:bCs/>
+        </w:rPr>
+        <w:t>URL</w:t>
+      </w:r>
+      <w:r>
+        <w:t>: http://&lt;frontend-public-ip&gt;.</w:t>
+      </w:r>
+    </w:p>
+    <w:p>
+      <w:pPr>
+        <w:numPr>
+          <w:ilvl w:val="1"/>
+          <w:numId w:val="10"/>
+        </w:numPr>
+      </w:pPr>
+      <w:r>
+        <w:rPr>
+          <w:b/>
+          <w:bCs/>
+        </w:rPr>
+        <w:t>Success Criteria</w:t>
+      </w:r>
+      <w:r>
+        <w:t xml:space="preserve">: The </w:t>
+      </w:r>
+      <w:proofErr w:type="spellStart"/>
+      <w:r>
+        <w:rPr>
+          <w:b/>
+          <w:bCs/>
+        </w:rPr>
+        <w:t>Netdata</w:t>
+      </w:r>
+      <w:proofErr w:type="spellEnd"/>
+      <w:r>
+        <w:t xml:space="preserve"> dashboard should load immediately, proving the proxy is working.</w:t>
+      </w:r>
+    </w:p>
+    <w:p/>
+    <w:p>
+      <w:pPr>
+        <w:rPr>
+          <w:b/>
+          <w:bCs/>
+        </w:rPr>
+      </w:pPr>
+      <w:r>
+        <w:rPr>
+          <w:b/>
+          <w:bCs/>
+        </w:rPr>
+        <w:t>4. Conclusion</w:t>
+      </w:r>
+    </w:p>
+    <w:p>
+      <w:r>
+        <w:t xml:space="preserve">This project successfully demonstrates a modern </w:t>
+      </w:r>
+      <w:r>
+        <w:rPr>
+          <w:b/>
+          <w:bCs/>
+        </w:rPr>
+        <w:t>DevOps Lifecycle</w:t>
+      </w:r>
+      <w:r>
+        <w:t xml:space="preserve">. By automating the deployment, we eliminated manual configuration errors, such as the Nginx port conflicts encountered during the build process. The result is a scalable, reproducible environment that combines the speed of </w:t>
+      </w:r>
+      <w:r>
+        <w:rPr>
+          <w:b/>
+          <w:bCs/>
+        </w:rPr>
+        <w:t>Cloud Engineering</w:t>
+      </w:r>
+      <w:r>
+        <w:t xml:space="preserve"> with the monitoring visibility required for </w:t>
+      </w:r>
+      <w:r>
+        <w:rPr>
+          <w:b/>
+          <w:bCs/>
+        </w:rPr>
+        <w:t>IT Management</w:t>
+      </w:r>
+      <w:r>
+        <w:t>.</w:t>
+      </w:r>
+    </w:p>
+    <w:p>
+      <w:r>
+        <w:t xml:space="preserve"># </w:t>
+      </w:r>
+      <w:r>
+        <w:rPr>
+          <w:b/>
+          <w:bCs/>
+        </w:rPr>
+        <w:t>Update packages</w:t>
+      </w:r>
+    </w:p>
+    <w:p>
+      <w:r>
+        <w:t>sudo yum update -</w:t>
+      </w:r>
+      <w:proofErr w:type="gramStart"/>
+      <w:r>
+        <w:t>y  #</w:t>
+      </w:r>
+      <w:proofErr w:type="gramEnd"/>
+      <w:r>
+        <w:t xml:space="preserve"> If using Amazon Linux/RHEL</w:t>
+      </w:r>
+    </w:p>
+    <w:p>
+      <w:r>
+        <w:t xml:space="preserve"># OR </w:t>
+      </w:r>
+    </w:p>
+    <w:p>
+      <w:r>
+        <w:t>sudo apt update     # If using Ubuntu</w:t>
+      </w:r>
+    </w:p>
+    <w:p/>
+    <w:p>
+      <w:r>
+        <w:t xml:space="preserve"># </w:t>
+      </w:r>
+      <w:r>
+        <w:rPr>
+          <w:b/>
+          <w:bCs/>
+        </w:rPr>
+        <w:t>Install Ansible</w:t>
+      </w:r>
+    </w:p>
+    <w:p>
+      <w:r>
+        <w:t>sudo yum install ansible -y</w:t>
+      </w:r>
+    </w:p>
+    <w:p>
+      <w:r>
+        <w:t># OR</w:t>
+      </w:r>
+    </w:p>
+    <w:p>
+      <w:r>
+        <w:t>sudo apt install ansible -y</w:t>
+      </w:r>
+    </w:p>
+    <w:p/>
+    <w:p>
+      <w:r>
+        <w:t># Verify installation</w:t>
+      </w:r>
+    </w:p>
+    <w:p>
+      <w:r>
+        <w:t>ansible –version</w:t>
+      </w:r>
+    </w:p>
+    <w:p>
+      <w:r>
+        <w:lastRenderedPageBreak/>
+        <w:drawing>
+          <wp:inline distT="0" distB="0" distL="0" distR="0" wp14:anchorId="6545A749" wp14:editId="249FD4A8">
+            <wp:extent cx="5731510" cy="1934845"/>
+            <wp:effectExtent l="0" t="0" r="2540" b="8255"/>
+            <wp:docPr id="1775509259" name="Picture 1"/>
+            <wp:cNvGraphicFramePr>
+              <a:graphicFrameLocks xmlns:a="http://schemas.openxmlformats.org/drawingml/2006/main" noChangeAspect="1"/>
+            </wp:cNvGraphicFramePr>
+            <a:graphic xmlns:a="http://schemas.openxmlformats.org/drawingml/2006/main">
+              <a:graphicData uri="http://schemas.openxmlformats.org/drawingml/2006/picture">
+                <pic:pic xmlns:pic="http://schemas.openxmlformats.org/drawingml/2006/picture">
+                  <pic:nvPicPr>
+                    <pic:cNvPr id="1775509259" name=""/>
+                    <pic:cNvPicPr/>
+                  </pic:nvPicPr>
+                  <pic:blipFill>
+                    <a:blip r:embed="rId15"/>
+                    <a:stretch>
+                      <a:fillRect/>
+                    </a:stretch>
+                  </pic:blipFill>
+                  <pic:spPr>
+                    <a:xfrm>
+                      <a:off x="0" y="0"/>
+                      <a:ext cx="5731510" cy="1934845"/>
+                    </a:xfrm>
+                    <a:prstGeom prst="rect">
+                      <a:avLst/>
+                    </a:prstGeom>
+                  </pic:spPr>
+                </pic:pic>
+              </a:graphicData>
+            </a:graphic>
+          </wp:inline>
+        </w:drawing>
+      </w:r>
+    </w:p>
+    <w:p/>
+    <w:p>
+      <w:r>
+        <w:drawing>
+          <wp:inline distT="0" distB="0" distL="0" distR="0" wp14:anchorId="16BA9ED7" wp14:editId="722667EB">
+            <wp:extent cx="5731510" cy="2196465"/>
+            <wp:effectExtent l="0" t="0" r="2540" b="0"/>
+            <wp:docPr id="1546761795" name="Picture 1"/>
+            <wp:cNvGraphicFramePr>
+              <a:graphicFrameLocks xmlns:a="http://schemas.openxmlformats.org/drawingml/2006/main" noChangeAspect="1"/>
+            </wp:cNvGraphicFramePr>
+            <a:graphic xmlns:a="http://schemas.openxmlformats.org/drawingml/2006/main">
+              <a:graphicData uri="http://schemas.openxmlformats.org/drawingml/2006/picture">
+                <pic:pic xmlns:pic="http://schemas.openxmlformats.org/drawingml/2006/picture">
+                  <pic:nvPicPr>
+                    <pic:cNvPr id="1546761795" name=""/>
+                    <pic:cNvPicPr/>
+                  </pic:nvPicPr>
+                  <pic:blipFill>
+                    <a:blip r:embed="rId16"/>
+                    <a:stretch>
+                      <a:fillRect/>
+                    </a:stretch>
+                  </pic:blipFill>
+                  <pic:spPr>
+                    <a:xfrm>
+                      <a:off x="0" y="0"/>
+                      <a:ext cx="5731510" cy="2196465"/>
+                    </a:xfrm>
+                    <a:prstGeom prst="rect">
+                      <a:avLst/>
+                    </a:prstGeom>
+                  </pic:spPr>
+                </pic:pic>
+              </a:graphicData>
+            </a:graphic>
+          </wp:inline>
+        </w:drawing>
+      </w:r>
+    </w:p>
+    <w:p/>
+    <w:p>
+      <w:pPr>
+        <w:rPr>
+          <w:b/>
+          <w:bCs/>
+        </w:rPr>
+      </w:pPr>
+      <w:r>
+        <w:rPr>
+          <w:b/>
+          <w:bCs/>
+        </w:rPr>
+        <w:t>2. Verify Jenkins Permissions</w:t>
+      </w:r>
+    </w:p>
+    <w:p>
+      <w:r>
+        <w:t>Ensure the jenkins user has the rights to execute ansible. You can test this by switching to the jenkins user and checking the version:</w:t>
+      </w:r>
+    </w:p>
+    <w:p>
+      <w:r>
+        <w:t xml:space="preserve"> sudo </w:t>
+      </w:r>
+      <w:proofErr w:type="spellStart"/>
+      <w:r>
+        <w:t>su</w:t>
+      </w:r>
+      <w:proofErr w:type="spellEnd"/>
+      <w:r>
+        <w:t xml:space="preserve"> -s /bin/bash jenkins -c "ansible --version"</w:t>
+      </w:r>
+    </w:p>
+    <w:p>
+      <w:pPr>
+        <w:rPr>
+          <w:b/>
+          <w:bCs/>
+        </w:rPr>
+      </w:pPr>
+      <w:r>
+        <w:rPr>
+          <w:b/>
+          <w:bCs/>
+        </w:rPr>
+        <w:t>3. Validation</w:t>
+      </w:r>
+    </w:p>
+    <w:p>
+      <w:r>
+        <w:t>To verify the deployment is successful, perform the following checks:</w:t>
+      </w:r>
+    </w:p>
+    <w:p>
+      <w:pPr>
+        <w:numPr>
+          <w:ilvl w:val="0"/>
+          <w:numId w:val="11"/>
+        </w:numPr>
+        <w:spacing w:line="276" w:lineRule="auto"/>
+      </w:pPr>
+      <w:r>
+        <w:rPr>
+          <w:b/>
+          <w:bCs/>
+        </w:rPr>
+        <w:t>Service Connectivity</w:t>
+      </w:r>
+      <w:r>
+        <w:t>: Log into the Jenkins Controller and run ansible all -m ping -i inventory.ini to ensure all nodes are reachable.</w:t>
+      </w:r>
+    </w:p>
+    <w:p>
+      <w:pPr>
+        <w:numPr>
+          <w:ilvl w:val="0"/>
+          <w:numId w:val="11"/>
+        </w:numPr>
+        <w:spacing w:line="276" w:lineRule="auto"/>
+      </w:pPr>
+      <w:r>
+        <w:rPr>
+          <w:b/>
+          <w:bCs/>
+        </w:rPr>
+        <w:t>Configuration Check</w:t>
+      </w:r>
+      <w:r>
+        <w:t>: Ensure the nginx.conf on the frontend is correctly forwarding traffic to the backend IP on port 19999.</w:t>
+      </w:r>
+    </w:p>
+    <w:p>
+      <w:pPr>
+        <w:numPr>
+          <w:ilvl w:val="0"/>
+          <w:numId w:val="11"/>
+        </w:numPr>
+        <w:spacing w:line="276" w:lineRule="auto"/>
+      </w:pPr>
+      <w:r>
+        <w:rPr>
+          <w:b/>
+          <w:bCs/>
+        </w:rPr>
+        <w:t>End-to-End Test</w:t>
+      </w:r>
+      <w:r>
+        <w:t xml:space="preserve">: Access the public IP of the </w:t>
+      </w:r>
+      <w:r>
+        <w:rPr>
+          <w:b/>
+          <w:bCs/>
+        </w:rPr>
+        <w:t>frontend</w:t>
+      </w:r>
+      <w:r>
+        <w:t xml:space="preserve"> VM via a web browser:</w:t>
+      </w:r>
+    </w:p>
+    <w:p>
+      <w:pPr>
+        <w:numPr>
+          <w:ilvl w:val="1"/>
+          <w:numId w:val="11"/>
+        </w:numPr>
+        <w:spacing w:line="276" w:lineRule="auto"/>
+      </w:pPr>
+      <w:r>
+        <w:rPr>
+          <w:b/>
+          <w:bCs/>
+        </w:rPr>
+        <w:t>URL</w:t>
+      </w:r>
+      <w:r>
+        <w:t>: http://&lt;frontend-public-ip&gt;.</w:t>
+      </w:r>
+    </w:p>
+    <w:p>
+      <w:pPr>
+        <w:numPr>
+          <w:ilvl w:val="1"/>
+          <w:numId w:val="11"/>
+        </w:numPr>
+        <w:spacing w:line="276" w:lineRule="auto"/>
+      </w:pPr>
+      <w:r>
+        <w:rPr>
+          <w:b/>
+          <w:bCs/>
+        </w:rPr>
+        <w:lastRenderedPageBreak/>
+        <w:t>Success Criteria</w:t>
+      </w:r>
+      <w:r>
+        <w:t xml:space="preserve">: The </w:t>
+      </w:r>
+      <w:proofErr w:type="spellStart"/>
+      <w:r>
+        <w:rPr>
+          <w:b/>
+          <w:bCs/>
+        </w:rPr>
+        <w:t>Netdata</w:t>
+      </w:r>
+      <w:proofErr w:type="spellEnd"/>
+      <w:r>
+        <w:t xml:space="preserve"> dashboard should load immediately, proving the proxy is working.</w:t>
+      </w:r>
+    </w:p>
+    <w:p/>
+    <w:p>
+      <w:pPr>
+        <w:rPr>
+          <w:b/>
+          <w:bCs/>
+        </w:rPr>
+      </w:pPr>
+      <w:r>
+        <w:rPr>
+          <w:b/>
+          <w:bCs/>
+        </w:rPr>
+        <w:t>4. Conclusion</w:t>
+      </w:r>
+    </w:p>
+    <w:p>
+      <w:r>
+        <w:t xml:space="preserve">This project successfully demonstrates a modern </w:t>
+      </w:r>
+      <w:r>
+        <w:rPr>
+          <w:b/>
+          <w:bCs/>
+        </w:rPr>
+        <w:t>DevOps Lifecycle</w:t>
+      </w:r>
+      <w:r>
+        <w:t xml:space="preserve">. By automating the deployment, we eliminated manual configuration errors, such as the Nginx port conflicts encountered during the build process. The result is a scalable, reproducible environment that combines the speed of </w:t>
+      </w:r>
+      <w:r>
+        <w:rPr>
+          <w:b/>
+          <w:bCs/>
+        </w:rPr>
+        <w:t>Cloud Engineering</w:t>
+      </w:r>
+      <w:r>
+        <w:t xml:space="preserve"> with the monitoring visibility required for </w:t>
+      </w:r>
+      <w:r>
+        <w:rPr>
+          <w:b/>
+          <w:bCs/>
+        </w:rPr>
+        <w:t>IT Management</w:t>
+      </w:r>
+      <w:r>
+        <w:t>.</w:t>
+      </w:r>
+    </w:p>
+    <w:p/>
+    <w:p/>
+    <w:p>
+      <w:r>
+        <w:rPr>
+          <w:b/>
+          <w:bCs/>
+        </w:rPr>
+        <w:t>Launch your Jenkins and install aws credential plugin</w:t>
+      </w:r>
+    </w:p>
+    <w:p/>
+    <w:p>
+      <w:r>
+        <w:drawing>
+          <wp:inline distT="0" distB="0" distL="0" distR="0" wp14:anchorId="6509BE7B" wp14:editId="6BD6A619">
+            <wp:extent cx="5731510" cy="1505585"/>
+            <wp:effectExtent l="0" t="0" r="2540" b="0"/>
+            <wp:docPr id="483818099" name="Picture 1"/>
+            <wp:cNvGraphicFramePr>
+              <a:graphicFrameLocks xmlns:a="http://schemas.openxmlformats.org/drawingml/2006/main" noChangeAspect="1"/>
+            </wp:cNvGraphicFramePr>
+            <a:graphic xmlns:a="http://schemas.openxmlformats.org/drawingml/2006/main">
+              <a:graphicData uri="http://schemas.openxmlformats.org/drawingml/2006/picture">
+                <pic:pic xmlns:pic="http://schemas.openxmlformats.org/drawingml/2006/picture">
+                  <pic:nvPicPr>
+                    <pic:cNvPr id="483818099" name=""/>
+                    <pic:cNvPicPr/>
+                  </pic:nvPicPr>
+                  <pic:blipFill>
+                    <a:blip r:embed="rId17"/>
+                    <a:stretch>
+                      <a:fillRect/>
+                    </a:stretch>
+                  </pic:blipFill>
+                  <pic:spPr>
+                    <a:xfrm>
+                      <a:off x="0" y="0"/>
+                      <a:ext cx="5731510" cy="1505585"/>
+                    </a:xfrm>
+                    <a:prstGeom prst="rect">
+                      <a:avLst/>
+                    </a:prstGeom>
+                  </pic:spPr>
+                </pic:pic>
+              </a:graphicData>
+            </a:graphic>
+          </wp:inline>
+        </w:drawing>
+      </w:r>
+    </w:p>
+    <w:p/>
+    <w:p>
+      <w:r>
+        <w:drawing>
+          <wp:inline distT="0" distB="0" distL="0" distR="0" wp14:anchorId="2F5F7D64" wp14:editId="2B744D22">
+            <wp:extent cx="5731510" cy="3013710"/>
+            <wp:effectExtent l="0" t="0" r="2540" b="0"/>
+            <wp:docPr id="1116713013" name="Picture 1"/>
+            <wp:cNvGraphicFramePr>
+              <a:graphicFrameLocks xmlns:a="http://schemas.openxmlformats.org/drawingml/2006/main" noChangeAspect="1"/>
+            </wp:cNvGraphicFramePr>
+            <a:graphic xmlns:a="http://schemas.openxmlformats.org/drawingml/2006/main">
+              <a:graphicData uri="http://schemas.openxmlformats.org/drawingml/2006/picture">
+                <pic:pic xmlns:pic="http://schemas.openxmlformats.org/drawingml/2006/picture">
+                  <pic:nvPicPr>
+                    <pic:cNvPr id="1116713013" name=""/>
+                    <pic:cNvPicPr/>
+                  </pic:nvPicPr>
+                  <pic:blipFill>
+                    <a:blip r:embed="rId18"/>
+                    <a:stretch>
+                      <a:fillRect/>
+                    </a:stretch>
+                  </pic:blipFill>
+                  <pic:spPr>
+                    <a:xfrm>
+                      <a:off x="0" y="0"/>
+                      <a:ext cx="5731510" cy="3013710"/>
+                    </a:xfrm>
+                    <a:prstGeom prst="rect">
+                      <a:avLst/>
+                    </a:prstGeom>
+                  </pic:spPr>
+                </pic:pic>
+              </a:graphicData>
+            </a:graphic>
+          </wp:inline>
+        </w:drawing>
+      </w:r>
+    </w:p>
+    <w:p/>
+    <w:p>
+      <w:pPr>
+        <w:rPr>
+          <w:b/>
+          <w:bCs/>
+        </w:rPr>
+      </w:pPr>
+      <w:r>
+        <w:rPr>
+          <w:b/>
+          <w:bCs/>
+        </w:rPr>
+        <w:t>Generate access key and secret key on aws and add in Jenkins credentials</w:t>
+      </w:r>
+    </w:p>
+    <w:p>
+      <w:pPr>
+        <w:rPr>
+          <w:b/>
+          <w:bCs/>
+        </w:rPr>
+      </w:pPr>
+    </w:p>
+    <w:p>
+      <w:pPr>
+        <w:rPr>
+          <w:b/>
+          <w:bCs/>
+        </w:rPr>
+      </w:pPr>
+      <w:r>
+        <w:rPr>
+          <w:b/>
+          <w:bCs/>
+        </w:rPr>
+        <w:drawing>
+          <wp:inline distT="0" distB="0" distL="0" distR="0" wp14:anchorId="42974024" wp14:editId="195D3801">
+            <wp:extent cx="5731510" cy="2527300"/>
+            <wp:effectExtent l="0" t="0" r="2540" b="6350"/>
+            <wp:docPr id="758204259" name="Picture 1"/>
+            <wp:cNvGraphicFramePr>
+              <a:graphicFrameLocks xmlns:a="http://schemas.openxmlformats.org/drawingml/2006/main" noChangeAspect="1"/>
+            </wp:cNvGraphicFramePr>
+            <a:graphic xmlns:a="http://schemas.openxmlformats.org/drawingml/2006/main">
+              <a:graphicData uri="http://schemas.openxmlformats.org/drawingml/2006/picture">
+                <pic:pic xmlns:pic="http://schemas.openxmlformats.org/drawingml/2006/picture">
+                  <pic:nvPicPr>
+                    <pic:cNvPr id="758204259" name=""/>
+                    <pic:cNvPicPr/>
+                  </pic:nvPicPr>
+                  <pic:blipFill>
+                    <a:blip r:embed="rId19"/>
+                    <a:stretch>
+                      <a:fillRect/>
+                    </a:stretch>
+                  </pic:blipFill>
+                  <pic:spPr>
+                    <a:xfrm>
+                      <a:off x="0" y="0"/>
+                      <a:ext cx="5731510" cy="2527300"/>
+                    </a:xfrm>
+                    <a:prstGeom prst="rect">
+                      <a:avLst/>
+                    </a:prstGeom>
+                  </pic:spPr>
+                </pic:pic>
+              </a:graphicData>
+            </a:graphic>
+          </wp:inline>
+        </w:drawing>
+      </w:r>
+    </w:p>
+    <w:p>
+      <w:pPr>
+        <w:rPr>
+          <w:b/>
+          <w:bCs/>
+        </w:rPr>
+      </w:pPr>
+    </w:p>
+    <w:p>
+      <w:pPr>
+        <w:rPr>
+          <w:b/>
+          <w:bCs/>
+          <w:i/>
+          <w:iCs/>
+        </w:rPr>
+      </w:pPr>
+      <w:r>
+        <w:rPr>
+          <w:b/>
+          <w:bCs/>
+          <w:i/>
+          <w:iCs/>
+        </w:rPr>
+        <w:t xml:space="preserve">And </w:t>
+      </w:r>
+      <w:proofErr w:type="gramStart"/>
+      <w:r>
+        <w:rPr>
+          <w:b/>
+          <w:bCs/>
+          <w:i/>
+          <w:iCs/>
+        </w:rPr>
+        <w:t>also</w:t>
+      </w:r>
+      <w:proofErr w:type="gramEnd"/>
+      <w:r>
+        <w:rPr>
+          <w:b/>
+          <w:bCs/>
+          <w:i/>
+          <w:iCs/>
+        </w:rPr>
+        <w:t xml:space="preserve"> your ssh key to launch instances</w:t>
+      </w:r>
+    </w:p>
+    <w:p>
+      <w:pPr>
+        <w:rPr>
+          <w:b/>
+          <w:bCs/>
+          <w:i/>
+          <w:iCs/>
+        </w:rPr>
+      </w:pPr>
+      <w:r>
+        <w:rPr>
+          <w:b/>
+          <w:bCs/>
+          <w:i/>
+          <w:iCs/>
+        </w:rPr>
+        <w:drawing>
+          <wp:inline distT="0" distB="0" distL="0" distR="0" wp14:anchorId="5465F064" wp14:editId="2F92915A">
+            <wp:extent cx="5731510" cy="3114040"/>
+            <wp:effectExtent l="0" t="0" r="2540" b="0"/>
+            <wp:docPr id="383157929" name="Picture 1"/>
+            <wp:cNvGraphicFramePr>
+              <a:graphicFrameLocks xmlns:a="http://schemas.openxmlformats.org/drawingml/2006/main" noChangeAspect="1"/>
+            </wp:cNvGraphicFramePr>
+            <a:graphic xmlns:a="http://schemas.openxmlformats.org/drawingml/2006/main">
+              <a:graphicData uri="http://schemas.openxmlformats.org/drawingml/2006/picture">
+                <pic:pic xmlns:pic="http://schemas.openxmlformats.org/drawingml/2006/picture">
+                  <pic:nvPicPr>
+                    <pic:cNvPr id="383157929" name=""/>
+                    <pic:cNvPicPr/>
+                  </pic:nvPicPr>
+                  <pic:blipFill>
+                    <a:blip r:embed="rId20"/>
+                    <a:stretch>
+                      <a:fillRect/>
+                    </a:stretch>
+                  </pic:blipFill>
+                  <pic:spPr>
+                    <a:xfrm>
+                      <a:off x="0" y="0"/>
+                      <a:ext cx="5731510" cy="3114040"/>
+                    </a:xfrm>
+                    <a:prstGeom prst="rect">
+                      <a:avLst/>
+                    </a:prstGeom>
+                  </pic:spPr>
+                </pic:pic>
+              </a:graphicData>
+            </a:graphic>
+          </wp:inline>
+        </w:drawing>
+      </w:r>
+    </w:p>
+    <w:p>
+      <w:pPr>
+        <w:rPr>
+          <w:b/>
+          <w:bCs/>
+          <w:i/>
+          <w:iCs/>
+        </w:rPr>
+      </w:pPr>
+    </w:p>
+    <w:p>
+      <w:pPr>
+        <w:rPr>
+          <w:b/>
+          <w:bCs/>
+          <w:i/>
+          <w:iCs/>
+        </w:rPr>
+      </w:pPr>
+      <w:r>
+        <w:rPr>
+          <w:b/>
+          <w:bCs/>
+          <w:i/>
+          <w:iCs/>
+        </w:rPr>
+        <w:t>Update the security groups with 19999 port number</w:t>
+      </w:r>
+    </w:p>
+    <w:p>
+      <w:pPr>
+        <w:rPr>
+          <w:b/>
+          <w:bCs/>
+          <w:i/>
+          <w:iCs/>
+        </w:rPr>
+      </w:pPr>
+    </w:p>
+    <w:p>
+      <w:pPr>
+        <w:rPr>
+          <w:b/>
+          <w:bCs/>
+        </w:rPr>
+      </w:pPr>
+      <w:r>
+        <w:rPr>
+          <w:b/>
+          <w:bCs/>
+        </w:rPr>
+        <w:lastRenderedPageBreak/>
+        <w:drawing>
+          <wp:inline distT="0" distB="0" distL="0" distR="0" wp14:anchorId="1321E3B4" wp14:editId="1AC03B70">
+            <wp:extent cx="5731510" cy="2258695"/>
+            <wp:effectExtent l="0" t="0" r="2540" b="8255"/>
+            <wp:docPr id="570744920" name="Picture 1"/>
+            <wp:cNvGraphicFramePr>
+              <a:graphicFrameLocks xmlns:a="http://schemas.openxmlformats.org/drawingml/2006/main" noChangeAspect="1"/>
+            </wp:cNvGraphicFramePr>
+            <a:graphic xmlns:a="http://schemas.openxmlformats.org/drawingml/2006/main">
+              <a:graphicData uri="http://schemas.openxmlformats.org/drawingml/2006/picture">
+                <pic:pic xmlns:pic="http://schemas.openxmlformats.org/drawingml/2006/picture">
+                  <pic:nvPicPr>
+                    <pic:cNvPr id="570744920" name=""/>
+                    <pic:cNvPicPr/>
+                  </pic:nvPicPr>
+                  <pic:blipFill>
+                    <a:blip r:embed="rId21"/>
+                    <a:stretch>
+                      <a:fillRect/>
+                    </a:stretch>
+                  </pic:blipFill>
+                  <pic:spPr>
+                    <a:xfrm>
+                      <a:off x="0" y="0"/>
+                      <a:ext cx="5731510" cy="2258695"/>
+                    </a:xfrm>
+                    <a:prstGeom prst="rect">
+                      <a:avLst/>
+                    </a:prstGeom>
+                  </pic:spPr>
+                </pic:pic>
+              </a:graphicData>
+            </a:graphic>
+          </wp:inline>
+        </w:drawing>
+      </w:r>
+    </w:p>
+    <w:p>
+      <w:pPr>
+        <w:rPr>
+          <w:b/>
+          <w:bCs/>
+        </w:rPr>
+      </w:pPr>
+    </w:p>
+    <w:p>
+      <w:pPr>
+        <w:rPr>
+          <w:b/>
+          <w:bCs/>
+          <w:i/>
+          <w:iCs/>
+        </w:rPr>
+      </w:pPr>
+      <w:r>
+        <w:rPr>
+          <w:b/>
+          <w:bCs/>
+          <w:i/>
+          <w:iCs/>
+        </w:rPr>
+        <w:t xml:space="preserve">Create 3 files called </w:t>
+      </w:r>
+      <w:proofErr w:type="gramStart"/>
+      <w:r>
+        <w:rPr>
+          <w:b/>
+          <w:bCs/>
+          <w:i/>
+          <w:iCs/>
+        </w:rPr>
+        <w:t>main.tf ,</w:t>
+      </w:r>
+      <w:proofErr w:type="gramEnd"/>
+      <w:r>
+        <w:rPr>
+          <w:b/>
+          <w:bCs/>
+          <w:i/>
+          <w:iCs/>
+        </w:rPr>
+        <w:t xml:space="preserve"> Jenkinsfile, and </w:t>
+      </w:r>
+      <w:proofErr w:type="spellStart"/>
+      <w:r>
+        <w:rPr>
+          <w:b/>
+          <w:bCs/>
+          <w:i/>
+          <w:iCs/>
+        </w:rPr>
+        <w:t>setup.yml</w:t>
+      </w:r>
+      <w:proofErr w:type="spellEnd"/>
+      <w:r>
+        <w:rPr>
+          <w:b/>
+          <w:bCs/>
+          <w:i/>
+          <w:iCs/>
+        </w:rPr>
+        <w:t xml:space="preserve"> file and push to git hub</w:t>
+      </w:r>
+    </w:p>
+    <w:p>
+      <w:pPr>
+        <w:rPr>
+          <w:b/>
+          <w:bCs/>
+        </w:rPr>
+      </w:pPr>
+    </w:p>
+    <w:p>
+      <w:pPr>
+        <w:rPr>
+          <w:b/>
+          <w:bCs/>
+          <w:i/>
+          <w:iCs/>
+        </w:rPr>
+      </w:pPr>
+      <w:r>
+        <w:rPr>
+          <w:b/>
+          <w:bCs/>
+          <w:i/>
+          <w:iCs/>
+        </w:rPr>
+        <w:t xml:space="preserve">Create a </w:t>
+      </w:r>
+      <w:proofErr w:type="gramStart"/>
+      <w:r>
+        <w:rPr>
+          <w:b/>
+          <w:bCs/>
+          <w:i/>
+          <w:iCs/>
+        </w:rPr>
+        <w:t>pipeline based</w:t>
+      </w:r>
+      <w:proofErr w:type="gramEnd"/>
+      <w:r>
+        <w:rPr>
+          <w:b/>
+          <w:bCs/>
+          <w:i/>
+          <w:iCs/>
+        </w:rPr>
+        <w:t xml:space="preserve"> job and in </w:t>
+      </w:r>
+      <w:proofErr w:type="spellStart"/>
+      <w:r>
+        <w:rPr>
+          <w:b/>
+          <w:bCs/>
+          <w:i/>
+          <w:iCs/>
+        </w:rPr>
+        <w:t>definations</w:t>
+      </w:r>
+      <w:proofErr w:type="spellEnd"/>
+      <w:r>
+        <w:rPr>
+          <w:b/>
+          <w:bCs/>
+          <w:i/>
+          <w:iCs/>
+        </w:rPr>
+        <w:t xml:space="preserve"> select pipeline from scm and add the git hub link and </w:t>
+      </w:r>
+      <w:proofErr w:type="spellStart"/>
+      <w:r>
+        <w:rPr>
+          <w:b/>
+          <w:bCs/>
+          <w:i/>
+          <w:iCs/>
+        </w:rPr>
+        <w:t>procees</w:t>
+      </w:r>
+      <w:proofErr w:type="spellEnd"/>
+      <w:r>
+        <w:rPr>
+          <w:b/>
+          <w:bCs/>
+          <w:i/>
+          <w:iCs/>
+        </w:rPr>
+        <w:t xml:space="preserve"> to save</w:t>
+      </w:r>
+    </w:p>
+    <w:p>
+      <w:pPr>
+        <w:rPr>
+          <w:b/>
+          <w:bCs/>
+        </w:rPr>
+      </w:pPr>
+      <w:r>
+        <w:rPr>
+          <w:b/>
+          <w:bCs/>
+        </w:rPr>
+        <w:drawing>
+          <wp:inline distT="0" distB="0" distL="0" distR="0" wp14:anchorId="0E88D7BE" wp14:editId="379C85AB">
+            <wp:extent cx="5731510" cy="3172460"/>
+            <wp:effectExtent l="0" t="0" r="2540" b="8890"/>
+            <wp:docPr id="2069837803" name="Picture 1"/>
+            <wp:cNvGraphicFramePr>
+              <a:graphicFrameLocks xmlns:a="http://schemas.openxmlformats.org/drawingml/2006/main" noChangeAspect="1"/>
+            </wp:cNvGraphicFramePr>
+            <a:graphic xmlns:a="http://schemas.openxmlformats.org/drawingml/2006/main">
+              <a:graphicData uri="http://schemas.openxmlformats.org/drawingml/2006/picture">
+                <pic:pic xmlns:pic="http://schemas.openxmlformats.org/drawingml/2006/picture">
+                  <pic:nvPicPr>
+                    <pic:cNvPr id="2069837803" name=""/>
+                    <pic:cNvPicPr/>
+                  </pic:nvPicPr>
+                  <pic:blipFill>
+                    <a:blip r:embed="rId22"/>
+                    <a:stretch>
+                      <a:fillRect/>
+                    </a:stretch>
+                  </pic:blipFill>
+                  <pic:spPr>
+                    <a:xfrm>
+                      <a:off x="0" y="0"/>
+                      <a:ext cx="5731510" cy="3172460"/>
+                    </a:xfrm>
+                    <a:prstGeom prst="rect">
+                      <a:avLst/>
+                    </a:prstGeom>
+                  </pic:spPr>
+                </pic:pic>
+              </a:graphicData>
+            </a:graphic>
+          </wp:inline>
+        </w:drawing>
+      </w:r>
+    </w:p>
+    <w:p>
+      <w:pPr>
+        <w:rPr>
+          <w:b/>
+          <w:bCs/>
+        </w:rPr>
+      </w:pPr>
+    </w:p>
+    <w:p>
+      <w:pPr>
+        <w:rPr>
+          <w:b/>
+          <w:bCs/>
+        </w:rPr>
+      </w:pPr>
+      <w:r>
+        <w:rPr>
+          <w:b/>
+          <w:bCs/>
+        </w:rPr>
+        <w:lastRenderedPageBreak/>
+        <w:drawing>
+          <wp:inline distT="0" distB="0" distL="0" distR="0" wp14:anchorId="38D4BBF5" wp14:editId="2F4E4D01">
+            <wp:extent cx="5731510" cy="2966085"/>
+            <wp:effectExtent l="0" t="0" r="2540" b="5715"/>
+            <wp:docPr id="945814669" name="Picture 1"/>
+            <wp:cNvGraphicFramePr>
+              <a:graphicFrameLocks xmlns:a="http://schemas.openxmlformats.org/drawingml/2006/main" noChangeAspect="1"/>
+            </wp:cNvGraphicFramePr>
+            <a:graphic xmlns:a="http://schemas.openxmlformats.org/drawingml/2006/main">
+              <a:graphicData uri="http://schemas.openxmlformats.org/drawingml/2006/picture">
+                <pic:pic xmlns:pic="http://schemas.openxmlformats.org/drawingml/2006/picture">
+                  <pic:nvPicPr>
+                    <pic:cNvPr id="945814669" name=""/>
+                    <pic:cNvPicPr/>
+                  </pic:nvPicPr>
+                  <pic:blipFill>
+                    <a:blip r:embed="rId23"/>
+                    <a:stretch>
+                      <a:fillRect/>
+                    </a:stretch>
+                  </pic:blipFill>
+                  <pic:spPr>
+                    <a:xfrm>
+                      <a:off x="0" y="0"/>
+                      <a:ext cx="5731510" cy="2966085"/>
+                    </a:xfrm>
+                    <a:prstGeom prst="rect">
+                      <a:avLst/>
+                    </a:prstGeom>
+                  </pic:spPr>
+                </pic:pic>
+              </a:graphicData>
+            </a:graphic>
+          </wp:inline>
+        </w:drawing>
+      </w:r>
+    </w:p>
+    <w:p>
+      <w:pPr>
+        <w:rPr>
+          <w:b/>
+          <w:bCs/>
+        </w:rPr>
+      </w:pPr>
+    </w:p>
+    <w:p>
+      <w:pPr>
+        <w:rPr>
+          <w:b/>
+          <w:bCs/>
+        </w:rPr>
+      </w:pPr>
+    </w:p>
+    <w:p>
+      <w:r>
+        <w:rPr>
+          <w:noProof/>
+        </w:rPr>
+        <w:drawing>
+          <wp:inline distT="0" distB="0" distL="0" distR="0" wp14:anchorId="78E15393" wp14:editId="01B6A2CC">
+            <wp:extent cx="5731510" cy="3030855"/>
+            <wp:effectExtent l="0" t="0" r="2540" b="0"/>
+            <wp:docPr id="301022923" name="Picture 1"/>
+            <wp:cNvGraphicFramePr>
+              <a:graphicFrameLocks xmlns:a="http://schemas.openxmlformats.org/drawingml/2006/main" noChangeAspect="1"/>
+            </wp:cNvGraphicFramePr>
+            <a:graphic xmlns:a="http://schemas.openxmlformats.org/drawingml/2006/main">
+              <a:graphicData uri="http://schemas.openxmlformats.org/drawingml/2006/picture">
+                <pic:pic xmlns:pic="http://schemas.openxmlformats.org/drawingml/2006/picture">
+                  <pic:nvPicPr>
+                    <pic:cNvPr id="301022923" name="Picture 1"/>
+                    <pic:cNvPicPr>
+                      <a:picLocks noChangeAspect="1"/>
+                    </pic:cNvPicPr>
+                  </pic:nvPicPr>
+                  <pic:blipFill>
+                    <a:blip r:embed="rId24"/>
+                    <a:stretch>
+                      <a:fillRect/>
+                    </a:stretch>
+                  </pic:blipFill>
+                  <pic:spPr>
+                    <a:xfrm>
+                      <a:off x="0" y="0"/>
+                      <a:ext cx="5731510" cy="3030855"/>
+                    </a:xfrm>
+                    <a:prstGeom prst="rect">
+                      <a:avLst/>
+                    </a:prstGeom>
+                  </pic:spPr>
+                </pic:pic>
+              </a:graphicData>
+            </a:graphic>
+          </wp:inline>
+        </w:drawing>
+      </w:r>
+    </w:p>
+    <w:p/>
+    <w:p>
+      <w:pPr>
+        <w:rPr>
+          <w:i/>
+          <w:iCs/>
+        </w:rPr>
+      </w:pPr>
+      <w:r>
+        <w:rPr>
+          <w:i/>
+          <w:iCs/>
+        </w:rPr>
+        <w:t xml:space="preserve">Output From frontend public ip </w:t>
+      </w:r>
+    </w:p>
+    <w:p>
+      <w:pPr>
+        <w:rPr>
+          <w:i/>
+          <w:iCs/>
+        </w:rPr>
+      </w:pPr>
+      <w:r>
+        <w:rPr>
+          <w:i/>
+        </w:rPr>
+        <w:lastRenderedPageBreak/>
+        <w:drawing>
+          <wp:inline distT="0" distB="0" distL="0" distR="0" wp14:anchorId="63DF9E39" wp14:editId="666199EE">
+            <wp:extent cx="5727700" cy="2940050"/>
+            <wp:effectExtent l="0" t="0" r="6350" b="0"/>
+            <wp:docPr id="432172059" name="Picture 2"/>
+            <wp:cNvGraphicFramePr>
+              <a:graphicFrameLocks xmlns:a="http://schemas.openxmlformats.org/drawingml/2006/main" noChangeAspect="1"/>
+            </wp:cNvGraphicFramePr>
+            <a:graphic xmlns:a="http://schemas.openxmlformats.org/drawingml/2006/main">
+              <a:graphicData uri="http://schemas.openxmlformats.org/drawingml/2006/picture">
+                <pic:pic xmlns:pic="http://schemas.openxmlformats.org/drawingml/2006/picture">
+                  <pic:nvPicPr>
+                    <pic:cNvPr id="0" name="Picture 1"/>
+                    <pic:cNvPicPr>
+                      <a:picLocks noChangeAspect="1" noChangeArrowheads="1"/>
+                    </pic:cNvPicPr>
+                  </pic:nvPicPr>
+                  <pic:blipFill>
+                    <a:blip r:embed="rId25" cstate="print">
+                      <a:extLst>
+                        <a:ext uri="{28A0092B-C50C-407E-A947-70E740481C1C}">
+                          <a14:useLocalDpi xmlns:a14="http://schemas.microsoft.com/office/drawing/2010/main" val="0"/>
+                        </a:ext>
+                      </a:extLst>
+                    </a:blip>
+                    <a:srcRect/>
+                    <a:stretch>
+                      <a:fillRect/>
+                    </a:stretch>
+                  </pic:blipFill>
+                  <pic:spPr bwMode="auto">
+                    <a:xfrm>
+                      <a:off x="0" y="0"/>
+                      <a:ext cx="5727700" cy="2940050"/>
+                    </a:xfrm>
+                    <a:prstGeom prst="rect">
+                      <a:avLst/>
+                    </a:prstGeom>
+                    <a:noFill/>
+                    <a:ln>
+                      <a:noFill/>
+                    </a:ln>
+                  </pic:spPr>
+                </pic:pic>
+              </a:graphicData>
+            </a:graphic>
+          </wp:inline>
+        </w:drawing>
+      </w:r>
+    </w:p>
+    <w:p/>
+    <w:p/>
+    <w:p>
+      <w:pPr>
+        <w:rPr>
+          <w:i/>
+          <w:iCs/>
+        </w:rPr>
+      </w:pPr>
+      <w:r>
+        <w:rPr>
+          <w:i/>
+          <w:iCs/>
+        </w:rPr>
+        <w:t>Output from backend public ip</w:t>
+      </w:r>
+    </w:p>
+    <w:p>
+      <w:pPr>
+        <w:rPr>
+          <w:i/>
+          <w:iCs/>
+        </w:rPr>
+      </w:pPr>
+      <w:r>
+        <w:rPr>
+          <w:i/>
+        </w:rPr>
+        <w:drawing>
+          <wp:inline distT="0" distB="0" distL="0" distR="0" wp14:anchorId="48967578" wp14:editId="50484676">
+            <wp:extent cx="5727700" cy="2876550"/>
+            <wp:effectExtent l="0" t="0" r="6350" b="0"/>
+            <wp:docPr id="1899852684" name="Picture 4"/>
+            <wp:cNvGraphicFramePr>
+              <a:graphicFrameLocks xmlns:a="http://schemas.openxmlformats.org/drawingml/2006/main" noChangeAspect="1"/>
+            </wp:cNvGraphicFramePr>
+            <a:graphic xmlns:a="http://schemas.openxmlformats.org/drawingml/2006/main">
+              <a:graphicData uri="http://schemas.openxmlformats.org/drawingml/2006/picture">
+                <pic:pic xmlns:pic="http://schemas.openxmlformats.org/drawingml/2006/picture">
+                  <pic:nvPicPr>
+                    <pic:cNvPr id="0" name="Picture 1"/>
+                    <pic:cNvPicPr>
+                      <a:picLocks noChangeAspect="1" noChangeArrowheads="1"/>
+                    </pic:cNvPicPr>
+                  </pic:nvPicPr>
+                  <pic:blipFill>
+                    <a:blip r:embed="rId26" cstate="print">
+                      <a:extLst>
+                        <a:ext uri="{28A0092B-C50C-407E-A947-70E740481C1C}">
+                          <a14:useLocalDpi xmlns:a14="http://schemas.microsoft.com/office/drawing/2010/main" val="0"/>
+                        </a:ext>
+                      </a:extLst>
+                    </a:blip>
+                    <a:srcRect/>
+                    <a:stretch>
+                      <a:fillRect/>
+                    </a:stretch>
+                  </pic:blipFill>
+                  <pic:spPr bwMode="auto">
+                    <a:xfrm>
+                      <a:off x="0" y="0"/>
+                      <a:ext cx="5727700" cy="2876550"/>
+                    </a:xfrm>
+                    <a:prstGeom prst="rect">
+                      <a:avLst/>
+                    </a:prstGeom>
+                    <a:noFill/>
+                    <a:ln>
+                      <a:noFill/>
+                    </a:ln>
+                  </pic:spPr>
+                </pic:pic>
+              </a:graphicData>
+            </a:graphic>
+          </wp:inline>
+        </w:drawing>
+      </w:r>
+    </w:p>
+    <w:p>
+      <w:pPr>
+        <w:rPr>
+          <w:i/>
+          <w:iCs/>
+        </w:rPr>
+      </w:pPr>
+    </w:p>
+    <w:p>
+      <w:pPr>
+        <w:rPr>
+          <w:i/>
+          <w:iCs/>
+        </w:rPr>
+      </w:pPr>
+      <w:r>
+        <w:rPr>
+          <w:i/>
+          <w:iCs/>
+        </w:rPr>
+        <w:t xml:space="preserve">My git hub repo link :: </w:t>
+      </w:r>
+      <w:hyperlink r:id="rId27" w:history="1">
+        <w:r>
+          <w:rPr>
+            <w:rStyle w:val="Hyperlink"/>
+            <w:i/>
+            <w:iCs/>
+          </w:rPr>
+          <w:t>https://github.com/</w:t>
+        </w:r>
+        <w:r>
+          <w:rPr>
+            <w:rStyle w:val="Hyperlink"/>
+            <w:i/>
+            <w:iCs/>
+          </w:rPr>
+          <w:t>saivicky123</w:t>
+        </w:r>
+        <w:r>
+          <w:rPr>
+            <w:rStyle w:val="Hyperlink"/>
+            <w:i/>
+            <w:iCs/>
+          </w:rPr>
+          <w:t>/ansible-challange.git</w:t>
+        </w:r>
+      </w:hyperlink>
+    </w:p>
+    <w:p>
+      <w:pPr>
+        <w:rPr>
+          <w:i/>
+          <w:iCs/>
+        </w:rPr>
+      </w:pPr>
+      <w:proofErr w:type="gramStart"/>
+      <w:r>
+        <w:rPr>
+          <w:i/>
+          <w:iCs/>
+        </w:rPr>
+        <w:t>Syntax::</w:t>
+      </w:r>
+      <w:proofErr w:type="gramEnd"/>
+    </w:p>
+    <w:p>
+      <w:pPr>
+        <w:rPr>
+          <w:i/>
+          <w:iCs/>
+        </w:rPr>
+      </w:pPr>
+      <w:r>
+        <w:rPr>
+          <w:i/>
+          <w:iCs/>
+        </w:rPr>
+        <w:t>Main.tf</w:t>
+      </w:r>
+    </w:p>
+    <w:p>
+      <w:pPr>
+        <w:rPr>
+          <w:i/>
+          <w:iCs/>
+        </w:rPr>
+      </w:pPr>
+      <w:r>
+        <w:rPr>
+          <w:i/>
+          <w:iCs/>
+        </w:rPr>
+        <w:t>provider "aws" {</w:t>
+      </w:r>
+    </w:p>
+    <w:p>
+      <w:pPr>
+        <w:rPr>
+          <w:i/>
+          <w:iCs/>
+        </w:rPr>
+      </w:pPr>
+      <w:r>
+        <w:rPr>
+          <w:i/>
+          <w:iCs/>
+        </w:rPr>
+        <w:t xml:space="preserve">  region = "us-east-1"</w:t>
+      </w:r>
+    </w:p>
+    <w:p>
+      <w:pPr>
+        <w:rPr>
+          <w:i/>
+          <w:iCs/>
+        </w:rPr>
+      </w:pPr>
+      <w:r>
+        <w:rPr>
+          <w:i/>
+          <w:iCs/>
+        </w:rPr>
+        <w:lastRenderedPageBreak/>
+        <w:t>}</w:t>
+      </w:r>
+    </w:p>
+    <w:p>
+      <w:pPr>
+        <w:rPr>
+          <w:i/>
+          <w:iCs/>
+        </w:rPr>
+      </w:pPr>
+      <w:r>
+        <w:rPr>
+          <w:i/>
+          <w:iCs/>
+        </w:rPr>
+        <w:t># First VM: Amazon Linux</w:t>
+      </w:r>
+    </w:p>
+    <w:p>
+      <w:pPr>
+        <w:rPr>
+          <w:i/>
+          <w:iCs/>
+        </w:rPr>
+      </w:pPr>
+      <w:r>
+        <w:rPr>
+          <w:i/>
+          <w:iCs/>
+        </w:rPr>
+        <w:t>resource "aws_instance" "</w:t>
+      </w:r>
+      <w:proofErr w:type="spellStart"/>
+      <w:r>
+        <w:rPr>
+          <w:i/>
+          <w:iCs/>
+        </w:rPr>
+        <w:t>amazon_linux_vm</w:t>
+      </w:r>
+      <w:proofErr w:type="spellEnd"/>
+      <w:r>
+        <w:rPr>
+          <w:i/>
+          <w:iCs/>
+        </w:rPr>
+        <w:t>" {</w:t>
+      </w:r>
+    </w:p>
+    <w:p>
+      <w:pPr>
+        <w:rPr>
+          <w:i/>
+          <w:iCs/>
+        </w:rPr>
+      </w:pPr>
+      <w:r>
+        <w:rPr>
+          <w:i/>
+          <w:iCs/>
+        </w:rPr>
+        <w:t xml:space="preserve">  ami           = "ami-0532be01f26a3de55" # Amazon Linux 2 AMI ID</w:t>
+      </w:r>
+    </w:p>
+    <w:p>
+      <w:pPr>
+        <w:rPr>
+          <w:i/>
+          <w:iCs/>
+        </w:rPr>
+      </w:pPr>
+      <w:r>
+        <w:rPr>
+          <w:i/>
+          <w:iCs/>
+        </w:rPr>
+        <w:t xml:space="preserve">  </w:t>
+      </w:r>
+      <w:proofErr w:type="spellStart"/>
+      <w:r>
+        <w:rPr>
+          <w:i/>
+          <w:iCs/>
+        </w:rPr>
+        <w:t>instance_type</w:t>
+      </w:r>
+      <w:proofErr w:type="spellEnd"/>
+      <w:r>
+        <w:rPr>
+          <w:i/>
+          <w:iCs/>
+        </w:rPr>
+        <w:t xml:space="preserve"> = "t</w:t>
+      </w:r>
+      <w:proofErr w:type="gramStart"/>
+      <w:r>
+        <w:rPr>
+          <w:i/>
+          <w:iCs/>
+        </w:rPr>
+        <w:t>3.micro</w:t>
+      </w:r>
+      <w:proofErr w:type="gramEnd"/>
+      <w:r>
+        <w:rPr>
+          <w:i/>
+          <w:iCs/>
+        </w:rPr>
+        <w:t>"</w:t>
+      </w:r>
+    </w:p>
+    <w:p>
+      <w:pPr>
+        <w:rPr>
+          <w:i/>
+          <w:iCs/>
+        </w:rPr>
+      </w:pPr>
+      <w:r>
+        <w:rPr>
+          <w:i/>
+          <w:iCs/>
+        </w:rPr>
+        <w:t xml:space="preserve">  </w:t>
+      </w:r>
+      <w:proofErr w:type="spellStart"/>
+      <w:r>
+        <w:rPr>
+          <w:i/>
+          <w:iCs/>
+        </w:rPr>
+        <w:t>key_name</w:t>
+      </w:r>
+      <w:proofErr w:type="spellEnd"/>
+      <w:r>
+        <w:rPr>
+          <w:i/>
+          <w:iCs/>
+        </w:rPr>
+        <w:t xml:space="preserve">      = "</w:t>
+      </w:r>
+      <w:proofErr w:type="spellStart"/>
+      <w:r>
+        <w:rPr>
+          <w:i/>
+          <w:iCs/>
+        </w:rPr>
+        <w:t>sshless</w:t>
+      </w:r>
+      <w:proofErr w:type="spellEnd"/>
+      <w:r>
+        <w:rPr>
+          <w:i/>
+          <w:iCs/>
+        </w:rPr>
+        <w:t xml:space="preserve">" </w:t>
+      </w:r>
+    </w:p>
+    <w:p>
+      <w:pPr>
+        <w:rPr>
+          <w:i/>
+          <w:iCs/>
+        </w:rPr>
+      </w:pPr>
+    </w:p>
+    <w:p>
+      <w:pPr>
+        <w:rPr>
+          <w:i/>
+          <w:iCs/>
+        </w:rPr>
+      </w:pPr>
+      <w:r>
+        <w:rPr>
+          <w:i/>
+          <w:iCs/>
+        </w:rPr>
+        <w:t xml:space="preserve">  tags = {</w:t>
+      </w:r>
+    </w:p>
+    <w:p>
+      <w:pPr>
+        <w:rPr>
+          <w:i/>
+          <w:iCs/>
+        </w:rPr>
+      </w:pPr>
+      <w:r>
+        <w:rPr>
+          <w:i/>
+          <w:iCs/>
+        </w:rPr>
+        <w:t xml:space="preserve">    Name = "c</w:t>
+      </w:r>
+      <w:proofErr w:type="gramStart"/>
+      <w:r>
+        <w:rPr>
+          <w:i/>
+          <w:iCs/>
+        </w:rPr>
+        <w:t>8.local</w:t>
+      </w:r>
+      <w:proofErr w:type="gramEnd"/>
+      <w:r>
+        <w:rPr>
+          <w:i/>
+          <w:iCs/>
+        </w:rPr>
+        <w:t>"</w:t>
+      </w:r>
+    </w:p>
+    <w:p>
+      <w:pPr>
+        <w:rPr>
+          <w:i/>
+          <w:iCs/>
+        </w:rPr>
+      </w:pPr>
+      <w:r>
+        <w:rPr>
+          <w:i/>
+          <w:iCs/>
+        </w:rPr>
+        <w:t xml:space="preserve">  }</w:t>
+      </w:r>
+    </w:p>
+    <w:p>
+      <w:pPr>
+        <w:rPr>
+          <w:i/>
+          <w:iCs/>
+        </w:rPr>
+      </w:pPr>
+    </w:p>
+    <w:p>
+      <w:pPr>
+        <w:rPr>
+          <w:i/>
+          <w:iCs/>
+        </w:rPr>
+      </w:pPr>
+      <w:r>
+        <w:rPr>
+          <w:i/>
+          <w:iCs/>
+        </w:rPr>
+        <w:t xml:space="preserve">  </w:t>
+      </w:r>
+      <w:proofErr w:type="spellStart"/>
+      <w:r>
+        <w:rPr>
+          <w:i/>
+          <w:iCs/>
+        </w:rPr>
+        <w:t>user_data</w:t>
+      </w:r>
+      <w:proofErr w:type="spellEnd"/>
+      <w:r>
+        <w:rPr>
+          <w:i/>
+          <w:iCs/>
+        </w:rPr>
+        <w:t xml:space="preserve"> = &lt;&lt;-EOF</w:t>
+      </w:r>
+    </w:p>
+    <w:p>
+      <w:pPr>
+        <w:rPr>
+          <w:i/>
+          <w:iCs/>
+        </w:rPr>
+      </w:pPr>
+      <w:r>
+        <w:rPr>
+          <w:i/>
+          <w:iCs/>
+        </w:rPr>
+        <w:t xml:space="preserve">              </w:t>
+      </w:r>
+      <w:proofErr w:type="gramStart"/>
+      <w:r>
+        <w:rPr>
+          <w:i/>
+          <w:iCs/>
+        </w:rPr>
+        <w:t>#!/</w:t>
+      </w:r>
+      <w:proofErr w:type="gramEnd"/>
+      <w:r>
+        <w:rPr>
+          <w:i/>
+          <w:iCs/>
+        </w:rPr>
+        <w:t>bin/bash</w:t>
+      </w:r>
+    </w:p>
+    <w:p>
+      <w:pPr>
+        <w:rPr>
+          <w:i/>
+          <w:iCs/>
+        </w:rPr>
+      </w:pPr>
+      <w:r>
+        <w:rPr>
+          <w:i/>
+          <w:iCs/>
+        </w:rPr>
+        <w:t xml:space="preserve">              </w:t>
+      </w:r>
+      <w:proofErr w:type="spellStart"/>
+      <w:r>
+        <w:rPr>
+          <w:i/>
+          <w:iCs/>
+        </w:rPr>
+        <w:t>hostnamectl</w:t>
+      </w:r>
+      <w:proofErr w:type="spellEnd"/>
+      <w:r>
+        <w:rPr>
+          <w:i/>
+          <w:iCs/>
+        </w:rPr>
+        <w:t xml:space="preserve"> set-hostname c</w:t>
+      </w:r>
+      <w:proofErr w:type="gramStart"/>
+      <w:r>
+        <w:rPr>
+          <w:i/>
+          <w:iCs/>
+        </w:rPr>
+        <w:t>8.local</w:t>
+      </w:r>
+      <w:proofErr w:type="gramEnd"/>
+    </w:p>
+    <w:p>
+      <w:pPr>
+        <w:rPr>
+          <w:i/>
+          <w:iCs/>
+        </w:rPr>
+      </w:pPr>
+      <w:r>
+        <w:rPr>
+          <w:i/>
+          <w:iCs/>
+        </w:rPr>
+        <w:t xml:space="preserve">              EOF</w:t>
+      </w:r>
+    </w:p>
+    <w:p>
+      <w:pPr>
+        <w:rPr>
+          <w:i/>
+          <w:iCs/>
+        </w:rPr>
+      </w:pPr>
+      <w:r>
+        <w:rPr>
+          <w:i/>
+          <w:iCs/>
+        </w:rPr>
+        <w:t>}</w:t>
+      </w:r>
+    </w:p>
+    <w:p>
+      <w:pPr>
+        <w:rPr>
+          <w:i/>
+          <w:iCs/>
+        </w:rPr>
+      </w:pPr>
+    </w:p>
+    <w:p>
+      <w:pPr>
+        <w:rPr>
+          <w:i/>
+          <w:iCs/>
+        </w:rPr>
+      </w:pPr>
+      <w:r>
+        <w:rPr>
+          <w:i/>
+          <w:iCs/>
+        </w:rPr>
+        <w:t xml:space="preserve"># Second VM: Ubuntu 21.04 </w:t>
+      </w:r>
+    </w:p>
+    <w:p>
+      <w:pPr>
+        <w:rPr>
+          <w:i/>
+          <w:iCs/>
+        </w:rPr>
+      </w:pPr>
+      <w:r>
+        <w:rPr>
+          <w:i/>
+          <w:iCs/>
+        </w:rPr>
+        <w:t>resource "aws_instance" "</w:t>
+      </w:r>
+      <w:proofErr w:type="spellStart"/>
+      <w:r>
+        <w:rPr>
+          <w:i/>
+          <w:iCs/>
+        </w:rPr>
+        <w:t>ubuntu_vm</w:t>
+      </w:r>
+      <w:proofErr w:type="spellEnd"/>
+      <w:r>
+        <w:rPr>
+          <w:i/>
+          <w:iCs/>
+        </w:rPr>
+        <w:t>" {</w:t>
+      </w:r>
+    </w:p>
+    <w:p>
+      <w:pPr>
+        <w:rPr>
+          <w:i/>
+          <w:iCs/>
+        </w:rPr>
+      </w:pPr>
+      <w:r>
+        <w:rPr>
+          <w:i/>
+          <w:iCs/>
+        </w:rPr>
+        <w:t xml:space="preserve">  ami           = "ami-0b6c6ebed2801a5cb" # Ubuntu 22.04 AMI ID</w:t>
+      </w:r>
+    </w:p>
+    <w:p>
+      <w:pPr>
+        <w:rPr>
+          <w:i/>
+          <w:iCs/>
+        </w:rPr>
+      </w:pPr>
+      <w:r>
+        <w:rPr>
+          <w:i/>
+          <w:iCs/>
+        </w:rPr>
+        <w:t xml:space="preserve">  </w:t>
+      </w:r>
+      <w:proofErr w:type="spellStart"/>
+      <w:r>
+        <w:rPr>
+          <w:i/>
+          <w:iCs/>
+        </w:rPr>
+        <w:t>instance_type</w:t>
+      </w:r>
+      <w:proofErr w:type="spellEnd"/>
+      <w:r>
+        <w:rPr>
+          <w:i/>
+          <w:iCs/>
+        </w:rPr>
+        <w:t xml:space="preserve"> = "t</w:t>
+      </w:r>
+      <w:proofErr w:type="gramStart"/>
+      <w:r>
+        <w:rPr>
+          <w:i/>
+          <w:iCs/>
+        </w:rPr>
+        <w:t>3.micro</w:t>
+      </w:r>
+      <w:proofErr w:type="gramEnd"/>
+      <w:r>
+        <w:rPr>
+          <w:i/>
+          <w:iCs/>
+        </w:rPr>
+        <w:t>"</w:t>
+      </w:r>
+    </w:p>
+    <w:p>
+      <w:pPr>
+        <w:rPr>
+          <w:i/>
+          <w:iCs/>
+        </w:rPr>
+      </w:pPr>
+      <w:r>
+        <w:rPr>
+          <w:i/>
+          <w:iCs/>
+        </w:rPr>
+        <w:t xml:space="preserve">  </w:t>
+      </w:r>
+      <w:proofErr w:type="spellStart"/>
+      <w:r>
+        <w:rPr>
+          <w:i/>
+          <w:iCs/>
+        </w:rPr>
+        <w:t>key_name</w:t>
+      </w:r>
+      <w:proofErr w:type="spellEnd"/>
+      <w:r>
+        <w:rPr>
+          <w:i/>
+          <w:iCs/>
+        </w:rPr>
+        <w:t xml:space="preserve">      = "</w:t>
+      </w:r>
+      <w:proofErr w:type="spellStart"/>
+      <w:r>
+        <w:rPr>
+          <w:i/>
+          <w:iCs/>
+        </w:rPr>
+        <w:t>sshless</w:t>
+      </w:r>
+      <w:proofErr w:type="spellEnd"/>
+      <w:r>
+        <w:rPr>
+          <w:i/>
+          <w:iCs/>
+        </w:rPr>
+        <w:t>"</w:t>
+      </w:r>
+    </w:p>
+    <w:p>
+      <w:pPr>
+        <w:rPr>
+          <w:i/>
+          <w:iCs/>
+        </w:rPr>
+      </w:pPr>
+    </w:p>
+    <w:p>
+      <w:pPr>
+        <w:rPr>
+          <w:i/>
+          <w:iCs/>
+        </w:rPr>
+      </w:pPr>
+      <w:r>
+        <w:rPr>
+          <w:i/>
+          <w:iCs/>
+        </w:rPr>
+        <w:t xml:space="preserve">  tags = {</w:t>
+      </w:r>
+    </w:p>
+    <w:p>
+      <w:pPr>
+        <w:rPr>
+          <w:i/>
+          <w:iCs/>
+        </w:rPr>
+      </w:pPr>
+      <w:r>
+        <w:rPr>
+          <w:i/>
+          <w:iCs/>
+        </w:rPr>
+        <w:t xml:space="preserve">    Name = "u21.local"</w:t>
+      </w:r>
+    </w:p>
+    <w:p>
+      <w:pPr>
+        <w:rPr>
+          <w:i/>
+          <w:iCs/>
+        </w:rPr>
+      </w:pPr>
+      <w:r>
+        <w:rPr>
+          <w:i/>
+          <w:iCs/>
+        </w:rPr>
+        <w:t xml:space="preserve">  }</w:t>
+      </w:r>
+    </w:p>
+    <w:p>
+      <w:pPr>
+        <w:rPr>
+          <w:i/>
+          <w:iCs/>
+        </w:rPr>
+      </w:pPr>
+    </w:p>
+    <w:p>
+      <w:pPr>
+        <w:rPr>
+          <w:i/>
+          <w:iCs/>
+        </w:rPr>
+      </w:pPr>
+      <w:r>
+        <w:rPr>
+          <w:i/>
+          <w:iCs/>
+        </w:rPr>
+        <w:t xml:space="preserve">  </w:t>
+      </w:r>
+      <w:proofErr w:type="spellStart"/>
+      <w:r>
+        <w:rPr>
+          <w:i/>
+          <w:iCs/>
+        </w:rPr>
+        <w:t>user_data</w:t>
+      </w:r>
+      <w:proofErr w:type="spellEnd"/>
+      <w:r>
+        <w:rPr>
+          <w:i/>
+          <w:iCs/>
+        </w:rPr>
+        <w:t xml:space="preserve"> = &lt;&lt;-EOF</w:t>
+      </w:r>
+    </w:p>
+    <w:p>
+      <w:pPr>
+        <w:rPr>
+          <w:i/>
+          <w:iCs/>
+        </w:rPr>
+      </w:pPr>
+      <w:r>
+        <w:rPr>
+          <w:i/>
+          <w:iCs/>
+        </w:rPr>
+        <w:lastRenderedPageBreak/>
+        <w:t xml:space="preserve">              </w:t>
+      </w:r>
+      <w:proofErr w:type="gramStart"/>
+      <w:r>
+        <w:rPr>
+          <w:i/>
+          <w:iCs/>
+        </w:rPr>
+        <w:t>#!/</w:t>
+      </w:r>
+      <w:proofErr w:type="gramEnd"/>
+      <w:r>
+        <w:rPr>
+          <w:i/>
+          <w:iCs/>
+        </w:rPr>
+        <w:t>bin/bash</w:t>
+      </w:r>
+    </w:p>
+    <w:p>
+      <w:pPr>
+        <w:rPr>
+          <w:i/>
+          <w:iCs/>
+        </w:rPr>
+      </w:pPr>
+      <w:r>
+        <w:rPr>
+          <w:i/>
+          <w:iCs/>
+        </w:rPr>
+        <w:t xml:space="preserve">              </w:t>
+      </w:r>
+      <w:proofErr w:type="spellStart"/>
+      <w:r>
+        <w:rPr>
+          <w:i/>
+          <w:iCs/>
+        </w:rPr>
+        <w:t>hostnamectl</w:t>
+      </w:r>
+      <w:proofErr w:type="spellEnd"/>
+      <w:r>
+        <w:rPr>
+          <w:i/>
+          <w:iCs/>
+        </w:rPr>
+        <w:t xml:space="preserve"> set-hostname u21.local</w:t>
+      </w:r>
+    </w:p>
+    <w:p>
+      <w:pPr>
+        <w:rPr>
+          <w:i/>
+          <w:iCs/>
+        </w:rPr>
+      </w:pPr>
+      <w:r>
+        <w:rPr>
+          <w:i/>
+          <w:iCs/>
+        </w:rPr>
+        <w:t xml:space="preserve">              EOF</w:t>
+      </w:r>
+    </w:p>
+    <w:p>
+      <w:pPr>
+        <w:rPr>
+          <w:i/>
+          <w:iCs/>
+        </w:rPr>
+      </w:pPr>
+      <w:r>
+        <w:rPr>
+          <w:i/>
+          <w:iCs/>
+        </w:rPr>
+        <w:t>}</w:t>
+      </w:r>
+    </w:p>
+    <w:p>
+      <w:pPr>
+        <w:rPr>
+          <w:i/>
+          <w:iCs/>
+        </w:rPr>
+      </w:pPr>
+    </w:p>
+    <w:p>
+      <w:pPr>
+        <w:rPr>
+          <w:i/>
+          <w:iCs/>
+        </w:rPr>
+      </w:pPr>
+      <w:r>
+        <w:rPr>
+          <w:i/>
+          <w:iCs/>
+        </w:rPr>
+        <w:t>output "</w:t>
+      </w:r>
+      <w:proofErr w:type="spellStart"/>
+      <w:r>
+        <w:rPr>
+          <w:i/>
+          <w:iCs/>
+        </w:rPr>
+        <w:t>frontend_ip</w:t>
+      </w:r>
+      <w:proofErr w:type="spellEnd"/>
+      <w:r>
+        <w:rPr>
+          <w:i/>
+          <w:iCs/>
+        </w:rPr>
+        <w:t>" {</w:t>
+      </w:r>
+    </w:p>
+    <w:p>
+      <w:pPr>
+        <w:rPr>
+          <w:i/>
+          <w:iCs/>
+        </w:rPr>
+      </w:pPr>
+      <w:r>
+        <w:rPr>
+          <w:i/>
+          <w:iCs/>
+        </w:rPr>
+        <w:t xml:space="preserve">  value = </w:t>
+      </w:r>
+      <w:proofErr w:type="spellStart"/>
+      <w:r>
+        <w:rPr>
+          <w:i/>
+          <w:iCs/>
+        </w:rPr>
+        <w:t>aws_</w:t>
+      </w:r>
+      <w:proofErr w:type="gramStart"/>
+      <w:r>
+        <w:rPr>
+          <w:i/>
+          <w:iCs/>
+        </w:rPr>
+        <w:t>instance.amazon</w:t>
+      </w:r>
+      <w:proofErr w:type="gramEnd"/>
+      <w:r>
+        <w:rPr>
+          <w:i/>
+          <w:iCs/>
+        </w:rPr>
+        <w:t>_linux_</w:t>
+      </w:r>
+      <w:proofErr w:type="gramStart"/>
+      <w:r>
+        <w:rPr>
+          <w:i/>
+          <w:iCs/>
+        </w:rPr>
+        <w:t>vm.public</w:t>
+      </w:r>
+      <w:proofErr w:type="gramEnd"/>
+      <w:r>
+        <w:rPr>
+          <w:i/>
+          <w:iCs/>
+        </w:rPr>
+        <w:t>_ip</w:t>
+      </w:r>
+      <w:proofErr w:type="spellEnd"/>
+      <w:r>
+        <w:rPr>
+          <w:i/>
+          <w:iCs/>
+        </w:rPr>
+        <w:t xml:space="preserve"> </w:t>
+      </w:r>
+    </w:p>
+    <w:p>
+      <w:pPr>
+        <w:rPr>
+          <w:i/>
+          <w:iCs/>
+        </w:rPr>
+      </w:pPr>
+      <w:r>
+        <w:rPr>
+          <w:i/>
+          <w:iCs/>
+        </w:rPr>
+        <w:t>}</w:t>
+      </w:r>
+    </w:p>
+    <w:p>
+      <w:pPr>
+        <w:rPr>
+          <w:i/>
+          <w:iCs/>
+        </w:rPr>
+      </w:pPr>
+    </w:p>
+    <w:p>
+      <w:pPr>
+        <w:rPr>
+          <w:i/>
+          <w:iCs/>
+        </w:rPr>
+      </w:pPr>
+      <w:r>
+        <w:rPr>
+          <w:i/>
+          <w:iCs/>
+        </w:rPr>
+        <w:t>output "</w:t>
+      </w:r>
+      <w:proofErr w:type="spellStart"/>
+      <w:r>
+        <w:rPr>
+          <w:i/>
+          <w:iCs/>
+        </w:rPr>
+        <w:t>backend_ip</w:t>
+      </w:r>
+      <w:proofErr w:type="spellEnd"/>
+      <w:r>
+        <w:rPr>
+          <w:i/>
+          <w:iCs/>
+        </w:rPr>
+        <w:t>" {</w:t>
+      </w:r>
+    </w:p>
+    <w:p>
+      <w:pPr>
+        <w:rPr>
+          <w:i/>
+          <w:iCs/>
+        </w:rPr>
+      </w:pPr>
+      <w:r>
+        <w:rPr>
+          <w:i/>
+          <w:iCs/>
+        </w:rPr>
+        <w:t xml:space="preserve">  value = </w:t>
+      </w:r>
+      <w:proofErr w:type="spellStart"/>
+      <w:r>
+        <w:rPr>
+          <w:i/>
+          <w:iCs/>
+        </w:rPr>
+        <w:t>aws_</w:t>
+      </w:r>
+      <w:proofErr w:type="gramStart"/>
+      <w:r>
+        <w:rPr>
+          <w:i/>
+          <w:iCs/>
+        </w:rPr>
+        <w:t>instance.ubuntu</w:t>
+      </w:r>
+      <w:proofErr w:type="gramEnd"/>
+      <w:r>
+        <w:rPr>
+          <w:i/>
+          <w:iCs/>
+        </w:rPr>
+        <w:t>_</w:t>
+      </w:r>
+      <w:proofErr w:type="gramStart"/>
+      <w:r>
+        <w:rPr>
+          <w:i/>
+          <w:iCs/>
+        </w:rPr>
+        <w:t>vm.public</w:t>
+      </w:r>
+      <w:proofErr w:type="gramEnd"/>
+      <w:r>
+        <w:rPr>
+          <w:i/>
+          <w:iCs/>
+        </w:rPr>
+        <w:t>_ip</w:t>
+      </w:r>
+      <w:proofErr w:type="spellEnd"/>
+      <w:r>
+        <w:rPr>
+          <w:i/>
+          <w:iCs/>
+        </w:rPr>
+        <w:t xml:space="preserve"> </w:t>
+      </w:r>
+    </w:p>
+    <w:p>
+      <w:pPr>
+        <w:rPr>
+          <w:i/>
+          <w:iCs/>
+        </w:rPr>
+      </w:pPr>
+      <w:r>
+        <w:rPr>
+          <w:i/>
+          <w:iCs/>
+        </w:rPr>
+        <w:t>}</w:t>
+      </w:r>
+    </w:p>
+    <w:p>
+      <w:pPr>
+        <w:rPr>
+          <w:i/>
+          <w:iCs/>
+        </w:rPr>
+      </w:pPr>
+    </w:p>
+    <w:p>
+      <w:pPr>
+        <w:rPr>
+          <w:i/>
+          <w:iCs/>
+        </w:rPr>
+      </w:pPr>
+      <w:r>
+        <w:rPr>
+          <w:i/>
+          <w:iCs/>
+        </w:rPr>
+        <w:t>resource "local_file" "</w:t>
+      </w:r>
+      <w:proofErr w:type="spellStart"/>
+      <w:r>
+        <w:rPr>
+          <w:i/>
+          <w:iCs/>
+        </w:rPr>
+        <w:t>ansible_inventory</w:t>
+      </w:r>
+      <w:proofErr w:type="spellEnd"/>
+      <w:r>
+        <w:rPr>
+          <w:i/>
+          <w:iCs/>
+        </w:rPr>
+        <w:t>" {</w:t>
+      </w:r>
+    </w:p>
+    <w:p>
+      <w:pPr>
+        <w:rPr>
+          <w:i/>
+          <w:iCs/>
+        </w:rPr>
+      </w:pPr>
+      <w:r>
+        <w:rPr>
+          <w:i/>
+          <w:iCs/>
+        </w:rPr>
+        <w:t xml:space="preserve">  filename = "inventory.ini"</w:t>
+      </w:r>
+    </w:p>
+    <w:p>
+      <w:pPr>
+        <w:rPr>
+          <w:i/>
+          <w:iCs/>
+        </w:rPr>
+      </w:pPr>
+      <w:r>
+        <w:rPr>
+          <w:i/>
+          <w:iCs/>
+        </w:rPr>
+        <w:t xml:space="preserve">  </w:t>
+      </w:r>
+      <w:proofErr w:type="gramStart"/>
+      <w:r>
+        <w:rPr>
+          <w:i/>
+          <w:iCs/>
+        </w:rPr>
+        <w:t>content  =</w:t>
+      </w:r>
+      <w:proofErr w:type="gramEnd"/>
+      <w:r>
+        <w:rPr>
+          <w:i/>
+          <w:iCs/>
+        </w:rPr>
+        <w:t xml:space="preserve"> &lt;&lt;-EOT</w:t>
+      </w:r>
+    </w:p>
+    <w:p>
+      <w:pPr>
+        <w:rPr>
+          <w:i/>
+          <w:iCs/>
+        </w:rPr>
+      </w:pPr>
+      <w:r>
+        <w:rPr>
+          <w:i/>
+          <w:iCs/>
+        </w:rPr>
+        <w:t xml:space="preserve">    [frontend]</w:t>
+      </w:r>
+    </w:p>
+    <w:p>
+      <w:pPr>
+        <w:rPr>
+          <w:i/>
+          <w:iCs/>
+        </w:rPr>
+      </w:pPr>
+      <w:r>
+        <w:rPr>
+          <w:i/>
+          <w:iCs/>
+        </w:rPr>
+        <w:t xml:space="preserve">    c</w:t>
+      </w:r>
+      <w:proofErr w:type="gramStart"/>
+      <w:r>
+        <w:rPr>
+          <w:i/>
+          <w:iCs/>
+        </w:rPr>
+        <w:t>8.local</w:t>
+      </w:r>
+      <w:proofErr w:type="gramEnd"/>
+      <w:r>
+        <w:rPr>
+          <w:i/>
+          <w:iCs/>
+        </w:rPr>
+        <w:t xml:space="preserve"> </w:t>
+      </w:r>
+      <w:proofErr w:type="spellStart"/>
+      <w:r>
+        <w:rPr>
+          <w:i/>
+          <w:iCs/>
+        </w:rPr>
+        <w:t>ansible_host</w:t>
+      </w:r>
+      <w:proofErr w:type="spellEnd"/>
+      <w:r>
+        <w:rPr>
+          <w:i/>
+          <w:iCs/>
+        </w:rPr>
+        <w:t>=${</w:t>
+      </w:r>
+      <w:proofErr w:type="spellStart"/>
+      <w:r>
+        <w:rPr>
+          <w:i/>
+          <w:iCs/>
+        </w:rPr>
+        <w:t>aws_</w:t>
+      </w:r>
+      <w:proofErr w:type="gramStart"/>
+      <w:r>
+        <w:rPr>
+          <w:i/>
+          <w:iCs/>
+        </w:rPr>
+        <w:t>instance.amazon</w:t>
+      </w:r>
+      <w:proofErr w:type="gramEnd"/>
+      <w:r>
+        <w:rPr>
+          <w:i/>
+          <w:iCs/>
+        </w:rPr>
+        <w:t>_linux_</w:t>
+      </w:r>
+      <w:proofErr w:type="gramStart"/>
+      <w:r>
+        <w:rPr>
+          <w:i/>
+          <w:iCs/>
+        </w:rPr>
+        <w:t>vm.public</w:t>
+      </w:r>
+      <w:proofErr w:type="gramEnd"/>
+      <w:r>
+        <w:rPr>
+          <w:i/>
+          <w:iCs/>
+        </w:rPr>
+        <w:t>_ip</w:t>
+      </w:r>
+      <w:proofErr w:type="spellEnd"/>
+      <w:r>
+        <w:rPr>
+          <w:i/>
+          <w:iCs/>
+        </w:rPr>
+        <w:t xml:space="preserve">} </w:t>
+      </w:r>
+      <w:proofErr w:type="spellStart"/>
+      <w:r>
+        <w:rPr>
+          <w:i/>
+          <w:iCs/>
+        </w:rPr>
+        <w:t>ansible_user</w:t>
+      </w:r>
+      <w:proofErr w:type="spellEnd"/>
+      <w:r>
+        <w:rPr>
+          <w:i/>
+          <w:iCs/>
+        </w:rPr>
+        <w:t>=ec2-user</w:t>
+      </w:r>
+    </w:p>
+    <w:p>
+      <w:pPr>
+        <w:rPr>
+          <w:i/>
+          <w:iCs/>
+        </w:rPr>
+      </w:pPr>
+    </w:p>
+    <w:p>
+      <w:pPr>
+        <w:rPr>
+          <w:i/>
+          <w:iCs/>
+        </w:rPr>
+      </w:pPr>
+      <w:r>
+        <w:rPr>
+          <w:i/>
+          <w:iCs/>
+        </w:rPr>
+        <w:t xml:space="preserve">    [backend]</w:t>
+      </w:r>
+    </w:p>
+    <w:p>
+      <w:pPr>
+        <w:rPr>
+          <w:i/>
+          <w:iCs/>
+        </w:rPr>
+      </w:pPr>
+      <w:r>
+        <w:rPr>
+          <w:i/>
+          <w:iCs/>
+        </w:rPr>
+        <w:t xml:space="preserve">    u21.local </w:t>
+      </w:r>
+      <w:proofErr w:type="spellStart"/>
+      <w:r>
+        <w:rPr>
+          <w:i/>
+          <w:iCs/>
+        </w:rPr>
+        <w:t>ansible_host</w:t>
+      </w:r>
+      <w:proofErr w:type="spellEnd"/>
+      <w:r>
+        <w:rPr>
+          <w:i/>
+          <w:iCs/>
+        </w:rPr>
+        <w:t>=${</w:t>
+      </w:r>
+      <w:proofErr w:type="spellStart"/>
+      <w:r>
+        <w:rPr>
+          <w:i/>
+          <w:iCs/>
+        </w:rPr>
+        <w:t>aws_</w:t>
+      </w:r>
+      <w:proofErr w:type="gramStart"/>
+      <w:r>
+        <w:rPr>
+          <w:i/>
+          <w:iCs/>
+        </w:rPr>
+        <w:t>instance.ubuntu</w:t>
+      </w:r>
+      <w:proofErr w:type="gramEnd"/>
+      <w:r>
+        <w:rPr>
+          <w:i/>
+          <w:iCs/>
+        </w:rPr>
+        <w:t>_</w:t>
+      </w:r>
+      <w:proofErr w:type="gramStart"/>
+      <w:r>
+        <w:rPr>
+          <w:i/>
+          <w:iCs/>
+        </w:rPr>
+        <w:t>vm.public</w:t>
+      </w:r>
+      <w:proofErr w:type="gramEnd"/>
+      <w:r>
+        <w:rPr>
+          <w:i/>
+          <w:iCs/>
+        </w:rPr>
+        <w:t>_ip</w:t>
+      </w:r>
+      <w:proofErr w:type="spellEnd"/>
+      <w:r>
+        <w:rPr>
+          <w:i/>
+          <w:iCs/>
+        </w:rPr>
+        <w:t xml:space="preserve">} </w:t>
+      </w:r>
+      <w:proofErr w:type="spellStart"/>
+      <w:r>
+        <w:rPr>
+          <w:i/>
+          <w:iCs/>
+        </w:rPr>
+        <w:t>ansible_user</w:t>
+      </w:r>
+      <w:proofErr w:type="spellEnd"/>
+      <w:r>
+        <w:rPr>
+          <w:i/>
+          <w:iCs/>
+        </w:rPr>
+        <w:t>=ubuntu</w:t>
+      </w:r>
+    </w:p>
+    <w:p>
+      <w:pPr>
+        <w:rPr>
+          <w:i/>
+          <w:iCs/>
+        </w:rPr>
+      </w:pPr>
+      <w:r>
+        <w:rPr>
+          <w:i/>
+          <w:iCs/>
+        </w:rPr>
+        <w:t xml:space="preserve">  EOT</w:t>
+      </w:r>
+    </w:p>
+    <w:p>
+      <w:pPr>
+        <w:rPr>
+          <w:i/>
+          <w:iCs/>
+        </w:rPr>
+      </w:pPr>
+      <w:r>
+        <w:rPr>
+          <w:i/>
+          <w:iCs/>
+        </w:rPr>
+        <w:t>}</w:t>
+      </w:r>
+    </w:p>
+    <w:p>
+      <w:pPr>
+        <w:rPr>
+          <w:i/>
+          <w:iCs/>
+        </w:rPr>
+      </w:pPr>
+    </w:p>
+    <w:p>
+      <w:pPr>
+        <w:rPr>
+          <w:i/>
+          <w:iCs/>
+        </w:rPr>
+      </w:pPr>
+      <w:proofErr w:type="gramStart"/>
+      <w:r>
+        <w:rPr>
+          <w:i/>
+          <w:iCs/>
+        </w:rPr>
+        <w:t>Syntax::</w:t>
+      </w:r>
+      <w:proofErr w:type="gramEnd"/>
+      <w:r>
+        <w:rPr>
+          <w:i/>
+          <w:iCs/>
+        </w:rPr>
+        <w:t xml:space="preserve"> jenkins file</w:t>
+      </w:r>
+    </w:p>
+    <w:p>
+      <w:pPr>
+        <w:rPr>
+          <w:i/>
+          <w:iCs/>
+        </w:rPr>
+      </w:pPr>
+      <w:r>
+        <w:rPr>
+          <w:i/>
+          <w:iCs/>
+        </w:rPr>
+        <w:t>pipeline {</w:t>
+      </w:r>
+    </w:p>
+    <w:p>
+      <w:pPr>
+        <w:rPr>
+          <w:i/>
+          <w:iCs/>
+        </w:rPr>
+      </w:pPr>
+      <w:r>
+        <w:rPr>
+          <w:i/>
+          <w:iCs/>
+        </w:rPr>
+        <w:t xml:space="preserve">    agent any</w:t>
+      </w:r>
+    </w:p>
+    <w:p>
+      <w:pPr>
+        <w:rPr>
+          <w:i/>
+          <w:iCs/>
+        </w:rPr>
+      </w:pPr>
+      <w:r>
+        <w:rPr>
+          <w:i/>
+          <w:iCs/>
+        </w:rPr>
+        <w:lastRenderedPageBreak/>
+        <w:t xml:space="preserve">    environment {</w:t>
+      </w:r>
+    </w:p>
+    <w:p>
+      <w:pPr>
+        <w:rPr>
+          <w:i/>
+          <w:iCs/>
+        </w:rPr>
+      </w:pPr>
+      <w:r>
+        <w:rPr>
+          <w:i/>
+          <w:iCs/>
+        </w:rPr>
+        <w:t xml:space="preserve">        // These IDs must match exactly what you created in Jenkins</w:t>
+      </w:r>
+    </w:p>
+    <w:p>
+      <w:pPr>
+        <w:rPr>
+          <w:i/>
+          <w:iCs/>
+        </w:rPr>
+      </w:pPr>
+      <w:r>
+        <w:rPr>
+          <w:i/>
+          <w:iCs/>
+        </w:rPr>
+        <w:t xml:space="preserve">        AWS_ID = 'aws-keys'</w:t>
+      </w:r>
+    </w:p>
+    <w:p>
+      <w:pPr>
+        <w:rPr>
+          <w:i/>
+          <w:iCs/>
+        </w:rPr>
+      </w:pPr>
+      <w:r>
+        <w:rPr>
+          <w:i/>
+          <w:iCs/>
+        </w:rPr>
+        <w:t xml:space="preserve">        SSH_ID = 'ssh-key-file'</w:t>
+      </w:r>
+    </w:p>
+    <w:p>
+      <w:pPr>
+        <w:rPr>
+          <w:i/>
+          <w:iCs/>
+        </w:rPr>
+      </w:pPr>
+      <w:r>
+        <w:rPr>
+          <w:i/>
+          <w:iCs/>
+        </w:rPr>
+        <w:t xml:space="preserve">    }</w:t>
+      </w:r>
+    </w:p>
+    <w:p>
+      <w:pPr>
+        <w:rPr>
+          <w:i/>
+          <w:iCs/>
+        </w:rPr>
+      </w:pPr>
+      <w:r>
+        <w:rPr>
+          <w:i/>
+          <w:iCs/>
+        </w:rPr>
+        <w:t xml:space="preserve">    stages {</w:t>
+      </w:r>
+    </w:p>
+    <w:p>
+      <w:pPr>
+        <w:rPr>
+          <w:i/>
+          <w:iCs/>
+        </w:rPr>
+      </w:pPr>
+      <w:r>
+        <w:rPr>
+          <w:i/>
+          <w:iCs/>
+        </w:rPr>
+        <w:t xml:space="preserve">        stage('Checkout') {</w:t>
+      </w:r>
+    </w:p>
+    <w:p>
+      <w:pPr>
+        <w:rPr>
+          <w:i/>
+          <w:iCs/>
+        </w:rPr>
+      </w:pPr>
+      <w:r>
+        <w:rPr>
+          <w:i/>
+          <w:iCs/>
+        </w:rPr>
+        <w:t xml:space="preserve">            steps {</w:t>
+      </w:r>
+    </w:p>
+    <w:p>
+      <w:pPr>
+        <w:rPr>
+          <w:i/>
+          <w:iCs/>
+        </w:rPr>
+      </w:pPr>
+      <w:r>
+        <w:rPr>
+          <w:i/>
+          <w:iCs/>
+        </w:rPr>
+        <w:t xml:space="preserve">                checkout scm</w:t>
+      </w:r>
+    </w:p>
+    <w:p>
+      <w:pPr>
+        <w:rPr>
+          <w:i/>
+          <w:iCs/>
+        </w:rPr>
+      </w:pPr>
+      <w:r>
+        <w:rPr>
+          <w:i/>
+          <w:iCs/>
+        </w:rPr>
+        <w:t xml:space="preserve">            }</w:t>
+      </w:r>
+    </w:p>
+    <w:p>
+      <w:pPr>
+        <w:rPr>
+          <w:i/>
+          <w:iCs/>
+        </w:rPr>
+      </w:pPr>
+      <w:r>
+        <w:rPr>
+          <w:i/>
+          <w:iCs/>
+        </w:rPr>
+        <w:t xml:space="preserve">        }</w:t>
+      </w:r>
+    </w:p>
+    <w:p>
+      <w:pPr>
+        <w:rPr>
+          <w:i/>
+          <w:iCs/>
+        </w:rPr>
+      </w:pPr>
+      <w:r>
+        <w:rPr>
+          <w:i/>
+          <w:iCs/>
+        </w:rPr>
+        <w:t xml:space="preserve">        </w:t>
+      </w:r>
+      <w:proofErr w:type="gramStart"/>
+      <w:r>
+        <w:rPr>
+          <w:i/>
+          <w:iCs/>
+        </w:rPr>
+        <w:t>stage(</w:t>
+      </w:r>
+      <w:proofErr w:type="gramEnd"/>
+      <w:r>
+        <w:rPr>
+          <w:i/>
+          <w:iCs/>
+        </w:rPr>
+        <w:t>'Terraform Apply') {</w:t>
+      </w:r>
+    </w:p>
+    <w:p>
+      <w:pPr>
+        <w:rPr>
+          <w:i/>
+          <w:iCs/>
+        </w:rPr>
+      </w:pPr>
+      <w:r>
+        <w:rPr>
+          <w:i/>
+          <w:iCs/>
+        </w:rPr>
+        <w:t xml:space="preserve">            steps {</w:t>
+      </w:r>
+    </w:p>
+    <w:p>
+      <w:pPr>
+        <w:rPr>
+          <w:i/>
+          <w:iCs/>
+        </w:rPr>
+      </w:pPr>
+      <w:r>
+        <w:rPr>
+          <w:i/>
+          <w:iCs/>
+        </w:rPr>
+        <w:t xml:space="preserve">                </w:t>
+      </w:r>
+      <w:proofErr w:type="spellStart"/>
+      <w:proofErr w:type="gramStart"/>
+      <w:r>
+        <w:rPr>
+          <w:i/>
+          <w:iCs/>
+        </w:rPr>
+        <w:t>withCredentials</w:t>
+      </w:r>
+      <w:proofErr w:type="spellEnd"/>
+      <w:r>
+        <w:rPr>
+          <w:i/>
+          <w:iCs/>
+        </w:rPr>
+        <w:t>(</w:t>
+      </w:r>
+      <w:proofErr w:type="gramEnd"/>
+      <w:r>
+        <w:rPr>
+          <w:i/>
+          <w:iCs/>
+        </w:rPr>
+        <w:t>[</w:t>
+      </w:r>
+      <w:proofErr w:type="gramStart"/>
+      <w:r>
+        <w:rPr>
+          <w:i/>
+          <w:iCs/>
+        </w:rPr>
+        <w:t>aws(</w:t>
+      </w:r>
+      <w:proofErr w:type="spellStart"/>
+      <w:proofErr w:type="gramEnd"/>
+      <w:r>
+        <w:rPr>
+          <w:i/>
+          <w:iCs/>
+        </w:rPr>
+        <w:t>credentialsId</w:t>
+      </w:r>
+      <w:proofErr w:type="spellEnd"/>
+      <w:r>
+        <w:rPr>
+          <w:i/>
+          <w:iCs/>
+        </w:rPr>
+        <w:t xml:space="preserve">: "${AWS_ID}", </w:t>
+      </w:r>
+      <w:proofErr w:type="spellStart"/>
+      <w:r>
+        <w:rPr>
+          <w:i/>
+          <w:iCs/>
+        </w:rPr>
+        <w:t>accessKeyVariable</w:t>
+      </w:r>
+      <w:proofErr w:type="spellEnd"/>
+      <w:r>
+        <w:rPr>
+          <w:i/>
+          <w:iCs/>
+        </w:rPr>
+        <w:t xml:space="preserve">: 'AWS_ACCESS_KEY_ID', </w:t>
+      </w:r>
+      <w:proofErr w:type="spellStart"/>
+      <w:r>
+        <w:rPr>
+          <w:i/>
+          <w:iCs/>
+        </w:rPr>
+        <w:t>secretKeyVariable</w:t>
+      </w:r>
+      <w:proofErr w:type="spellEnd"/>
+      <w:r>
+        <w:rPr>
+          <w:i/>
+          <w:iCs/>
+        </w:rPr>
+        <w:t>: 'AWS_SECRET_ACCESS_KEY')]) {</w:t>
+      </w:r>
+    </w:p>
+    <w:p>
+      <w:pPr>
+        <w:rPr>
+          <w:i/>
+          <w:iCs/>
+        </w:rPr>
+      </w:pPr>
+      <w:r>
+        <w:rPr>
+          <w:i/>
+          <w:iCs/>
+        </w:rPr>
+        <w:t xml:space="preserve">                    </w:t>
+      </w:r>
+      <w:proofErr w:type="spellStart"/>
+      <w:r>
+        <w:rPr>
+          <w:i/>
+          <w:iCs/>
+        </w:rPr>
+        <w:t>sh</w:t>
+      </w:r>
+      <w:proofErr w:type="spellEnd"/>
+      <w:r>
+        <w:rPr>
+          <w:i/>
+          <w:iCs/>
+        </w:rPr>
+        <w:t xml:space="preserve"> 'terraform init'</w:t>
+      </w:r>
+    </w:p>
+    <w:p>
+      <w:pPr>
+        <w:rPr>
+          <w:i/>
+          <w:iCs/>
+        </w:rPr>
+      </w:pPr>
+      <w:r>
+        <w:rPr>
+          <w:i/>
+          <w:iCs/>
+        </w:rPr>
+        <w:t xml:space="preserve">                    </w:t>
+      </w:r>
+      <w:proofErr w:type="spellStart"/>
+      <w:r>
+        <w:rPr>
+          <w:i/>
+          <w:iCs/>
+        </w:rPr>
+        <w:t>sh</w:t>
+      </w:r>
+      <w:proofErr w:type="spellEnd"/>
+      <w:r>
+        <w:rPr>
+          <w:i/>
+          <w:iCs/>
+        </w:rPr>
+        <w:t xml:space="preserve"> 'terraform apply -auto-approve'</w:t>
+      </w:r>
+    </w:p>
+    <w:p>
+      <w:pPr>
+        <w:rPr>
+          <w:i/>
+          <w:iCs/>
+        </w:rPr>
+      </w:pPr>
+      <w:r>
+        <w:rPr>
+          <w:i/>
+          <w:iCs/>
+        </w:rPr>
+        <w:t xml:space="preserve">                }</w:t>
+      </w:r>
+    </w:p>
+    <w:p>
+      <w:pPr>
+        <w:rPr>
+          <w:i/>
+          <w:iCs/>
+        </w:rPr>
+      </w:pPr>
+      <w:r>
+        <w:rPr>
+          <w:i/>
+          <w:iCs/>
+        </w:rPr>
+        <w:t xml:space="preserve">            }</w:t>
+      </w:r>
+    </w:p>
+    <w:p>
+      <w:pPr>
+        <w:rPr>
+          <w:i/>
+          <w:iCs/>
+        </w:rPr>
+      </w:pPr>
+      <w:r>
+        <w:rPr>
+          <w:i/>
+          <w:iCs/>
+        </w:rPr>
+        <w:t xml:space="preserve">        }</w:t>
+      </w:r>
+    </w:p>
+    <w:p>
+      <w:pPr>
+        <w:rPr>
+          <w:i/>
+          <w:iCs/>
+        </w:rPr>
+      </w:pPr>
+      <w:r>
+        <w:rPr>
+          <w:i/>
+          <w:iCs/>
+        </w:rPr>
+        <w:t xml:space="preserve">        </w:t>
+      </w:r>
+      <w:proofErr w:type="gramStart"/>
+      <w:r>
+        <w:rPr>
+          <w:i/>
+          <w:iCs/>
+        </w:rPr>
+        <w:t>stage(</w:t>
+      </w:r>
+      <w:proofErr w:type="gramEnd"/>
+      <w:r>
+        <w:rPr>
+          <w:i/>
+          <w:iCs/>
+        </w:rPr>
+        <w:t>'Ansible Deploy') {</w:t>
+      </w:r>
+    </w:p>
+    <w:p>
+      <w:pPr>
+        <w:rPr>
+          <w:i/>
+          <w:iCs/>
+        </w:rPr>
+      </w:pPr>
+      <w:r>
+        <w:rPr>
+          <w:i/>
+          <w:iCs/>
+        </w:rPr>
+        <w:t xml:space="preserve">            steps {</w:t>
+      </w:r>
+    </w:p>
+    <w:p>
+      <w:pPr>
+        <w:rPr>
+          <w:i/>
+          <w:iCs/>
+        </w:rPr>
+      </w:pPr>
+      <w:r>
+        <w:rPr>
+          <w:i/>
+          <w:iCs/>
+        </w:rPr>
+        <w:t xml:space="preserve">                echo "Waiting for instances to initialize..."</w:t>
+      </w:r>
+    </w:p>
+    <w:p>
+      <w:pPr>
+        <w:rPr>
+          <w:i/>
+          <w:iCs/>
+        </w:rPr>
+      </w:pPr>
+      <w:r>
+        <w:rPr>
+          <w:i/>
+          <w:iCs/>
+        </w:rPr>
+        <w:t xml:space="preserve">                sleep 45</w:t>
+      </w:r>
+    </w:p>
+    <w:p>
+      <w:pPr>
+        <w:rPr>
+          <w:i/>
+          <w:iCs/>
+        </w:rPr>
+      </w:pPr>
+      <w:r>
+        <w:rPr>
+          <w:i/>
+          <w:iCs/>
+        </w:rPr>
+        <w:t xml:space="preserve">                </w:t>
+      </w:r>
+      <w:proofErr w:type="spellStart"/>
+      <w:proofErr w:type="gramStart"/>
+      <w:r>
+        <w:rPr>
+          <w:i/>
+          <w:iCs/>
+        </w:rPr>
+        <w:t>withCredentials</w:t>
+      </w:r>
+      <w:proofErr w:type="spellEnd"/>
+      <w:r>
+        <w:rPr>
+          <w:i/>
+          <w:iCs/>
+        </w:rPr>
+        <w:t>(</w:t>
+      </w:r>
+      <w:proofErr w:type="gramEnd"/>
+      <w:r>
+        <w:rPr>
+          <w:i/>
+          <w:iCs/>
+        </w:rPr>
+        <w:t>[</w:t>
+      </w:r>
+      <w:proofErr w:type="gramStart"/>
+      <w:r>
+        <w:rPr>
+          <w:i/>
+          <w:iCs/>
+        </w:rPr>
+        <w:t>file(</w:t>
+      </w:r>
+      <w:proofErr w:type="spellStart"/>
+      <w:proofErr w:type="gramEnd"/>
+      <w:r>
+        <w:rPr>
+          <w:i/>
+          <w:iCs/>
+        </w:rPr>
+        <w:t>credentialsId</w:t>
+      </w:r>
+      <w:proofErr w:type="spellEnd"/>
+      <w:r>
+        <w:rPr>
+          <w:i/>
+          <w:iCs/>
+        </w:rPr>
+        <w:t>: "${SSH_ID}", variable: 'SSH_KEY_PATH')]) {</w:t>
+      </w:r>
+    </w:p>
+    <w:p>
+      <w:pPr>
+        <w:rPr>
+          <w:i/>
+          <w:iCs/>
+        </w:rPr>
+      </w:pPr>
+      <w:r>
+        <w:rPr>
+          <w:i/>
+          <w:iCs/>
+        </w:rPr>
+        <w:t xml:space="preserve">                    </w:t>
+      </w:r>
+      <w:proofErr w:type="spellStart"/>
+      <w:r>
+        <w:rPr>
+          <w:i/>
+          <w:iCs/>
+        </w:rPr>
+        <w:t>sh</w:t>
+      </w:r>
+      <w:proofErr w:type="spellEnd"/>
+      <w:r>
+        <w:rPr>
+          <w:i/>
+          <w:iCs/>
+        </w:rPr>
+        <w:t xml:space="preserve"> "ansible-playbook -i inventory.ini </w:t>
+      </w:r>
+      <w:proofErr w:type="spellStart"/>
+      <w:r>
+        <w:rPr>
+          <w:i/>
+          <w:iCs/>
+        </w:rPr>
+        <w:t>setup.yml</w:t>
+      </w:r>
+      <w:proofErr w:type="spellEnd"/>
+      <w:r>
+        <w:rPr>
+          <w:i/>
+          <w:iCs/>
+        </w:rPr>
+        <w:t xml:space="preserve"> --private-key ${SSH_KEY_PATH} --ssh-common-</w:t>
+      </w:r>
+      <w:proofErr w:type="spellStart"/>
+      <w:r>
+        <w:rPr>
+          <w:i/>
+          <w:iCs/>
+        </w:rPr>
+        <w:t>args</w:t>
+      </w:r>
+      <w:proofErr w:type="spellEnd"/>
+      <w:r>
+        <w:rPr>
+          <w:i/>
+          <w:iCs/>
+        </w:rPr>
+        <w:t xml:space="preserve">='-o </w:t>
+      </w:r>
+      <w:proofErr w:type="spellStart"/>
+      <w:r>
+        <w:rPr>
+          <w:i/>
+          <w:iCs/>
+        </w:rPr>
+        <w:t>StrictHostKeyChecking</w:t>
+      </w:r>
+      <w:proofErr w:type="spellEnd"/>
+      <w:r>
+        <w:rPr>
+          <w:i/>
+          <w:iCs/>
+        </w:rPr>
+        <w:t>=no'"</w:t>
+      </w:r>
+    </w:p>
+    <w:p>
+      <w:pPr>
+        <w:rPr>
+          <w:i/>
+          <w:iCs/>
+        </w:rPr>
+      </w:pPr>
+      <w:r>
+        <w:rPr>
+          <w:i/>
+          <w:iCs/>
+        </w:rPr>
+        <w:t xml:space="preserve">                }</w:t>
+      </w:r>
+    </w:p>
+    <w:p>
+      <w:pPr>
+        <w:rPr>
+          <w:i/>
+          <w:iCs/>
+        </w:rPr>
+      </w:pPr>
+      <w:r>
+        <w:rPr>
+          <w:i/>
+          <w:iCs/>
+        </w:rPr>
+        <w:t xml:space="preserve">            }</w:t>
+      </w:r>
+    </w:p>
+    <w:p>
+      <w:pPr>
+        <w:rPr>
+          <w:i/>
+          <w:iCs/>
+        </w:rPr>
+      </w:pPr>
+      <w:r>
+        <w:rPr>
+          <w:i/>
+          <w:iCs/>
+        </w:rPr>
+        <w:lastRenderedPageBreak/>
+        <w:t xml:space="preserve">        }</w:t>
+      </w:r>
+    </w:p>
+    <w:p>
+      <w:pPr>
+        <w:rPr>
+          <w:i/>
+          <w:iCs/>
+        </w:rPr>
+      </w:pPr>
+      <w:r>
+        <w:rPr>
+          <w:i/>
+          <w:iCs/>
+        </w:rPr>
+        <w:t xml:space="preserve">    }</w:t>
+      </w:r>
+    </w:p>
+    <w:p>
+      <w:pPr>
+        <w:rPr>
+          <w:i/>
+          <w:iCs/>
+        </w:rPr>
+      </w:pPr>
+      <w:r>
+        <w:rPr>
+          <w:i/>
+          <w:iCs/>
+        </w:rPr>
+        <w:t xml:space="preserve">    post {</w:t>
+      </w:r>
+    </w:p>
+    <w:p>
+      <w:pPr>
+        <w:rPr>
+          <w:i/>
+          <w:iCs/>
+        </w:rPr>
+      </w:pPr>
+      <w:r>
+        <w:rPr>
+          <w:i/>
+          <w:iCs/>
+        </w:rPr>
+        <w:t xml:space="preserve">        success {</w:t>
+      </w:r>
+    </w:p>
+    <w:p>
+      <w:pPr>
+        <w:rPr>
+          <w:i/>
+          <w:iCs/>
+        </w:rPr>
+      </w:pPr>
+      <w:r>
+        <w:rPr>
+          <w:i/>
+          <w:iCs/>
+        </w:rPr>
+        <w:t xml:space="preserve">            echo "Deployment successful! Access the frontend IP on port 80."</w:t>
+      </w:r>
+    </w:p>
+    <w:p>
+      <w:pPr>
+        <w:rPr>
+          <w:i/>
+          <w:iCs/>
+        </w:rPr>
+      </w:pPr>
+      <w:r>
+        <w:rPr>
+          <w:i/>
+          <w:iCs/>
+        </w:rPr>
+        <w:t xml:space="preserve">        }</w:t>
+      </w:r>
+    </w:p>
+    <w:p>
+      <w:pPr>
+        <w:rPr>
+          <w:i/>
+          <w:iCs/>
+        </w:rPr>
+      </w:pPr>
+      <w:r>
+        <w:rPr>
+          <w:i/>
+          <w:iCs/>
+        </w:rPr>
+        <w:t xml:space="preserve">    }</w:t>
+      </w:r>
+    </w:p>
+    <w:p>
+      <w:pPr>
+        <w:rPr>
+          <w:i/>
+          <w:iCs/>
+        </w:rPr>
+      </w:pPr>
+      <w:r>
+        <w:rPr>
+          <w:i/>
+          <w:iCs/>
+        </w:rPr>
+        <w:t>}</w:t>
+      </w:r>
+    </w:p>
+    <w:p>
+      <w:pPr>
+        <w:rPr>
+          <w:i/>
+          <w:iCs/>
+        </w:rPr>
+      </w:pPr>
+      <w:proofErr w:type="gramStart"/>
+      <w:r>
+        <w:rPr>
+          <w:i/>
+          <w:iCs/>
+        </w:rPr>
+        <w:t>Syntax::</w:t>
+      </w:r>
+      <w:proofErr w:type="gramEnd"/>
+    </w:p>
+    <w:p>
+      <w:pPr>
+        <w:rPr>
+          <w:i/>
+          <w:iCs/>
+        </w:rPr>
+      </w:pPr>
+      <w:proofErr w:type="spellStart"/>
+      <w:r>
+        <w:rPr>
+          <w:i/>
+          <w:iCs/>
+        </w:rPr>
+        <w:t>Setup.yml</w:t>
+      </w:r>
+      <w:proofErr w:type="spellEnd"/>
+    </w:p>
+    <w:p>
+      <w:pPr>
+        <w:rPr>
+          <w:i/>
+          <w:iCs/>
+        </w:rPr>
+      </w:pPr>
+      <w:r>
+        <w:rPr>
+          <w:i/>
+          <w:iCs/>
+        </w:rPr>
+        <w:t>---</w:t>
+      </w:r>
+    </w:p>
+    <w:p>
+      <w:pPr>
+        <w:rPr>
+          <w:i/>
+          <w:iCs/>
+        </w:rPr>
+      </w:pPr>
+      <w:r>
+        <w:rPr>
+          <w:i/>
+          <w:iCs/>
+        </w:rPr>
+        <w:t>############################################</w:t>
+      </w:r>
+    </w:p>
+    <w:p>
+      <w:pPr>
+        <w:rPr>
+          <w:i/>
+          <w:iCs/>
+        </w:rPr>
+      </w:pPr>
+      <w:r>
+        <w:rPr>
+          <w:i/>
+          <w:iCs/>
+        </w:rPr>
+        <w:t># OS HARDENING (ALL SERVERS)</w:t>
+      </w:r>
+    </w:p>
+    <w:p>
+      <w:pPr>
+        <w:rPr>
+          <w:i/>
+          <w:iCs/>
+        </w:rPr>
+      </w:pPr>
+      <w:r>
+        <w:rPr>
+          <w:i/>
+          <w:iCs/>
+        </w:rPr>
+        <w:t>############################################</w:t>
+      </w:r>
+    </w:p>
+    <w:p>
+      <w:pPr>
+        <w:rPr>
+          <w:i/>
+          <w:iCs/>
+        </w:rPr>
+      </w:pPr>
+      <w:r>
+        <w:rPr>
+          <w:i/>
+          <w:iCs/>
+        </w:rPr>
+        <w:t>- name: Basic OS Hardening</w:t>
+      </w:r>
+    </w:p>
+    <w:p>
+      <w:pPr>
+        <w:rPr>
+          <w:i/>
+          <w:iCs/>
+        </w:rPr>
+      </w:pPr>
+      <w:r>
+        <w:rPr>
+          <w:i/>
+          <w:iCs/>
+        </w:rPr>
+        <w:t xml:space="preserve">  hosts: all</w:t>
+      </w:r>
+    </w:p>
+    <w:p>
+      <w:pPr>
+        <w:rPr>
+          <w:i/>
+          <w:iCs/>
+        </w:rPr>
+      </w:pPr>
+      <w:r>
+        <w:rPr>
+          <w:i/>
+          <w:iCs/>
+        </w:rPr>
+        <w:t xml:space="preserve">  become: yes</w:t>
+      </w:r>
+    </w:p>
+    <w:p>
+      <w:pPr>
+        <w:rPr>
+          <w:i/>
+          <w:iCs/>
+        </w:rPr>
+      </w:pPr>
+    </w:p>
+    <w:p>
+      <w:pPr>
+        <w:rPr>
+          <w:i/>
+          <w:iCs/>
+        </w:rPr>
+      </w:pPr>
+      <w:r>
+        <w:rPr>
+          <w:i/>
+          <w:iCs/>
+        </w:rPr>
+        <w:t xml:space="preserve">  tasks:</w:t>
+      </w:r>
+    </w:p>
+    <w:p>
+      <w:pPr>
+        <w:rPr>
+          <w:i/>
+          <w:iCs/>
+        </w:rPr>
+      </w:pPr>
+      <w:r>
+        <w:rPr>
+          <w:i/>
+          <w:iCs/>
+        </w:rPr>
+        <w:t xml:space="preserve">    - name: Disable </w:t>
+      </w:r>
+      <w:proofErr w:type="spellStart"/>
+      <w:r>
+        <w:rPr>
+          <w:i/>
+          <w:iCs/>
+        </w:rPr>
+        <w:t>SELinux</w:t>
+      </w:r>
+      <w:proofErr w:type="spellEnd"/>
+      <w:r>
+        <w:rPr>
+          <w:i/>
+          <w:iCs/>
+        </w:rPr>
+        <w:t xml:space="preserve"> on RedHat systems</w:t>
+      </w:r>
+    </w:p>
+    <w:p>
+      <w:pPr>
+        <w:rPr>
+          <w:i/>
+          <w:iCs/>
+        </w:rPr>
+      </w:pPr>
+      <w:r>
+        <w:rPr>
+          <w:i/>
+          <w:iCs/>
+        </w:rPr>
+        <w:t xml:space="preserve">      </w:t>
+      </w:r>
+      <w:proofErr w:type="spellStart"/>
+      <w:r>
+        <w:rPr>
+          <w:i/>
+          <w:iCs/>
+        </w:rPr>
+        <w:t>selinux</w:t>
+      </w:r>
+      <w:proofErr w:type="spellEnd"/>
+      <w:r>
+        <w:rPr>
+          <w:i/>
+          <w:iCs/>
+        </w:rPr>
+        <w:t>:</w:t>
+      </w:r>
+    </w:p>
+    <w:p>
+      <w:pPr>
+        <w:rPr>
+          <w:i/>
+          <w:iCs/>
+        </w:rPr>
+      </w:pPr>
+      <w:r>
+        <w:rPr>
+          <w:i/>
+          <w:iCs/>
+        </w:rPr>
+        <w:t xml:space="preserve">        state: disabled</w:t>
+      </w:r>
+    </w:p>
+    <w:p>
+      <w:pPr>
+        <w:rPr>
+          <w:i/>
+          <w:iCs/>
+        </w:rPr>
+      </w:pPr>
+      <w:r>
+        <w:rPr>
+          <w:i/>
+          <w:iCs/>
+        </w:rPr>
+        <w:t xml:space="preserve">      when: ansible_os_family == "RedHat"</w:t>
+      </w:r>
+    </w:p>
+    <w:p>
+      <w:pPr>
+        <w:rPr>
+          <w:i/>
+          <w:iCs/>
+        </w:rPr>
+      </w:pPr>
+    </w:p>
+    <w:p>
+      <w:pPr>
+        <w:rPr>
+          <w:i/>
+          <w:iCs/>
+        </w:rPr>
+      </w:pPr>
+      <w:r>
+        <w:rPr>
+          <w:i/>
+          <w:iCs/>
+        </w:rPr>
+        <w:t xml:space="preserve">    - name: Stop and disable firewall (best effort)</w:t>
+      </w:r>
+    </w:p>
+    <w:p>
+      <w:pPr>
+        <w:rPr>
+          <w:i/>
+          <w:iCs/>
+        </w:rPr>
+      </w:pPr>
+      <w:r>
+        <w:rPr>
+          <w:i/>
+          <w:iCs/>
+        </w:rPr>
+        <w:t xml:space="preserve">      service:</w:t>
+      </w:r>
+    </w:p>
+    <w:p>
+      <w:pPr>
+        <w:rPr>
+          <w:i/>
+          <w:iCs/>
+        </w:rPr>
+      </w:pPr>
+      <w:r>
+        <w:rPr>
+          <w:i/>
+          <w:iCs/>
+        </w:rPr>
+        <w:t xml:space="preserve">        name: </w:t>
+      </w:r>
+      <w:proofErr w:type="spellStart"/>
+      <w:r>
+        <w:rPr>
+          <w:i/>
+          <w:iCs/>
+        </w:rPr>
+        <w:t>firewalld</w:t>
+      </w:r>
+      <w:proofErr w:type="spellEnd"/>
+    </w:p>
+    <w:p>
+      <w:pPr>
+        <w:rPr>
+          <w:i/>
+          <w:iCs/>
+        </w:rPr>
+      </w:pPr>
+      <w:r>
+        <w:rPr>
+          <w:i/>
+          <w:iCs/>
+        </w:rPr>
+        <w:t xml:space="preserve">        state: stopped</w:t>
+      </w:r>
+    </w:p>
+    <w:p>
+      <w:pPr>
+        <w:rPr>
+          <w:i/>
+          <w:iCs/>
+        </w:rPr>
+      </w:pPr>
+      <w:r>
+        <w:rPr>
+          <w:i/>
+          <w:iCs/>
+        </w:rPr>
+        <w:lastRenderedPageBreak/>
+        <w:t xml:space="preserve">        enabled: no</w:t>
+      </w:r>
+    </w:p>
+    <w:p>
+      <w:pPr>
+        <w:rPr>
+          <w:i/>
+          <w:iCs/>
+        </w:rPr>
+      </w:pPr>
+      <w:r>
+        <w:rPr>
+          <w:i/>
+          <w:iCs/>
+        </w:rPr>
+        <w:t xml:space="preserve">      when: ansible_os_family == "RedHat"</w:t>
+      </w:r>
+    </w:p>
+    <w:p>
+      <w:pPr>
+        <w:rPr>
+          <w:i/>
+          <w:iCs/>
+        </w:rPr>
+      </w:pPr>
+      <w:r>
+        <w:rPr>
+          <w:i/>
+          <w:iCs/>
+        </w:rPr>
+        <w:t xml:space="preserve">      </w:t>
+      </w:r>
+      <w:proofErr w:type="spellStart"/>
+      <w:r>
+        <w:rPr>
+          <w:i/>
+          <w:iCs/>
+        </w:rPr>
+        <w:t>ignore_errors</w:t>
+      </w:r>
+      <w:proofErr w:type="spellEnd"/>
+      <w:r>
+        <w:rPr>
+          <w:i/>
+          <w:iCs/>
+        </w:rPr>
+        <w:t>: yes</w:t>
+      </w:r>
+    </w:p>
+    <w:p>
+      <w:pPr>
+        <w:rPr>
+          <w:i/>
+          <w:iCs/>
+        </w:rPr>
+      </w:pPr>
+    </w:p>
+    <w:p>
+      <w:pPr>
+        <w:rPr>
+          <w:i/>
+          <w:iCs/>
+        </w:rPr>
+      </w:pPr>
+      <w:r>
+        <w:rPr>
+          <w:i/>
+          <w:iCs/>
+        </w:rPr>
+        <w:t xml:space="preserve">    - name: Stop and disable UFW (Ubuntu systems)</w:t>
+      </w:r>
+    </w:p>
+    <w:p>
+      <w:pPr>
+        <w:rPr>
+          <w:i/>
+          <w:iCs/>
+        </w:rPr>
+      </w:pPr>
+      <w:r>
+        <w:rPr>
+          <w:i/>
+          <w:iCs/>
+        </w:rPr>
+        <w:t xml:space="preserve">      service:</w:t>
+      </w:r>
+    </w:p>
+    <w:p>
+      <w:pPr>
+        <w:rPr>
+          <w:i/>
+          <w:iCs/>
+        </w:rPr>
+      </w:pPr>
+      <w:r>
+        <w:rPr>
+          <w:i/>
+          <w:iCs/>
+        </w:rPr>
+        <w:t xml:space="preserve">        name: </w:t>
+      </w:r>
+      <w:proofErr w:type="spellStart"/>
+      <w:r>
+        <w:rPr>
+          <w:i/>
+          <w:iCs/>
+        </w:rPr>
+        <w:t>ufw</w:t>
+      </w:r>
+      <w:proofErr w:type="spellEnd"/>
+    </w:p>
+    <w:p>
+      <w:pPr>
+        <w:rPr>
+          <w:i/>
+          <w:iCs/>
+        </w:rPr>
+      </w:pPr>
+      <w:r>
+        <w:rPr>
+          <w:i/>
+          <w:iCs/>
+        </w:rPr>
+        <w:t xml:space="preserve">        state: stopped</w:t>
+      </w:r>
+    </w:p>
+    <w:p>
+      <w:pPr>
+        <w:rPr>
+          <w:i/>
+          <w:iCs/>
+        </w:rPr>
+      </w:pPr>
+      <w:r>
+        <w:rPr>
+          <w:i/>
+          <w:iCs/>
+        </w:rPr>
+        <w:t xml:space="preserve">        enabled: no</w:t>
+      </w:r>
+    </w:p>
+    <w:p>
+      <w:pPr>
+        <w:rPr>
+          <w:i/>
+          <w:iCs/>
+        </w:rPr>
+      </w:pPr>
+      <w:r>
+        <w:rPr>
+          <w:i/>
+          <w:iCs/>
+        </w:rPr>
+        <w:t xml:space="preserve">      when: ansible_os_family == "Debian"</w:t>
+      </w:r>
+    </w:p>
+    <w:p>
+      <w:pPr>
+        <w:rPr>
+          <w:i/>
+          <w:iCs/>
+        </w:rPr>
+      </w:pPr>
+      <w:r>
+        <w:rPr>
+          <w:i/>
+          <w:iCs/>
+        </w:rPr>
+        <w:t xml:space="preserve">      </w:t>
+      </w:r>
+      <w:proofErr w:type="spellStart"/>
+      <w:r>
+        <w:rPr>
+          <w:i/>
+          <w:iCs/>
+        </w:rPr>
+        <w:t>ignore_errors</w:t>
+      </w:r>
+      <w:proofErr w:type="spellEnd"/>
+      <w:r>
+        <w:rPr>
+          <w:i/>
+          <w:iCs/>
+        </w:rPr>
+        <w:t>: yes</w:t>
+      </w:r>
+    </w:p>
+    <w:p>
+      <w:pPr>
+        <w:rPr>
+          <w:i/>
+          <w:iCs/>
+        </w:rPr>
+      </w:pPr>
+    </w:p>
+    <w:p>
+      <w:pPr>
+        <w:rPr>
+          <w:i/>
+          <w:iCs/>
+        </w:rPr>
+      </w:pPr>
+      <w:r>
+        <w:rPr>
+          <w:i/>
+          <w:iCs/>
+        </w:rPr>
+        <w:t>############################################</w:t>
+      </w:r>
+    </w:p>
+    <w:p>
+      <w:pPr>
+        <w:rPr>
+          <w:i/>
+          <w:iCs/>
+        </w:rPr>
+      </w:pPr>
+      <w:r>
+        <w:rPr>
+          <w:i/>
+          <w:iCs/>
+        </w:rPr>
+        <w:t># BACKEND SERVER (NETDATA)</w:t>
+      </w:r>
+    </w:p>
+    <w:p>
+      <w:pPr>
+        <w:rPr>
+          <w:i/>
+          <w:iCs/>
+        </w:rPr>
+      </w:pPr>
+      <w:r>
+        <w:rPr>
+          <w:i/>
+          <w:iCs/>
+        </w:rPr>
+        <w:t>############################################</w:t>
+      </w:r>
+    </w:p>
+    <w:p>
+      <w:pPr>
+        <w:rPr>
+          <w:i/>
+          <w:iCs/>
+        </w:rPr>
+      </w:pPr>
+      <w:r>
+        <w:rPr>
+          <w:i/>
+          <w:iCs/>
+        </w:rPr>
+        <w:t>- name: Setup Backend Monitoring (</w:t>
+      </w:r>
+      <w:proofErr w:type="spellStart"/>
+      <w:r>
+        <w:rPr>
+          <w:i/>
+          <w:iCs/>
+        </w:rPr>
+        <w:t>Netdata</w:t>
+      </w:r>
+      <w:proofErr w:type="spellEnd"/>
+      <w:r>
+        <w:rPr>
+          <w:i/>
+          <w:iCs/>
+        </w:rPr>
+        <w:t>)</w:t>
+      </w:r>
+    </w:p>
+    <w:p>
+      <w:pPr>
+        <w:rPr>
+          <w:i/>
+          <w:iCs/>
+        </w:rPr>
+      </w:pPr>
+      <w:r>
+        <w:rPr>
+          <w:i/>
+          <w:iCs/>
+        </w:rPr>
+        <w:t xml:space="preserve">  hosts: backend</w:t>
+      </w:r>
+    </w:p>
+    <w:p>
+      <w:pPr>
+        <w:rPr>
+          <w:i/>
+          <w:iCs/>
+        </w:rPr>
+      </w:pPr>
+      <w:r>
+        <w:rPr>
+          <w:i/>
+          <w:iCs/>
+        </w:rPr>
+        <w:t xml:space="preserve">  become: yes</w:t>
+      </w:r>
+    </w:p>
+    <w:p>
+      <w:pPr>
+        <w:rPr>
+          <w:i/>
+          <w:iCs/>
+        </w:rPr>
+      </w:pPr>
+    </w:p>
+    <w:p>
+      <w:pPr>
+        <w:rPr>
+          <w:i/>
+          <w:iCs/>
+        </w:rPr>
+      </w:pPr>
+      <w:r>
+        <w:rPr>
+          <w:i/>
+          <w:iCs/>
+        </w:rPr>
+        <w:t xml:space="preserve">  tasks:</w:t>
+      </w:r>
+    </w:p>
+    <w:p>
+      <w:pPr>
+        <w:rPr>
+          <w:i/>
+          <w:iCs/>
+        </w:rPr>
+      </w:pPr>
+      <w:r>
+        <w:rPr>
+          <w:i/>
+          <w:iCs/>
+        </w:rPr>
+        <w:t xml:space="preserve">    - name: Install </w:t>
+      </w:r>
+      <w:proofErr w:type="spellStart"/>
+      <w:r>
+        <w:rPr>
+          <w:i/>
+          <w:iCs/>
+        </w:rPr>
+        <w:t>Netdata</w:t>
+      </w:r>
+      <w:proofErr w:type="spellEnd"/>
+      <w:r>
+        <w:rPr>
+          <w:i/>
+          <w:iCs/>
+        </w:rPr>
+        <w:t xml:space="preserve"> if not already installed</w:t>
+      </w:r>
+    </w:p>
+    <w:p>
+      <w:pPr>
+        <w:rPr>
+          <w:i/>
+          <w:iCs/>
+        </w:rPr>
+      </w:pPr>
+      <w:r>
+        <w:rPr>
+          <w:i/>
+          <w:iCs/>
+        </w:rPr>
+        <w:t xml:space="preserve">      shell: |</w:t>
+      </w:r>
+    </w:p>
+    <w:p>
+      <w:pPr>
+        <w:rPr>
+          <w:i/>
+          <w:iCs/>
+        </w:rPr>
+      </w:pPr>
+      <w:r>
+        <w:rPr>
+          <w:i/>
+          <w:iCs/>
+        </w:rPr>
+        <w:t xml:space="preserve">        wget -O /tmp/netdata.sh https://get.netdata.cloud/kickstart.sh</w:t>
+      </w:r>
+    </w:p>
+    <w:p>
+      <w:pPr>
+        <w:rPr>
+          <w:i/>
+          <w:iCs/>
+        </w:rPr>
+      </w:pPr>
+      <w:r>
+        <w:rPr>
+          <w:i/>
+          <w:iCs/>
+        </w:rPr>
+        <w:t xml:space="preserve">        </w:t>
+      </w:r>
+      <w:proofErr w:type="spellStart"/>
+      <w:r>
+        <w:rPr>
+          <w:i/>
+          <w:iCs/>
+        </w:rPr>
+        <w:t>sh</w:t>
+      </w:r>
+      <w:proofErr w:type="spellEnd"/>
+      <w:r>
+        <w:rPr>
+          <w:i/>
+          <w:iCs/>
+        </w:rPr>
+        <w:t xml:space="preserve"> /tmp/netdata.sh --non-interactive</w:t>
+      </w:r>
+    </w:p>
+    <w:p>
+      <w:pPr>
+        <w:rPr>
+          <w:i/>
+          <w:iCs/>
+        </w:rPr>
+      </w:pPr>
+      <w:r>
+        <w:rPr>
+          <w:i/>
+          <w:iCs/>
+        </w:rPr>
+        <w:t xml:space="preserve">      </w:t>
+      </w:r>
+      <w:proofErr w:type="spellStart"/>
+      <w:r>
+        <w:rPr>
+          <w:i/>
+          <w:iCs/>
+        </w:rPr>
+        <w:t>args</w:t>
+      </w:r>
+      <w:proofErr w:type="spellEnd"/>
+      <w:r>
+        <w:rPr>
+          <w:i/>
+          <w:iCs/>
+        </w:rPr>
+        <w:t>:</w:t>
+      </w:r>
+    </w:p>
+    <w:p>
+      <w:pPr>
+        <w:rPr>
+          <w:i/>
+          <w:iCs/>
+        </w:rPr>
+      </w:pPr>
+      <w:r>
+        <w:rPr>
+          <w:i/>
+          <w:iCs/>
+        </w:rPr>
+        <w:t xml:space="preserve">        creates: /usr/</w:t>
+      </w:r>
+      <w:proofErr w:type="spellStart"/>
+      <w:r>
+        <w:rPr>
+          <w:i/>
+          <w:iCs/>
+        </w:rPr>
+        <w:t>sbin</w:t>
+      </w:r>
+      <w:proofErr w:type="spellEnd"/>
+      <w:r>
+        <w:rPr>
+          <w:i/>
+          <w:iCs/>
+        </w:rPr>
+        <w:t>/</w:t>
+      </w:r>
+      <w:proofErr w:type="spellStart"/>
+      <w:r>
+        <w:rPr>
+          <w:i/>
+          <w:iCs/>
+        </w:rPr>
+        <w:t>netdata</w:t>
+      </w:r>
+      <w:proofErr w:type="spellEnd"/>
+    </w:p>
+    <w:p>
+      <w:pPr>
+        <w:rPr>
+          <w:i/>
+          <w:iCs/>
+        </w:rPr>
+      </w:pPr>
+    </w:p>
+    <w:p>
+      <w:pPr>
+        <w:rPr>
+          <w:i/>
+          <w:iCs/>
+        </w:rPr>
+      </w:pPr>
+      <w:r>
+        <w:rPr>
+          <w:i/>
+          <w:iCs/>
+        </w:rPr>
+        <w:t xml:space="preserve">    - name: Ensure </w:t>
+      </w:r>
+      <w:proofErr w:type="spellStart"/>
+      <w:r>
+        <w:rPr>
+          <w:i/>
+          <w:iCs/>
+        </w:rPr>
+        <w:t>Netdata</w:t>
+      </w:r>
+      <w:proofErr w:type="spellEnd"/>
+      <w:r>
+        <w:rPr>
+          <w:i/>
+          <w:iCs/>
+        </w:rPr>
+        <w:t xml:space="preserve"> listens on port 19999</w:t>
+      </w:r>
+    </w:p>
+    <w:p>
+      <w:pPr>
+        <w:rPr>
+          <w:i/>
+          <w:iCs/>
+        </w:rPr>
+      </w:pPr>
+      <w:r>
+        <w:rPr>
+          <w:i/>
+          <w:iCs/>
+        </w:rPr>
+        <w:lastRenderedPageBreak/>
+        <w:t xml:space="preserve">      </w:t>
+      </w:r>
+      <w:proofErr w:type="spellStart"/>
+      <w:r>
+        <w:rPr>
+          <w:i/>
+          <w:iCs/>
+        </w:rPr>
+        <w:t>lineinfile</w:t>
+      </w:r>
+      <w:proofErr w:type="spellEnd"/>
+      <w:r>
+        <w:rPr>
+          <w:i/>
+          <w:iCs/>
+        </w:rPr>
+        <w:t>:</w:t>
+      </w:r>
+    </w:p>
+    <w:p>
+      <w:pPr>
+        <w:rPr>
+          <w:i/>
+          <w:iCs/>
+        </w:rPr>
+      </w:pPr>
+      <w:r>
+        <w:rPr>
+          <w:i/>
+          <w:iCs/>
+        </w:rPr>
+        <w:t xml:space="preserve">        path: /etc/</w:t>
+      </w:r>
+      <w:proofErr w:type="spellStart"/>
+      <w:r>
+        <w:rPr>
+          <w:i/>
+          <w:iCs/>
+        </w:rPr>
+        <w:t>netdata</w:t>
+      </w:r>
+      <w:proofErr w:type="spellEnd"/>
+      <w:r>
+        <w:rPr>
+          <w:i/>
+          <w:iCs/>
+        </w:rPr>
+        <w:t>/</w:t>
+      </w:r>
+      <w:proofErr w:type="spellStart"/>
+      <w:r>
+        <w:rPr>
+          <w:i/>
+          <w:iCs/>
+        </w:rPr>
+        <w:t>netdata.conf</w:t>
+      </w:r>
+      <w:proofErr w:type="spellEnd"/>
+    </w:p>
+    <w:p>
+      <w:pPr>
+        <w:rPr>
+          <w:i/>
+          <w:iCs/>
+        </w:rPr>
+      </w:pPr>
+      <w:r>
+        <w:rPr>
+          <w:i/>
+          <w:iCs/>
+        </w:rPr>
+        <w:t xml:space="preserve">        </w:t>
+      </w:r>
+      <w:proofErr w:type="spellStart"/>
+      <w:r>
+        <w:rPr>
+          <w:i/>
+          <w:iCs/>
+        </w:rPr>
+        <w:t>regexp</w:t>
+      </w:r>
+      <w:proofErr w:type="spellEnd"/>
+      <w:r>
+        <w:rPr>
+          <w:i/>
+          <w:iCs/>
+        </w:rPr>
+        <w:t>: '^\\s*default port ='</w:t>
+      </w:r>
+    </w:p>
+    <w:p>
+      <w:pPr>
+        <w:rPr>
+          <w:i/>
+          <w:iCs/>
+        </w:rPr>
+      </w:pPr>
+      <w:r>
+        <w:rPr>
+          <w:i/>
+          <w:iCs/>
+        </w:rPr>
+        <w:t xml:space="preserve">        line: '    default port = 19999'</w:t>
+      </w:r>
+    </w:p>
+    <w:p>
+      <w:pPr>
+        <w:rPr>
+          <w:i/>
+          <w:iCs/>
+        </w:rPr>
+      </w:pPr>
+      <w:r>
+        <w:rPr>
+          <w:i/>
+          <w:iCs/>
+        </w:rPr>
+        <w:t xml:space="preserve">      notify: Restart </w:t>
+      </w:r>
+      <w:proofErr w:type="spellStart"/>
+      <w:r>
+        <w:rPr>
+          <w:i/>
+          <w:iCs/>
+        </w:rPr>
+        <w:t>Netdata</w:t>
+      </w:r>
+      <w:proofErr w:type="spellEnd"/>
+    </w:p>
+    <w:p>
+      <w:pPr>
+        <w:rPr>
+          <w:i/>
+          <w:iCs/>
+        </w:rPr>
+      </w:pPr>
+    </w:p>
+    <w:p>
+      <w:pPr>
+        <w:rPr>
+          <w:i/>
+          <w:iCs/>
+        </w:rPr>
+      </w:pPr>
+      <w:r>
+        <w:rPr>
+          <w:i/>
+          <w:iCs/>
+        </w:rPr>
+        <w:t xml:space="preserve">  handlers:</w:t>
+      </w:r>
+    </w:p>
+    <w:p>
+      <w:pPr>
+        <w:rPr>
+          <w:i/>
+          <w:iCs/>
+        </w:rPr>
+      </w:pPr>
+      <w:r>
+        <w:rPr>
+          <w:i/>
+          <w:iCs/>
+        </w:rPr>
+        <w:t xml:space="preserve">    - name: Restart </w:t>
+      </w:r>
+      <w:proofErr w:type="spellStart"/>
+      <w:r>
+        <w:rPr>
+          <w:i/>
+          <w:iCs/>
+        </w:rPr>
+        <w:t>Netdata</w:t>
+      </w:r>
+      <w:proofErr w:type="spellEnd"/>
+    </w:p>
+    <w:p>
+      <w:pPr>
+        <w:rPr>
+          <w:i/>
+          <w:iCs/>
+        </w:rPr>
+      </w:pPr>
+      <w:r>
+        <w:rPr>
+          <w:i/>
+          <w:iCs/>
+        </w:rPr>
+        <w:t xml:space="preserve">      service:</w:t>
+      </w:r>
+    </w:p>
+    <w:p>
+      <w:pPr>
+        <w:rPr>
+          <w:i/>
+          <w:iCs/>
+        </w:rPr>
+      </w:pPr>
+      <w:r>
+        <w:rPr>
+          <w:i/>
+          <w:iCs/>
+        </w:rPr>
+        <w:t xml:space="preserve">        name: </w:t>
+      </w:r>
+      <w:proofErr w:type="spellStart"/>
+      <w:r>
+        <w:rPr>
+          <w:i/>
+          <w:iCs/>
+        </w:rPr>
+        <w:t>netdata</w:t>
+      </w:r>
+      <w:proofErr w:type="spellEnd"/>
+    </w:p>
+    <w:p>
+      <w:pPr>
+        <w:rPr>
+          <w:i/>
+          <w:iCs/>
+        </w:rPr>
+      </w:pPr>
+      <w:r>
+        <w:rPr>
+          <w:i/>
+          <w:iCs/>
+        </w:rPr>
+        <w:t xml:space="preserve">        state: restarted</w:t>
+      </w:r>
+    </w:p>
+    <w:p>
+      <w:pPr>
+        <w:rPr>
+          <w:i/>
+          <w:iCs/>
+        </w:rPr>
+      </w:pPr>
+    </w:p>
+    <w:p>
+      <w:pPr>
+        <w:rPr>
+          <w:i/>
+          <w:iCs/>
+        </w:rPr>
+      </w:pPr>
+      <w:r>
+        <w:rPr>
+          <w:i/>
+          <w:iCs/>
+        </w:rPr>
+        <w:t>############################################</w:t>
+      </w:r>
+    </w:p>
+    <w:p>
+      <w:pPr>
+        <w:rPr>
+          <w:i/>
+          <w:iCs/>
+        </w:rPr>
+      </w:pPr>
+      <w:r>
+        <w:rPr>
+          <w:i/>
+          <w:iCs/>
+        </w:rPr>
+        <w:t># FRONTEND SERVER (NGINX REVERSE PROXY)</w:t>
+      </w:r>
+    </w:p>
+    <w:p>
+      <w:pPr>
+        <w:rPr>
+          <w:i/>
+          <w:iCs/>
+        </w:rPr>
+      </w:pPr>
+      <w:r>
+        <w:rPr>
+          <w:i/>
+          <w:iCs/>
+        </w:rPr>
+        <w:t>############################################</w:t>
+      </w:r>
+    </w:p>
+    <w:p>
+      <w:pPr>
+        <w:rPr>
+          <w:i/>
+          <w:iCs/>
+        </w:rPr>
+      </w:pPr>
+      <w:r>
+        <w:rPr>
+          <w:i/>
+          <w:iCs/>
+        </w:rPr>
+        <w:t>- name: Setup Frontend Reverse Proxy (Nginx)</w:t>
+      </w:r>
+    </w:p>
+    <w:p>
+      <w:pPr>
+        <w:rPr>
+          <w:i/>
+          <w:iCs/>
+        </w:rPr>
+      </w:pPr>
+      <w:r>
+        <w:rPr>
+          <w:i/>
+          <w:iCs/>
+        </w:rPr>
+        <w:t xml:space="preserve">  hosts: frontend</w:t>
+      </w:r>
+    </w:p>
+    <w:p>
+      <w:pPr>
+        <w:rPr>
+          <w:i/>
+          <w:iCs/>
+        </w:rPr>
+      </w:pPr>
+      <w:r>
+        <w:rPr>
+          <w:i/>
+          <w:iCs/>
+        </w:rPr>
+        <w:t xml:space="preserve">  become: yes</w:t>
+      </w:r>
+    </w:p>
+    <w:p>
+      <w:pPr>
+        <w:rPr>
+          <w:i/>
+          <w:iCs/>
+        </w:rPr>
+      </w:pPr>
+    </w:p>
+    <w:p>
+      <w:pPr>
+        <w:rPr>
+          <w:i/>
+          <w:iCs/>
+        </w:rPr>
+      </w:pPr>
+      <w:r>
+        <w:rPr>
+          <w:i/>
+          <w:iCs/>
+        </w:rPr>
+        <w:t xml:space="preserve">  vars:</w:t>
+      </w:r>
+    </w:p>
+    <w:p>
+      <w:pPr>
+        <w:rPr>
+          <w:i/>
+          <w:iCs/>
+        </w:rPr>
+      </w:pPr>
+      <w:r>
+        <w:rPr>
+          <w:i/>
+          <w:iCs/>
+        </w:rPr>
+        <w:t xml:space="preserve">    </w:t>
+      </w:r>
+      <w:proofErr w:type="spellStart"/>
+      <w:r>
+        <w:rPr>
+          <w:i/>
+          <w:iCs/>
+        </w:rPr>
+        <w:t>backend_ip</w:t>
+      </w:r>
+      <w:proofErr w:type="spellEnd"/>
+      <w:r>
+        <w:rPr>
+          <w:i/>
+          <w:iCs/>
+        </w:rPr>
+        <w:t>: "</w:t>
+      </w:r>
+      <w:proofErr w:type="gramStart"/>
+      <w:r>
+        <w:rPr>
+          <w:i/>
+          <w:iCs/>
+        </w:rPr>
+        <w:t xml:space="preserve">{{ </w:t>
+      </w:r>
+      <w:proofErr w:type="spellStart"/>
+      <w:r>
+        <w:rPr>
+          <w:i/>
+          <w:iCs/>
+        </w:rPr>
+        <w:t>hostvars</w:t>
+      </w:r>
+      <w:proofErr w:type="spellEnd"/>
+      <w:proofErr w:type="gramEnd"/>
+      <w:r>
+        <w:rPr>
+          <w:i/>
+          <w:iCs/>
+        </w:rPr>
+        <w:t>[groups['backend'][0]</w:t>
+      </w:r>
+      <w:proofErr w:type="gramStart"/>
+      <w:r>
+        <w:rPr>
+          <w:i/>
+          <w:iCs/>
+        </w:rPr>
+        <w:t>].</w:t>
+      </w:r>
+      <w:proofErr w:type="spellStart"/>
+      <w:r>
+        <w:rPr>
+          <w:i/>
+          <w:iCs/>
+        </w:rPr>
+        <w:t>ansible</w:t>
+      </w:r>
+      <w:proofErr w:type="gramEnd"/>
+      <w:r>
+        <w:rPr>
+          <w:i/>
+          <w:iCs/>
+        </w:rPr>
+        <w:t>_</w:t>
+      </w:r>
+      <w:proofErr w:type="gramStart"/>
+      <w:r>
+        <w:rPr>
+          <w:i/>
+          <w:iCs/>
+        </w:rPr>
+        <w:t>host</w:t>
+      </w:r>
+      <w:proofErr w:type="spellEnd"/>
+      <w:r>
+        <w:rPr>
+          <w:i/>
+          <w:iCs/>
+        </w:rPr>
+        <w:t xml:space="preserve"> }}"</w:t>
+      </w:r>
+      <w:proofErr w:type="gramEnd"/>
+    </w:p>
+    <w:p>
+      <w:pPr>
+        <w:rPr>
+          <w:i/>
+          <w:iCs/>
+        </w:rPr>
+      </w:pPr>
+    </w:p>
+    <w:p>
+      <w:pPr>
+        <w:rPr>
+          <w:i/>
+          <w:iCs/>
+        </w:rPr>
+      </w:pPr>
+      <w:r>
+        <w:rPr>
+          <w:i/>
+          <w:iCs/>
+        </w:rPr>
+        <w:t xml:space="preserve">  tasks:</w:t>
+      </w:r>
+    </w:p>
+    <w:p>
+      <w:pPr>
+        <w:rPr>
+          <w:i/>
+          <w:iCs/>
+        </w:rPr>
+      </w:pPr>
+      <w:r>
+        <w:rPr>
+          <w:i/>
+          <w:iCs/>
+        </w:rPr>
+        <w:t xml:space="preserve">    - name: Install Nginx</w:t>
+      </w:r>
+    </w:p>
+    <w:p>
+      <w:pPr>
+        <w:rPr>
+          <w:i/>
+          <w:iCs/>
+        </w:rPr>
+      </w:pPr>
+      <w:r>
+        <w:rPr>
+          <w:i/>
+          <w:iCs/>
+        </w:rPr>
+        <w:t xml:space="preserve">      package:</w:t>
+      </w:r>
+    </w:p>
+    <w:p>
+      <w:pPr>
+        <w:rPr>
+          <w:i/>
+          <w:iCs/>
+        </w:rPr>
+      </w:pPr>
+      <w:r>
+        <w:rPr>
+          <w:i/>
+          <w:iCs/>
+        </w:rPr>
+        <w:t xml:space="preserve">        name: nginx</w:t>
+      </w:r>
+    </w:p>
+    <w:p>
+      <w:pPr>
+        <w:rPr>
+          <w:i/>
+          <w:iCs/>
+        </w:rPr>
+      </w:pPr>
+      <w:r>
+        <w:rPr>
+          <w:i/>
+          <w:iCs/>
+        </w:rPr>
+        <w:t xml:space="preserve">        state: present</w:t>
+      </w:r>
+    </w:p>
+    <w:p>
+      <w:pPr>
+        <w:rPr>
+          <w:i/>
+          <w:iCs/>
+        </w:rPr>
+      </w:pPr>
+    </w:p>
+    <w:p>
+      <w:pPr>
+        <w:rPr>
+          <w:i/>
+          <w:iCs/>
+        </w:rPr>
+      </w:pPr>
+      <w:r>
+        <w:rPr>
+          <w:i/>
+          <w:iCs/>
+        </w:rPr>
+        <w:lastRenderedPageBreak/>
+        <w:t xml:space="preserve">    - name: Ensure nginx configuration directory exists</w:t>
+      </w:r>
+    </w:p>
+    <w:p>
+      <w:pPr>
+        <w:rPr>
+          <w:i/>
+          <w:iCs/>
+        </w:rPr>
+      </w:pPr>
+      <w:r>
+        <w:rPr>
+          <w:i/>
+          <w:iCs/>
+        </w:rPr>
+        <w:t xml:space="preserve">      file:</w:t>
+      </w:r>
+    </w:p>
+    <w:p>
+      <w:pPr>
+        <w:rPr>
+          <w:i/>
+          <w:iCs/>
+        </w:rPr>
+      </w:pPr>
+      <w:r>
+        <w:rPr>
+          <w:i/>
+          <w:iCs/>
+        </w:rPr>
+        <w:t xml:space="preserve">        path: /etc/nginx/</w:t>
+      </w:r>
+      <w:proofErr w:type="spellStart"/>
+      <w:proofErr w:type="gramStart"/>
+      <w:r>
+        <w:rPr>
+          <w:i/>
+          <w:iCs/>
+        </w:rPr>
+        <w:t>conf.d</w:t>
+      </w:r>
+      <w:proofErr w:type="spellEnd"/>
+      <w:proofErr w:type="gramEnd"/>
+    </w:p>
+    <w:p>
+      <w:pPr>
+        <w:rPr>
+          <w:i/>
+          <w:iCs/>
+        </w:rPr>
+      </w:pPr>
+      <w:r>
+        <w:rPr>
+          <w:i/>
+          <w:iCs/>
+        </w:rPr>
+        <w:t xml:space="preserve">        state: directory</w:t>
+      </w:r>
+    </w:p>
+    <w:p>
+      <w:pPr>
+        <w:rPr>
+          <w:i/>
+          <w:iCs/>
+        </w:rPr>
+      </w:pPr>
+      <w:r>
+        <w:rPr>
+          <w:i/>
+          <w:iCs/>
+        </w:rPr>
+        <w:t xml:space="preserve">        mode: '0755'</w:t>
+      </w:r>
+    </w:p>
+    <w:p>
+      <w:pPr>
+        <w:rPr>
+          <w:i/>
+          <w:iCs/>
+        </w:rPr>
+      </w:pPr>
+    </w:p>
+    <w:p>
+      <w:pPr>
+        <w:rPr>
+          <w:i/>
+          <w:iCs/>
+        </w:rPr>
+      </w:pPr>
+      <w:r>
+        <w:rPr>
+          <w:i/>
+          <w:iCs/>
+        </w:rPr>
+        <w:t xml:space="preserve">    - name: Configure main nginx.conf</w:t>
+      </w:r>
+    </w:p>
+    <w:p>
+      <w:pPr>
+        <w:rPr>
+          <w:i/>
+          <w:iCs/>
+        </w:rPr>
+      </w:pPr>
+      <w:r>
+        <w:rPr>
+          <w:i/>
+          <w:iCs/>
+        </w:rPr>
+        <w:t xml:space="preserve">      copy:</w:t>
+      </w:r>
+    </w:p>
+    <w:p>
+      <w:pPr>
+        <w:rPr>
+          <w:i/>
+          <w:iCs/>
+        </w:rPr>
+      </w:pPr>
+      <w:r>
+        <w:rPr>
+          <w:i/>
+          <w:iCs/>
+        </w:rPr>
+        <w:t xml:space="preserve">        </w:t>
+      </w:r>
+      <w:proofErr w:type="spellStart"/>
+      <w:r>
+        <w:rPr>
+          <w:i/>
+          <w:iCs/>
+        </w:rPr>
+        <w:t>dest</w:t>
+      </w:r>
+      <w:proofErr w:type="spellEnd"/>
+      <w:r>
+        <w:rPr>
+          <w:i/>
+          <w:iCs/>
+        </w:rPr>
+        <w:t>: /etc/nginx/nginx.conf</w:t>
+      </w:r>
+    </w:p>
+    <w:p>
+      <w:pPr>
+        <w:rPr>
+          <w:i/>
+          <w:iCs/>
+        </w:rPr>
+      </w:pPr>
+      <w:r>
+        <w:rPr>
+          <w:i/>
+          <w:iCs/>
+        </w:rPr>
+        <w:t xml:space="preserve">        content: |</w:t>
+      </w:r>
+    </w:p>
+    <w:p>
+      <w:pPr>
+        <w:rPr>
+          <w:i/>
+          <w:iCs/>
+        </w:rPr>
+      </w:pPr>
+      <w:r>
+        <w:rPr>
+          <w:i/>
+          <w:iCs/>
+        </w:rPr>
+        <w:t xml:space="preserve">          user nginx;</w:t>
+      </w:r>
+    </w:p>
+    <w:p>
+      <w:pPr>
+        <w:rPr>
+          <w:i/>
+          <w:iCs/>
+        </w:rPr>
+      </w:pPr>
+      <w:r>
+        <w:rPr>
+          <w:i/>
+          <w:iCs/>
+        </w:rPr>
+        <w:t xml:space="preserve">          </w:t>
+      </w:r>
+      <w:proofErr w:type="spellStart"/>
+      <w:r>
+        <w:rPr>
+          <w:i/>
+          <w:iCs/>
+        </w:rPr>
+        <w:t>worker_processes</w:t>
+      </w:r>
+      <w:proofErr w:type="spellEnd"/>
+      <w:r>
+        <w:rPr>
+          <w:i/>
+          <w:iCs/>
+        </w:rPr>
+        <w:t xml:space="preserve"> auto;</w:t>
+      </w:r>
+    </w:p>
+    <w:p>
+      <w:pPr>
+        <w:rPr>
+          <w:i/>
+          <w:iCs/>
+        </w:rPr>
+      </w:pPr>
+      <w:r>
+        <w:rPr>
+          <w:i/>
+          <w:iCs/>
+        </w:rPr>
+        <w:t xml:space="preserve">          </w:t>
+      </w:r>
+      <w:proofErr w:type="spellStart"/>
+      <w:r>
+        <w:rPr>
+          <w:i/>
+          <w:iCs/>
+        </w:rPr>
+        <w:t>pid</w:t>
+      </w:r>
+      <w:proofErr w:type="spellEnd"/>
+      <w:r>
+        <w:rPr>
+          <w:i/>
+          <w:iCs/>
+        </w:rPr>
+        <w:t xml:space="preserve"> /run/</w:t>
+      </w:r>
+      <w:proofErr w:type="spellStart"/>
+      <w:r>
+        <w:rPr>
+          <w:i/>
+          <w:iCs/>
+        </w:rPr>
+        <w:t>nginx.pid</w:t>
+      </w:r>
+      <w:proofErr w:type="spellEnd"/>
+      <w:r>
+        <w:rPr>
+          <w:i/>
+          <w:iCs/>
+        </w:rPr>
+        <w:t>;</w:t>
+      </w:r>
+    </w:p>
+    <w:p>
+      <w:pPr>
+        <w:rPr>
+          <w:i/>
+          <w:iCs/>
+        </w:rPr>
+      </w:pPr>
+    </w:p>
+    <w:p>
+      <w:pPr>
+        <w:rPr>
+          <w:i/>
+          <w:iCs/>
+        </w:rPr>
+      </w:pPr>
+      <w:r>
+        <w:rPr>
+          <w:i/>
+          <w:iCs/>
+        </w:rPr>
+        <w:t xml:space="preserve">          events {</w:t>
+      </w:r>
+    </w:p>
+    <w:p>
+      <w:pPr>
+        <w:rPr>
+          <w:i/>
+          <w:iCs/>
+        </w:rPr>
+      </w:pPr>
+      <w:r>
+        <w:rPr>
+          <w:i/>
+          <w:iCs/>
+        </w:rPr>
+        <w:t xml:space="preserve">              </w:t>
+      </w:r>
+      <w:proofErr w:type="spellStart"/>
+      <w:r>
+        <w:rPr>
+          <w:i/>
+          <w:iCs/>
+        </w:rPr>
+        <w:t>worker_connections</w:t>
+      </w:r>
+      <w:proofErr w:type="spellEnd"/>
+      <w:r>
+        <w:rPr>
+          <w:i/>
+          <w:iCs/>
+        </w:rPr>
+        <w:t xml:space="preserve"> 1024;</w:t>
+      </w:r>
+    </w:p>
+    <w:p>
+      <w:pPr>
+        <w:rPr>
+          <w:i/>
+          <w:iCs/>
+        </w:rPr>
+      </w:pPr>
+      <w:r>
+        <w:rPr>
+          <w:i/>
+          <w:iCs/>
+        </w:rPr>
+        <w:t xml:space="preserve">          }</w:t>
+      </w:r>
+    </w:p>
+    <w:p>
+      <w:pPr>
+        <w:rPr>
+          <w:i/>
+          <w:iCs/>
+        </w:rPr>
+      </w:pPr>
+    </w:p>
+    <w:p>
+      <w:pPr>
+        <w:rPr>
+          <w:i/>
+          <w:iCs/>
+        </w:rPr>
+      </w:pPr>
+      <w:r>
+        <w:rPr>
+          <w:i/>
+          <w:iCs/>
+        </w:rPr>
+        <w:t xml:space="preserve">          http {</w:t>
+      </w:r>
+    </w:p>
+    <w:p>
+      <w:pPr>
+        <w:rPr>
+          <w:i/>
+          <w:iCs/>
+        </w:rPr>
+      </w:pPr>
+      <w:r>
+        <w:rPr>
+          <w:i/>
+          <w:iCs/>
+        </w:rPr>
+        <w:t xml:space="preserve">              include       /etc/nginx/</w:t>
+      </w:r>
+      <w:proofErr w:type="spellStart"/>
+      <w:r>
+        <w:rPr>
+          <w:i/>
+          <w:iCs/>
+        </w:rPr>
+        <w:t>mime.types</w:t>
+      </w:r>
+      <w:proofErr w:type="spellEnd"/>
+      <w:r>
+        <w:rPr>
+          <w:i/>
+          <w:iCs/>
+        </w:rPr>
+        <w:t>;</w:t>
+      </w:r>
+    </w:p>
+    <w:p>
+      <w:pPr>
+        <w:rPr>
+          <w:i/>
+          <w:iCs/>
+        </w:rPr>
+      </w:pPr>
+      <w:r>
+        <w:rPr>
+          <w:i/>
+          <w:iCs/>
+        </w:rPr>
+        <w:t xml:space="preserve">              </w:t>
+      </w:r>
+      <w:proofErr w:type="spellStart"/>
+      <w:r>
+        <w:rPr>
+          <w:i/>
+          <w:iCs/>
+        </w:rPr>
+        <w:t>default_</w:t>
+      </w:r>
+      <w:proofErr w:type="gramStart"/>
+      <w:r>
+        <w:rPr>
+          <w:i/>
+          <w:iCs/>
+        </w:rPr>
+        <w:t>type</w:t>
+      </w:r>
+      <w:proofErr w:type="spellEnd"/>
+      <w:r>
+        <w:rPr>
+          <w:i/>
+          <w:iCs/>
+        </w:rPr>
+        <w:t xml:space="preserve">  application</w:t>
+      </w:r>
+      <w:proofErr w:type="gramEnd"/>
+      <w:r>
+        <w:rPr>
+          <w:i/>
+          <w:iCs/>
+        </w:rPr>
+        <w:t>/octet-stream;</w:t>
+      </w:r>
+    </w:p>
+    <w:p>
+      <w:pPr>
+        <w:rPr>
+          <w:i/>
+          <w:iCs/>
+        </w:rPr>
+      </w:pPr>
+    </w:p>
+    <w:p>
+      <w:pPr>
+        <w:rPr>
+          <w:i/>
+          <w:iCs/>
+        </w:rPr>
+      </w:pPr>
+      <w:r>
+        <w:rPr>
+          <w:i/>
+          <w:iCs/>
+        </w:rPr>
+        <w:t xml:space="preserve">              </w:t>
+      </w:r>
+      <w:proofErr w:type="spellStart"/>
+      <w:r>
+        <w:rPr>
+          <w:i/>
+          <w:iCs/>
+        </w:rPr>
+        <w:t>access_log</w:t>
+      </w:r>
+      <w:proofErr w:type="spellEnd"/>
+      <w:r>
+        <w:rPr>
+          <w:i/>
+          <w:iCs/>
+        </w:rPr>
+        <w:t xml:space="preserve"> /var/log/nginx/access.log;</w:t>
+      </w:r>
+    </w:p>
+    <w:p>
+      <w:pPr>
+        <w:rPr>
+          <w:i/>
+          <w:iCs/>
+        </w:rPr>
+      </w:pPr>
+      <w:r>
+        <w:rPr>
+          <w:i/>
+          <w:iCs/>
+        </w:rPr>
+        <w:t xml:space="preserve">              </w:t>
+      </w:r>
+      <w:proofErr w:type="spellStart"/>
+      <w:r>
+        <w:rPr>
+          <w:i/>
+          <w:iCs/>
+        </w:rPr>
+        <w:t>error_log</w:t>
+      </w:r>
+      <w:proofErr w:type="spellEnd"/>
+      <w:r>
+        <w:rPr>
+          <w:i/>
+          <w:iCs/>
+        </w:rPr>
+        <w:t xml:space="preserve"> /var/log/nginx/error.log warn;</w:t>
+      </w:r>
+    </w:p>
+    <w:p>
+      <w:pPr>
+        <w:rPr>
+          <w:i/>
+          <w:iCs/>
+        </w:rPr>
+      </w:pPr>
+    </w:p>
+    <w:p>
+      <w:pPr>
+        <w:rPr>
+          <w:i/>
+          <w:iCs/>
+        </w:rPr>
+      </w:pPr>
+      <w:r>
+        <w:rPr>
+          <w:i/>
+          <w:iCs/>
+        </w:rPr>
+        <w:t xml:space="preserve">              </w:t>
+      </w:r>
+      <w:proofErr w:type="spellStart"/>
+      <w:r>
+        <w:rPr>
+          <w:i/>
+          <w:iCs/>
+        </w:rPr>
+        <w:t>sendfile</w:t>
+      </w:r>
+      <w:proofErr w:type="spellEnd"/>
+      <w:r>
+        <w:rPr>
+          <w:i/>
+          <w:iCs/>
+        </w:rPr>
+        <w:t xml:space="preserve"> on;</w:t>
+      </w:r>
+    </w:p>
+    <w:p>
+      <w:pPr>
+        <w:rPr>
+          <w:i/>
+          <w:iCs/>
+        </w:rPr>
+      </w:pPr>
+      <w:r>
+        <w:rPr>
+          <w:i/>
+          <w:iCs/>
+        </w:rPr>
+        <w:t xml:space="preserve">              </w:t>
+      </w:r>
+      <w:proofErr w:type="spellStart"/>
+      <w:r>
+        <w:rPr>
+          <w:i/>
+          <w:iCs/>
+        </w:rPr>
+        <w:t>keepalive_timeout</w:t>
+      </w:r>
+      <w:proofErr w:type="spellEnd"/>
+      <w:r>
+        <w:rPr>
+          <w:i/>
+          <w:iCs/>
+        </w:rPr>
+        <w:t xml:space="preserve"> 65;</w:t>
+      </w:r>
+    </w:p>
+    <w:p>
+      <w:pPr>
+        <w:rPr>
+          <w:i/>
+          <w:iCs/>
+        </w:rPr>
+      </w:pPr>
+    </w:p>
+    <w:p>
+      <w:pPr>
+        <w:rPr>
+          <w:i/>
+          <w:iCs/>
+        </w:rPr>
+      </w:pPr>
+      <w:r>
+        <w:rPr>
+          <w:i/>
+          <w:iCs/>
+        </w:rPr>
+        <w:lastRenderedPageBreak/>
+        <w:t xml:space="preserve">              include /etc/nginx/</w:t>
+      </w:r>
+      <w:proofErr w:type="spellStart"/>
+      <w:r>
+        <w:rPr>
+          <w:i/>
+          <w:iCs/>
+        </w:rPr>
+        <w:t>conf.d</w:t>
+      </w:r>
+      <w:proofErr w:type="spellEnd"/>
+      <w:r>
+        <w:rPr>
+          <w:i/>
+          <w:iCs/>
+        </w:rPr>
+        <w:t>/*.conf;</w:t>
+      </w:r>
+    </w:p>
+    <w:p>
+      <w:pPr>
+        <w:rPr>
+          <w:i/>
+          <w:iCs/>
+        </w:rPr>
+      </w:pPr>
+      <w:r>
+        <w:rPr>
+          <w:i/>
+          <w:iCs/>
+        </w:rPr>
+        <w:t xml:space="preserve">          }</w:t>
+      </w:r>
+    </w:p>
+    <w:p>
+      <w:pPr>
+        <w:rPr>
+          <w:i/>
+          <w:iCs/>
+        </w:rPr>
+      </w:pPr>
+    </w:p>
+    <w:p>
+      <w:pPr>
+        <w:rPr>
+          <w:i/>
+          <w:iCs/>
+        </w:rPr>
+      </w:pPr>
+      <w:r>
+        <w:rPr>
+          <w:i/>
+          <w:iCs/>
+        </w:rPr>
+        <w:t xml:space="preserve">    - name: Configure Nginx reverse proxy</w:t>
+      </w:r>
+    </w:p>
+    <w:p>
+      <w:pPr>
+        <w:rPr>
+          <w:i/>
+          <w:iCs/>
+        </w:rPr>
+      </w:pPr>
+      <w:r>
+        <w:rPr>
+          <w:i/>
+          <w:iCs/>
+        </w:rPr>
+        <w:t xml:space="preserve">      copy:</w:t>
+      </w:r>
+    </w:p>
+    <w:p>
+      <w:pPr>
+        <w:rPr>
+          <w:i/>
+          <w:iCs/>
+        </w:rPr>
+      </w:pPr>
+      <w:r>
+        <w:rPr>
+          <w:i/>
+          <w:iCs/>
+        </w:rPr>
+        <w:t xml:space="preserve">        </w:t>
+      </w:r>
+      <w:proofErr w:type="spellStart"/>
+      <w:r>
+        <w:rPr>
+          <w:i/>
+          <w:iCs/>
+        </w:rPr>
+        <w:t>dest</w:t>
+      </w:r>
+      <w:proofErr w:type="spellEnd"/>
+      <w:r>
+        <w:rPr>
+          <w:i/>
+          <w:iCs/>
+        </w:rPr>
+        <w:t>: /etc/nginx/</w:t>
+      </w:r>
+      <w:proofErr w:type="spellStart"/>
+      <w:r>
+        <w:rPr>
+          <w:i/>
+          <w:iCs/>
+        </w:rPr>
+        <w:t>conf.d</w:t>
+      </w:r>
+      <w:proofErr w:type="spellEnd"/>
+      <w:r>
+        <w:rPr>
+          <w:i/>
+          <w:iCs/>
+        </w:rPr>
+        <w:t>/</w:t>
+      </w:r>
+      <w:proofErr w:type="spellStart"/>
+      <w:r>
+        <w:rPr>
+          <w:i/>
+          <w:iCs/>
+        </w:rPr>
+        <w:t>proxy.conf</w:t>
+      </w:r>
+      <w:proofErr w:type="spellEnd"/>
+    </w:p>
+    <w:p>
+      <w:pPr>
+        <w:rPr>
+          <w:i/>
+          <w:iCs/>
+        </w:rPr>
+      </w:pPr>
+      <w:r>
+        <w:rPr>
+          <w:i/>
+          <w:iCs/>
+        </w:rPr>
+        <w:t xml:space="preserve">        content: |</w:t>
+      </w:r>
+    </w:p>
+    <w:p>
+      <w:pPr>
+        <w:rPr>
+          <w:i/>
+          <w:iCs/>
+        </w:rPr>
+      </w:pPr>
+      <w:r>
+        <w:rPr>
+          <w:i/>
+          <w:iCs/>
+        </w:rPr>
+        <w:t xml:space="preserve">          server {</w:t>
+      </w:r>
+    </w:p>
+    <w:p>
+      <w:pPr>
+        <w:rPr>
+          <w:i/>
+          <w:iCs/>
+        </w:rPr>
+      </w:pPr>
+      <w:r>
+        <w:rPr>
+          <w:i/>
+          <w:iCs/>
+        </w:rPr>
+        <w:t xml:space="preserve">              listen 80 </w:t>
+      </w:r>
+      <w:proofErr w:type="spellStart"/>
+      <w:r>
+        <w:rPr>
+          <w:i/>
+          <w:iCs/>
+        </w:rPr>
+        <w:t>default_server</w:t>
+      </w:r>
+      <w:proofErr w:type="spellEnd"/>
+      <w:r>
+        <w:rPr>
+          <w:i/>
+          <w:iCs/>
+        </w:rPr>
+        <w:t>;</w:t>
+      </w:r>
+    </w:p>
+    <w:p>
+      <w:pPr>
+        <w:rPr>
+          <w:i/>
+          <w:iCs/>
+        </w:rPr>
+      </w:pPr>
+    </w:p>
+    <w:p>
+      <w:pPr>
+        <w:rPr>
+          <w:i/>
+          <w:iCs/>
+        </w:rPr>
+      </w:pPr>
+      <w:r>
+        <w:rPr>
+          <w:i/>
+          <w:iCs/>
+        </w:rPr>
+        <w:t xml:space="preserve">              location / {</w:t>
+      </w:r>
+    </w:p>
+    <w:p>
+      <w:pPr>
+        <w:rPr>
+          <w:i/>
+          <w:iCs/>
+        </w:rPr>
+      </w:pPr>
+      <w:r>
+        <w:rPr>
+          <w:i/>
+          <w:iCs/>
+        </w:rPr>
+        <w:t xml:space="preserve">                  </w:t>
+      </w:r>
+      <w:proofErr w:type="spellStart"/>
+      <w:r>
+        <w:rPr>
+          <w:i/>
+          <w:iCs/>
+        </w:rPr>
+        <w:t>proxy_pass</w:t>
+      </w:r>
+      <w:proofErr w:type="spellEnd"/>
+      <w:r>
+        <w:rPr>
+          <w:i/>
+          <w:iCs/>
+        </w:rPr>
+        <w:t xml:space="preserve"> http:/</w:t>
+      </w:r>
+      <w:proofErr w:type="gramStart"/>
+      <w:r>
+        <w:rPr>
+          <w:i/>
+          <w:iCs/>
+        </w:rPr>
+        <w:t xml:space="preserve">/{{ </w:t>
+      </w:r>
+      <w:proofErr w:type="spellStart"/>
+      <w:r>
+        <w:rPr>
+          <w:i/>
+          <w:iCs/>
+        </w:rPr>
+        <w:t>backend</w:t>
+      </w:r>
+      <w:proofErr w:type="gramEnd"/>
+      <w:r>
+        <w:rPr>
+          <w:i/>
+          <w:iCs/>
+        </w:rPr>
+        <w:t>_</w:t>
+      </w:r>
+      <w:proofErr w:type="gramStart"/>
+      <w:r>
+        <w:rPr>
+          <w:i/>
+          <w:iCs/>
+        </w:rPr>
+        <w:t>ip</w:t>
+      </w:r>
+      <w:proofErr w:type="spellEnd"/>
+      <w:r>
+        <w:rPr>
+          <w:i/>
+          <w:iCs/>
+        </w:rPr>
+        <w:t xml:space="preserve"> }</w:t>
+      </w:r>
+      <w:proofErr w:type="gramEnd"/>
+      <w:r>
+        <w:rPr>
+          <w:i/>
+          <w:iCs/>
+        </w:rPr>
+        <w:t>}:19999;</w:t>
+      </w:r>
+    </w:p>
+    <w:p>
+      <w:pPr>
+        <w:rPr>
+          <w:i/>
+          <w:iCs/>
+        </w:rPr>
+      </w:pPr>
+      <w:r>
+        <w:rPr>
+          <w:i/>
+          <w:iCs/>
+        </w:rPr>
+        <w:t xml:space="preserve">                  </w:t>
+      </w:r>
+      <w:proofErr w:type="spellStart"/>
+      <w:r>
+        <w:rPr>
+          <w:i/>
+          <w:iCs/>
+        </w:rPr>
+        <w:t>proxy_set_header</w:t>
+      </w:r>
+      <w:proofErr w:type="spellEnd"/>
+      <w:r>
+        <w:rPr>
+          <w:i/>
+          <w:iCs/>
+        </w:rPr>
+        <w:t xml:space="preserve"> Host $host;</w:t>
+      </w:r>
+    </w:p>
+    <w:p>
+      <w:pPr>
+        <w:rPr>
+          <w:i/>
+          <w:iCs/>
+        </w:rPr>
+      </w:pPr>
+      <w:r>
+        <w:rPr>
+          <w:i/>
+          <w:iCs/>
+        </w:rPr>
+        <w:t xml:space="preserve">                  </w:t>
+      </w:r>
+      <w:proofErr w:type="spellStart"/>
+      <w:r>
+        <w:rPr>
+          <w:i/>
+          <w:iCs/>
+        </w:rPr>
+        <w:t>proxy_set_header</w:t>
+      </w:r>
+      <w:proofErr w:type="spellEnd"/>
+      <w:r>
+        <w:rPr>
+          <w:i/>
+          <w:iCs/>
+        </w:rPr>
+        <w:t xml:space="preserve"> X-Real-IP $</w:t>
+      </w:r>
+      <w:proofErr w:type="spellStart"/>
+      <w:r>
+        <w:rPr>
+          <w:i/>
+          <w:iCs/>
+        </w:rPr>
+        <w:t>remote_addr</w:t>
+      </w:r>
+      <w:proofErr w:type="spellEnd"/>
+      <w:r>
+        <w:rPr>
+          <w:i/>
+          <w:iCs/>
+        </w:rPr>
+        <w:t>;</w:t>
+      </w:r>
+    </w:p>
+    <w:p>
+      <w:pPr>
+        <w:rPr>
+          <w:i/>
+          <w:iCs/>
+        </w:rPr>
+      </w:pPr>
+      <w:r>
+        <w:rPr>
+          <w:i/>
+          <w:iCs/>
+        </w:rPr>
+        <w:t xml:space="preserve">                  </w:t>
+      </w:r>
+      <w:proofErr w:type="spellStart"/>
+      <w:r>
+        <w:rPr>
+          <w:i/>
+          <w:iCs/>
+        </w:rPr>
+        <w:t>proxy_set_header</w:t>
+      </w:r>
+      <w:proofErr w:type="spellEnd"/>
+      <w:r>
+        <w:rPr>
+          <w:i/>
+          <w:iCs/>
+        </w:rPr>
+        <w:t xml:space="preserve"> X-Forwarded-For $</w:t>
+      </w:r>
+      <w:proofErr w:type="spellStart"/>
+      <w:r>
+        <w:rPr>
+          <w:i/>
+          <w:iCs/>
+        </w:rPr>
+        <w:t>proxy_add_x_forwarded_for</w:t>
+      </w:r>
+      <w:proofErr w:type="spellEnd"/>
+      <w:r>
+        <w:rPr>
+          <w:i/>
+          <w:iCs/>
+        </w:rPr>
+        <w:t>;</w:t>
+      </w:r>
+    </w:p>
+    <w:p>
+      <w:pPr>
+        <w:rPr>
+          <w:i/>
+          <w:iCs/>
+        </w:rPr>
+      </w:pPr>
+      <w:r>
+        <w:rPr>
+          <w:i/>
+          <w:iCs/>
+        </w:rPr>
+        <w:t xml:space="preserve">              }</w:t>
+      </w:r>
+    </w:p>
+    <w:p>
+      <w:pPr>
+        <w:rPr>
+          <w:i/>
+          <w:iCs/>
+        </w:rPr>
+      </w:pPr>
+      <w:r>
+        <w:rPr>
+          <w:i/>
+          <w:iCs/>
+        </w:rPr>
+        <w:t xml:space="preserve">          }</w:t>
+      </w:r>
+    </w:p>
+    <w:p>
+      <w:pPr>
+        <w:rPr>
+          <w:i/>
+          <w:iCs/>
+        </w:rPr>
+      </w:pPr>
+    </w:p>
+    <w:p>
+      <w:pPr>
+        <w:rPr>
+          <w:i/>
+          <w:iCs/>
+        </w:rPr>
+      </w:pPr>
+      <w:r>
+        <w:rPr>
+          <w:i/>
+          <w:iCs/>
+        </w:rPr>
+        <w:t xml:space="preserve">    - name: Validate Nginx configuration</w:t>
+      </w:r>
+    </w:p>
+    <w:p>
+      <w:pPr>
+        <w:rPr>
+          <w:i/>
+          <w:iCs/>
+        </w:rPr>
+      </w:pPr>
+      <w:r>
+        <w:rPr>
+          <w:i/>
+          <w:iCs/>
+        </w:rPr>
+        <w:t xml:space="preserve">      command: nginx -t</w:t>
+      </w:r>
+    </w:p>
+    <w:p>
+      <w:pPr>
+        <w:rPr>
+          <w:i/>
+          <w:iCs/>
+        </w:rPr>
+      </w:pPr>
+      <w:r>
+        <w:rPr>
+          <w:i/>
+          <w:iCs/>
+        </w:rPr>
+        <w:t xml:space="preserve">      </w:t>
+      </w:r>
+      <w:proofErr w:type="spellStart"/>
+      <w:r>
+        <w:rPr>
+          <w:i/>
+          <w:iCs/>
+        </w:rPr>
+        <w:t>changed_when</w:t>
+      </w:r>
+      <w:proofErr w:type="spellEnd"/>
+      <w:r>
+        <w:rPr>
+          <w:i/>
+          <w:iCs/>
+        </w:rPr>
+        <w:t>: false</w:t>
+      </w:r>
+    </w:p>
+    <w:p>
+      <w:pPr>
+        <w:rPr>
+          <w:i/>
+          <w:iCs/>
+        </w:rPr>
+      </w:pPr>
+    </w:p>
+    <w:p>
+      <w:pPr>
+        <w:rPr>
+          <w:i/>
+          <w:iCs/>
+        </w:rPr>
+      </w:pPr>
+      <w:r>
+        <w:rPr>
+          <w:i/>
+          <w:iCs/>
+        </w:rPr>
+        <w:t xml:space="preserve">    - name: Start and enable Nginx</w:t>
+      </w:r>
+    </w:p>
+    <w:p>
+      <w:pPr>
+        <w:rPr>
+          <w:i/>
+          <w:iCs/>
+        </w:rPr>
+      </w:pPr>
+      <w:r>
+        <w:rPr>
+          <w:i/>
+          <w:iCs/>
+        </w:rPr>
+        <w:t xml:space="preserve">      service:</w:t>
+      </w:r>
+    </w:p>
+    <w:p>
+      <w:pPr>
+        <w:rPr>
+          <w:i/>
+          <w:iCs/>
+        </w:rPr>
+      </w:pPr>
+      <w:r>
+        <w:rPr>
+          <w:i/>
+          <w:iCs/>
+        </w:rPr>
+        <w:t xml:space="preserve">        name: nginx</w:t>
+      </w:r>
+    </w:p>
+    <w:p>
+      <w:pPr>
+        <w:rPr>
+          <w:i/>
+          <w:iCs/>
+        </w:rPr>
+      </w:pPr>
+      <w:r>
+        <w:rPr>
+          <w:i/>
+          <w:iCs/>
+        </w:rPr>
+        <w:t xml:space="preserve">        state: started</w:t>
+      </w:r>
+    </w:p>
+    <w:p>
+      <w:pPr>
+        <w:rPr>
+          <w:i/>
+          <w:iCs/>
+        </w:rPr>
+      </w:pPr>
+      <w:r>
+        <w:rPr>
+          <w:i/>
+          <w:iCs/>
+        </w:rPr>
+        <w:t xml:space="preserve">        enabled: yes</w:t>
+      </w:r>
+    </w:p>
+    <w:p>
+      <w:pPr>
+        <w:rPr>
+          <w:i/>
+          <w:iCs/>
+        </w:rPr>
+      </w:pPr>
+    </w:p>
     <w:p/>
     <w:p/>
     <w:p/>
     <w:p/>
-    <w:p/>
-    <w:p>
-      <w:pPr>
-        <w:numPr>
-          <w:ilvl w:val="0"/>
-          <w:numId w:val="2"/>
-        </w:numPr>
-      </w:pPr>
-      <w:r>
-        <w:t>As a result of terraform execution, dynamically create inventory for ansible</w:t>
-      </w:r>
-    </w:p>
-    <w:p>
-      <w:pPr>
-        <w:numPr>
-          <w:ilvl w:val="1"/>
-          <w:numId w:val="2"/>
-        </w:numPr>
-      </w:pPr>
-      <w:r>
-        <w:t>c</w:t>
-      </w:r>
-      <w:proofErr w:type="gramStart"/>
-      <w:r>
-        <w:t>8.local</w:t>
-      </w:r>
-      <w:proofErr w:type="gramEnd"/>
-      <w:r>
-        <w:t xml:space="preserve"> should be in the frontend group</w:t>
-      </w:r>
-    </w:p>
-    <w:p>
-      <w:pPr>
-        <w:numPr>
-          <w:ilvl w:val="1"/>
-          <w:numId w:val="2"/>
-        </w:numPr>
-      </w:pPr>
-      <w:r>
-        <w:t>u21.local should be in the backend group</w:t>
-      </w:r>
-    </w:p>
-    <w:p>
-      <w:pPr>
-        <w:numPr>
-          <w:ilvl w:val="0"/>
-          <w:numId w:val="2"/>
-        </w:numPr>
-      </w:pPr>
-      <w:r>
-        <w:t>Create ansible playbook for c</w:t>
-      </w:r>
-      <w:proofErr w:type="gramStart"/>
-      <w:r>
-        <w:t>8.local</w:t>
-      </w:r>
-      <w:proofErr w:type="gramEnd"/>
-      <w:r>
-        <w:t xml:space="preserve"> and u21.local</w:t>
-      </w:r>
-    </w:p>
-    <w:p>
-      <w:pPr>
-        <w:numPr>
-          <w:ilvl w:val="0"/>
-          <w:numId w:val="3"/>
-        </w:numPr>
-      </w:pPr>
-      <w:r>
-        <w:t xml:space="preserve">for </w:t>
-      </w:r>
-      <w:proofErr w:type="spellStart"/>
-      <w:r>
-        <w:t>linux</w:t>
-      </w:r>
-      <w:proofErr w:type="spellEnd"/>
-      <w:r>
-        <w:t xml:space="preserve"> OS playbook should apply the following changes</w:t>
-      </w:r>
-    </w:p>
-    <w:p>
-      <w:pPr>
-        <w:numPr>
-          <w:ilvl w:val="1"/>
-          <w:numId w:val="3"/>
-        </w:numPr>
-      </w:pPr>
-      <w:proofErr w:type="spellStart"/>
-      <w:r>
-        <w:t>selinux</w:t>
-      </w:r>
-      <w:proofErr w:type="spellEnd"/>
-      <w:r>
-        <w:t>: disable</w:t>
-      </w:r>
-    </w:p>
-    <w:p>
-      <w:pPr>
-        <w:numPr>
-          <w:ilvl w:val="1"/>
-          <w:numId w:val="3"/>
-        </w:numPr>
-      </w:pPr>
-      <w:proofErr w:type="spellStart"/>
-      <w:r>
-        <w:t>firewalld</w:t>
-      </w:r>
-      <w:proofErr w:type="spellEnd"/>
-      <w:r>
-        <w:t>: disable</w:t>
-      </w:r>
-    </w:p>
-    <w:p>
-      <w:pPr>
-        <w:numPr>
-          <w:ilvl w:val="0"/>
-          <w:numId w:val="3"/>
-        </w:numPr>
-      </w:pPr>
-      <w:r>
-        <w:t>for frontend playbook group should install and configure nginx</w:t>
-      </w:r>
-    </w:p>
-    <w:p>
-      <w:pPr>
-        <w:numPr>
-          <w:ilvl w:val="1"/>
-          <w:numId w:val="3"/>
-        </w:numPr>
-      </w:pPr>
-      <w:r>
-        <w:t>nginx configuration should do proxying from port 80 on port 19999 to the</w:t>
-      </w:r>
-    </w:p>
-    <w:p>
-      <w:pPr>
-        <w:numPr>
-          <w:ilvl w:val="1"/>
-          <w:numId w:val="3"/>
-        </w:numPr>
-      </w:pPr>
-      <w:r>
-        <w:t>backend group</w:t>
-      </w:r>
-    </w:p>
-    <w:p>
-      <w:pPr>
-        <w:numPr>
-          <w:ilvl w:val="0"/>
-          <w:numId w:val="3"/>
-        </w:numPr>
-      </w:pPr>
-      <w:r>
-        <w:t xml:space="preserve">for the backend group, the playbook must install the </w:t>
-      </w:r>
-      <w:proofErr w:type="spellStart"/>
-      <w:r>
-        <w:t>Netdata</w:t>
-      </w:r>
-      <w:proofErr w:type="spellEnd"/>
-      <w:r>
-        <w:t xml:space="preserve"> application from the</w:t>
-      </w:r>
-    </w:p>
-    <w:p>
-      <w:pPr>
-        <w:numPr>
-          <w:ilvl w:val="1"/>
-          <w:numId w:val="3"/>
-        </w:numPr>
-      </w:pPr>
-      <w:r>
-        <w:t>official repositories and run it on port 19999.</w:t>
-      </w:r>
-    </w:p>
     <w:p/>
     <w:sectPr>
       <w:pgSz w:w="11906" w:h="16838"/>
@@ -1908,6 +8824,304 @@
 <file path=word/numbering.xml><?xml version="1.0" encoding="utf-8"?>
 <w:numbering xmlns:wpc="http://schemas.microsoft.com/office/word/2010/wordprocessingCanvas" xmlns:cx="http://schemas.microsoft.com/office/drawing/2014/chartex" xmlns:cx1="http://schemas.microsoft.com/office/drawing/2015/9/8/chartex" xmlns:cx2="http://schemas.microsoft.com/office/drawing/2015/10/21/chartex" xmlns:cx3="http://schemas.microsoft.com/office/drawing/2016/5/9/chartex" xmlns:cx4="http://schemas.microsoft.com/office/drawing/2016/5/10/chartex" xmlns:cx5="http://schemas.microsoft.com/office/drawing/2016/5/11/chartex" xmlns:cx6="http://schemas.microsoft.com/office/drawing/2016/5/12/chartex" xmlns:cx7="http://schemas.microsoft.com/office/drawing/2016/5/13/chartex" xmlns:cx8="http://schemas.microsoft.com/office/drawing/2016/5/14/chartex" xmlns:mc="http://schemas.openxmlformats.org/markup-compatibility/2006" xmlns:aink="http://schemas.microsoft.com/office/drawing/2016/ink" xmlns:am3d="http://schemas.microsoft.com/office/drawing/2017/model3d" xmlns:o="urn:schemas-microsoft-com:office:office" xmlns:oel="http://schemas.microsoft.com/office/2019/extlst" xmlns:r="http://schemas.openxmlformats.org/officeDocument/2006/relationships" xmlns:m="http://schemas.openxmlformats.org/officeDocument/2006/math" xmlns:v="urn:schemas-microsoft-com:vml" xmlns:wp14="http://schemas.microsoft.com/office/word/2010/wordprocessingDrawing" xmlns:wp="http://schemas.openxmlformats.org/drawingml/2006/wordprocessingDrawing" xmlns:w10="urn:schemas-microsoft-com:office:word" xmlns:w="http://schemas.openxmlformats.org/wordprocessingml/2006/main" xmlns:w14="http://schemas.microsoft.com/office/word/2010/wordml" xmlns:w15="http://schemas.microsoft.com/office/word/2012/wordml" xmlns:w16cex="http://schemas.microsoft.com/office/word/2018/wordml/cex" xmlns:w16cid="http://schemas.microsoft.com/office/word/2016/wordml/cid" xmlns:w16="http://schemas.microsoft.com/office/word/2018/wordml" xmlns:w16du="http://schemas.microsoft.com/office/word/2023/wordml/word16du" xmlns:w16sdtdh="http://schemas.microsoft.com/office/word/2020/wordml/sdtdatahash" xmlns:w16sdtfl="http://schemas.microsoft.com/office/word/2024/wordml/sdtformatlock" xmlns:w16se="http://schemas.microsoft.com/office/word/2015/wordml/symex" xmlns:wpg="http://schemas.microsoft.com/office/word/2010/wordprocessingGroup" xmlns:wpi="http://schemas.microsoft.com/office/word/2010/wordprocessingInk" xmlns:wne="http://schemas.microsoft.com/office/word/2006/wordml" xmlns:wps="http://schemas.microsoft.com/office/word/2010/wordprocessingShape" mc:Ignorable="w14 w15 w16se w16cid w16 w16cex w16sdtdh w16sdtfl w16du wp14">
   <w:abstractNum w:abstractNumId="0" w15:restartNumberingAfterBreak="0">
+    <w:nsid w:val="02145E02"/>
+    <w:multiLevelType w:val="multilevel"/>
+    <w:tmpl w:val="6C768868"/>
+    <w:lvl w:ilvl="0">
+      <w:start w:val="1"/>
+      <w:numFmt w:val="bullet"/>
+      <w:lvlText w:val=""/>
+      <w:lvlJc w:val="left"/>
+      <w:pPr>
+        <w:tabs>
+          <w:tab w:val="num" w:pos="720"/>
+        </w:tabs>
+        <w:ind w:left="720" w:hanging="360"/>
+      </w:pPr>
+      <w:rPr>
+        <w:rFonts w:ascii="Symbol" w:hAnsi="Symbol" w:hint="default"/>
+        <w:sz w:val="20"/>
+      </w:rPr>
+    </w:lvl>
+    <w:lvl w:ilvl="1">
+      <w:start w:val="1"/>
+      <w:numFmt w:val="bullet"/>
+      <w:lvlText w:val="o"/>
+      <w:lvlJc w:val="left"/>
+      <w:pPr>
+        <w:tabs>
+          <w:tab w:val="num" w:pos="1440"/>
+        </w:tabs>
+        <w:ind w:left="1440" w:hanging="360"/>
+      </w:pPr>
+      <w:rPr>
+        <w:rFonts w:ascii="Courier New" w:hAnsi="Courier New" w:cs="Times New Roman" w:hint="default"/>
+        <w:sz w:val="20"/>
+      </w:rPr>
+    </w:lvl>
+    <w:lvl w:ilvl="2">
+      <w:start w:val="1"/>
+      <w:numFmt w:val="bullet"/>
+      <w:lvlText w:val=""/>
+      <w:lvlJc w:val="left"/>
+      <w:pPr>
+        <w:tabs>
+          <w:tab w:val="num" w:pos="2160"/>
+        </w:tabs>
+        <w:ind w:left="2160" w:hanging="360"/>
+      </w:pPr>
+      <w:rPr>
+        <w:rFonts w:ascii="Wingdings" w:hAnsi="Wingdings" w:hint="default"/>
+        <w:sz w:val="20"/>
+      </w:rPr>
+    </w:lvl>
+    <w:lvl w:ilvl="3">
+      <w:start w:val="1"/>
+      <w:numFmt w:val="bullet"/>
+      <w:lvlText w:val=""/>
+      <w:lvlJc w:val="left"/>
+      <w:pPr>
+        <w:tabs>
+          <w:tab w:val="num" w:pos="2880"/>
+        </w:tabs>
+        <w:ind w:left="2880" w:hanging="360"/>
+      </w:pPr>
+      <w:rPr>
+        <w:rFonts w:ascii="Wingdings" w:hAnsi="Wingdings" w:hint="default"/>
+        <w:sz w:val="20"/>
+      </w:rPr>
+    </w:lvl>
+    <w:lvl w:ilvl="4">
+      <w:start w:val="1"/>
+      <w:numFmt w:val="bullet"/>
+      <w:lvlText w:val=""/>
+      <w:lvlJc w:val="left"/>
+      <w:pPr>
+        <w:tabs>
+          <w:tab w:val="num" w:pos="3600"/>
+        </w:tabs>
+        <w:ind w:left="3600" w:hanging="360"/>
+      </w:pPr>
+      <w:rPr>
+        <w:rFonts w:ascii="Wingdings" w:hAnsi="Wingdings" w:hint="default"/>
+        <w:sz w:val="20"/>
+      </w:rPr>
+    </w:lvl>
+    <w:lvl w:ilvl="5">
+      <w:start w:val="1"/>
+      <w:numFmt w:val="bullet"/>
+      <w:lvlText w:val=""/>
+      <w:lvlJc w:val="left"/>
+      <w:pPr>
+        <w:tabs>
+          <w:tab w:val="num" w:pos="4320"/>
+        </w:tabs>
+        <w:ind w:left="4320" w:hanging="360"/>
+      </w:pPr>
+      <w:rPr>
+        <w:rFonts w:ascii="Wingdings" w:hAnsi="Wingdings" w:hint="default"/>
+        <w:sz w:val="20"/>
+      </w:rPr>
+    </w:lvl>
+    <w:lvl w:ilvl="6">
+      <w:start w:val="1"/>
+      <w:numFmt w:val="bullet"/>
+      <w:lvlText w:val=""/>
+      <w:lvlJc w:val="left"/>
+      <w:pPr>
+        <w:tabs>
+          <w:tab w:val="num" w:pos="5040"/>
+        </w:tabs>
+        <w:ind w:left="5040" w:hanging="360"/>
+      </w:pPr>
+      <w:rPr>
+        <w:rFonts w:ascii="Wingdings" w:hAnsi="Wingdings" w:hint="default"/>
+        <w:sz w:val="20"/>
+      </w:rPr>
+    </w:lvl>
+    <w:lvl w:ilvl="7">
+      <w:start w:val="1"/>
+      <w:numFmt w:val="bullet"/>
+      <w:lvlText w:val=""/>
+      <w:lvlJc w:val="left"/>
+      <w:pPr>
+        <w:tabs>
+          <w:tab w:val="num" w:pos="5760"/>
+        </w:tabs>
+        <w:ind w:left="5760" w:hanging="360"/>
+      </w:pPr>
+      <w:rPr>
+        <w:rFonts w:ascii="Wingdings" w:hAnsi="Wingdings" w:hint="default"/>
+        <w:sz w:val="20"/>
+      </w:rPr>
+    </w:lvl>
+    <w:lvl w:ilvl="8">
+      <w:start w:val="1"/>
+      <w:numFmt w:val="bullet"/>
+      <w:lvlText w:val=""/>
+      <w:lvlJc w:val="left"/>
+      <w:pPr>
+        <w:tabs>
+          <w:tab w:val="num" w:pos="6480"/>
+        </w:tabs>
+        <w:ind w:left="6480" w:hanging="360"/>
+      </w:pPr>
+      <w:rPr>
+        <w:rFonts w:ascii="Wingdings" w:hAnsi="Wingdings" w:hint="default"/>
+        <w:sz w:val="20"/>
+      </w:rPr>
+    </w:lvl>
+  </w:abstractNum>
+  <w:abstractNum w:abstractNumId="1" w15:restartNumberingAfterBreak="0">
+    <w:nsid w:val="05F53EC6"/>
+    <w:multiLevelType w:val="multilevel"/>
+    <w:tmpl w:val="0C186E86"/>
+    <w:lvl w:ilvl="0">
+      <w:start w:val="1"/>
+      <w:numFmt w:val="bullet"/>
+      <w:lvlText w:val=""/>
+      <w:lvlJc w:val="left"/>
+      <w:pPr>
+        <w:tabs>
+          <w:tab w:val="num" w:pos="720"/>
+        </w:tabs>
+        <w:ind w:left="720" w:hanging="360"/>
+      </w:pPr>
+      <w:rPr>
+        <w:rFonts w:ascii="Symbol" w:hAnsi="Symbol" w:hint="default"/>
+        <w:sz w:val="20"/>
+      </w:rPr>
+    </w:lvl>
+    <w:lvl w:ilvl="1">
+      <w:start w:val="1"/>
+      <w:numFmt w:val="bullet"/>
+      <w:lvlText w:val="o"/>
+      <w:lvlJc w:val="left"/>
+      <w:pPr>
+        <w:tabs>
+          <w:tab w:val="num" w:pos="1440"/>
+        </w:tabs>
+        <w:ind w:left="1440" w:hanging="360"/>
+      </w:pPr>
+      <w:rPr>
+        <w:rFonts w:ascii="Courier New" w:hAnsi="Courier New" w:cs="Times New Roman" w:hint="default"/>
+        <w:sz w:val="20"/>
+      </w:rPr>
+    </w:lvl>
+    <w:lvl w:ilvl="2">
+      <w:start w:val="1"/>
+      <w:numFmt w:val="bullet"/>
+      <w:lvlText w:val=""/>
+      <w:lvlJc w:val="left"/>
+      <w:pPr>
+        <w:tabs>
+          <w:tab w:val="num" w:pos="2160"/>
+        </w:tabs>
+        <w:ind w:left="2160" w:hanging="360"/>
+      </w:pPr>
+      <w:rPr>
+        <w:rFonts w:ascii="Wingdings" w:hAnsi="Wingdings" w:hint="default"/>
+        <w:sz w:val="20"/>
+      </w:rPr>
+    </w:lvl>
+    <w:lvl w:ilvl="3">
+      <w:start w:val="1"/>
+      <w:numFmt w:val="bullet"/>
+      <w:lvlText w:val=""/>
+      <w:lvlJc w:val="left"/>
+      <w:pPr>
+        <w:tabs>
+          <w:tab w:val="num" w:pos="2880"/>
+        </w:tabs>
+        <w:ind w:left="2880" w:hanging="360"/>
+      </w:pPr>
+      <w:rPr>
+        <w:rFonts w:ascii="Wingdings" w:hAnsi="Wingdings" w:hint="default"/>
+        <w:sz w:val="20"/>
+      </w:rPr>
+    </w:lvl>
+    <w:lvl w:ilvl="4">
+      <w:start w:val="1"/>
+      <w:numFmt w:val="bullet"/>
+      <w:lvlText w:val=""/>
+      <w:lvlJc w:val="left"/>
+      <w:pPr>
+        <w:tabs>
+          <w:tab w:val="num" w:pos="3600"/>
+        </w:tabs>
+        <w:ind w:left="3600" w:hanging="360"/>
+      </w:pPr>
+      <w:rPr>
+        <w:rFonts w:ascii="Wingdings" w:hAnsi="Wingdings" w:hint="default"/>
+        <w:sz w:val="20"/>
+      </w:rPr>
+    </w:lvl>
+    <w:lvl w:ilvl="5">
+      <w:start w:val="1"/>
+      <w:numFmt w:val="bullet"/>
+      <w:lvlText w:val=""/>
+      <w:lvlJc w:val="left"/>
+      <w:pPr>
+        <w:tabs>
+          <w:tab w:val="num" w:pos="4320"/>
+        </w:tabs>
+        <w:ind w:left="4320" w:hanging="360"/>
+      </w:pPr>
+      <w:rPr>
+        <w:rFonts w:ascii="Wingdings" w:hAnsi="Wingdings" w:hint="default"/>
+        <w:sz w:val="20"/>
+      </w:rPr>
+    </w:lvl>
+    <w:lvl w:ilvl="6">
+      <w:start w:val="1"/>
+      <w:numFmt w:val="bullet"/>
+      <w:lvlText w:val=""/>
+      <w:lvlJc w:val="left"/>
+      <w:pPr>
+        <w:tabs>
+          <w:tab w:val="num" w:pos="5040"/>
+        </w:tabs>
+        <w:ind w:left="5040" w:hanging="360"/>
+      </w:pPr>
+      <w:rPr>
+        <w:rFonts w:ascii="Wingdings" w:hAnsi="Wingdings" w:hint="default"/>
+        <w:sz w:val="20"/>
+      </w:rPr>
+    </w:lvl>
+    <w:lvl w:ilvl="7">
+      <w:start w:val="1"/>
+      <w:numFmt w:val="bullet"/>
+      <w:lvlText w:val=""/>
+      <w:lvlJc w:val="left"/>
+      <w:pPr>
+        <w:tabs>
+          <w:tab w:val="num" w:pos="5760"/>
+        </w:tabs>
+        <w:ind w:left="5760" w:hanging="360"/>
+      </w:pPr>
+      <w:rPr>
+        <w:rFonts w:ascii="Wingdings" w:hAnsi="Wingdings" w:hint="default"/>
+        <w:sz w:val="20"/>
+      </w:rPr>
+    </w:lvl>
+    <w:lvl w:ilvl="8">
+      <w:start w:val="1"/>
+      <w:numFmt w:val="bullet"/>
+      <w:lvlText w:val=""/>
+      <w:lvlJc w:val="left"/>
+      <w:pPr>
+        <w:tabs>
+          <w:tab w:val="num" w:pos="6480"/>
+        </w:tabs>
+        <w:ind w:left="6480" w:hanging="360"/>
+      </w:pPr>
+      <w:rPr>
+        <w:rFonts w:ascii="Wingdings" w:hAnsi="Wingdings" w:hint="default"/>
+        <w:sz w:val="20"/>
+      </w:rPr>
+    </w:lvl>
+  </w:abstractNum>
+  <w:abstractNum w:abstractNumId="2" w15:restartNumberingAfterBreak="0">
     <w:nsid w:val="06577298"/>
     <w:multiLevelType w:val="multilevel"/>
     <w:tmpl w:val="1FF44954"/>
@@ -2056,7 +9270,156 @@
       </w:rPr>
     </w:lvl>
   </w:abstractNum>
-  <w:abstractNum w:abstractNumId="1" w15:restartNumberingAfterBreak="0">
+  <w:abstractNum w:abstractNumId="3" w15:restartNumberingAfterBreak="0">
+    <w:nsid w:val="0DC7399D"/>
+    <w:multiLevelType w:val="multilevel"/>
+    <w:tmpl w:val="FAFE68E8"/>
+    <w:lvl w:ilvl="0">
+      <w:start w:val="1"/>
+      <w:numFmt w:val="bullet"/>
+      <w:lvlText w:val=""/>
+      <w:lvlJc w:val="left"/>
+      <w:pPr>
+        <w:tabs>
+          <w:tab w:val="num" w:pos="720"/>
+        </w:tabs>
+        <w:ind w:left="720" w:hanging="360"/>
+      </w:pPr>
+      <w:rPr>
+        <w:rFonts w:ascii="Symbol" w:hAnsi="Symbol" w:hint="default"/>
+        <w:sz w:val="20"/>
+      </w:rPr>
+    </w:lvl>
+    <w:lvl w:ilvl="1">
+      <w:start w:val="1"/>
+      <w:numFmt w:val="bullet"/>
+      <w:lvlText w:val="o"/>
+      <w:lvlJc w:val="left"/>
+      <w:pPr>
+        <w:tabs>
+          <w:tab w:val="num" w:pos="1440"/>
+        </w:tabs>
+        <w:ind w:left="1440" w:hanging="360"/>
+      </w:pPr>
+      <w:rPr>
+        <w:rFonts w:ascii="Courier New" w:hAnsi="Courier New" w:cs="Times New Roman" w:hint="default"/>
+        <w:sz w:val="20"/>
+      </w:rPr>
+    </w:lvl>
+    <w:lvl w:ilvl="2">
+      <w:start w:val="1"/>
+      <w:numFmt w:val="bullet"/>
+      <w:lvlText w:val=""/>
+      <w:lvlJc w:val="left"/>
+      <w:pPr>
+        <w:tabs>
+          <w:tab w:val="num" w:pos="2160"/>
+        </w:tabs>
+        <w:ind w:left="2160" w:hanging="360"/>
+      </w:pPr>
+      <w:rPr>
+        <w:rFonts w:ascii="Wingdings" w:hAnsi="Wingdings" w:hint="default"/>
+        <w:sz w:val="20"/>
+      </w:rPr>
+    </w:lvl>
+    <w:lvl w:ilvl="3">
+      <w:start w:val="1"/>
+      <w:numFmt w:val="bullet"/>
+      <w:lvlText w:val=""/>
+      <w:lvlJc w:val="left"/>
+      <w:pPr>
+        <w:tabs>
+          <w:tab w:val="num" w:pos="2880"/>
+        </w:tabs>
+        <w:ind w:left="2880" w:hanging="360"/>
+      </w:pPr>
+      <w:rPr>
+        <w:rFonts w:ascii="Wingdings" w:hAnsi="Wingdings" w:hint="default"/>
+        <w:sz w:val="20"/>
+      </w:rPr>
+    </w:lvl>
+    <w:lvl w:ilvl="4">
+      <w:start w:val="1"/>
+      <w:numFmt w:val="bullet"/>
+      <w:lvlText w:val=""/>
+      <w:lvlJc w:val="left"/>
+      <w:pPr>
+        <w:tabs>
+          <w:tab w:val="num" w:pos="3600"/>
+        </w:tabs>
+        <w:ind w:left="3600" w:hanging="360"/>
+      </w:pPr>
+      <w:rPr>
+        <w:rFonts w:ascii="Wingdings" w:hAnsi="Wingdings" w:hint="default"/>
+        <w:sz w:val="20"/>
+      </w:rPr>
+    </w:lvl>
+    <w:lvl w:ilvl="5">
+      <w:start w:val="1"/>
+      <w:numFmt w:val="bullet"/>
+      <w:lvlText w:val=""/>
+      <w:lvlJc w:val="left"/>
+      <w:pPr>
+        <w:tabs>
+          <w:tab w:val="num" w:pos="4320"/>
+        </w:tabs>
+        <w:ind w:left="4320" w:hanging="360"/>
+      </w:pPr>
+      <w:rPr>
+        <w:rFonts w:ascii="Wingdings" w:hAnsi="Wingdings" w:hint="default"/>
+        <w:sz w:val="20"/>
+      </w:rPr>
+    </w:lvl>
+    <w:lvl w:ilvl="6">
+      <w:start w:val="1"/>
+      <w:numFmt w:val="bullet"/>
+      <w:lvlText w:val=""/>
+      <w:lvlJc w:val="left"/>
+      <w:pPr>
+        <w:tabs>
+          <w:tab w:val="num" w:pos="5040"/>
+        </w:tabs>
+        <w:ind w:left="5040" w:hanging="360"/>
+      </w:pPr>
+      <w:rPr>
+        <w:rFonts w:ascii="Wingdings" w:hAnsi="Wingdings" w:hint="default"/>
+        <w:sz w:val="20"/>
+      </w:rPr>
+    </w:lvl>
+    <w:lvl w:ilvl="7">
+      <w:start w:val="1"/>
+      <w:numFmt w:val="bullet"/>
+      <w:lvlText w:val=""/>
+      <w:lvlJc w:val="left"/>
+      <w:pPr>
+        <w:tabs>
+          <w:tab w:val="num" w:pos="5760"/>
+        </w:tabs>
+        <w:ind w:left="5760" w:hanging="360"/>
+      </w:pPr>
+      <w:rPr>
+        <w:rFonts w:ascii="Wingdings" w:hAnsi="Wingdings" w:hint="default"/>
+        <w:sz w:val="20"/>
+      </w:rPr>
+    </w:lvl>
+    <w:lvl w:ilvl="8">
+      <w:start w:val="1"/>
+      <w:numFmt w:val="bullet"/>
+      <w:lvlText w:val=""/>
+      <w:lvlJc w:val="left"/>
+      <w:pPr>
+        <w:tabs>
+          <w:tab w:val="num" w:pos="6480"/>
+        </w:tabs>
+        <w:ind w:left="6480" w:hanging="360"/>
+      </w:pPr>
+      <w:rPr>
+        <w:rFonts w:ascii="Wingdings" w:hAnsi="Wingdings" w:hint="default"/>
+        <w:sz w:val="20"/>
+      </w:rPr>
+    </w:lvl>
+  </w:abstractNum>
+  <w:abstractNum w:abstractNumId="4" w15:restartNumberingAfterBreak="0">
     <w:nsid w:val="590D1EA5"/>
     <w:multiLevelType w:val="multilevel"/>
     <w:tmpl w:val="A386C588"/>
@@ -2205,7 +9568,241 @@
       </w:rPr>
     </w:lvl>
   </w:abstractNum>
-  <w:abstractNum w:abstractNumId="2" w15:restartNumberingAfterBreak="0">
+  <w:abstractNum w:abstractNumId="5" w15:restartNumberingAfterBreak="0">
+    <w:nsid w:val="59D45C08"/>
+    <w:multiLevelType w:val="multilevel"/>
+    <w:tmpl w:val="BFF0D662"/>
+    <w:lvl w:ilvl="0">
+      <w:start w:val="1"/>
+      <w:numFmt w:val="decimal"/>
+      <w:lvlText w:val="%1."/>
+      <w:lvlJc w:val="left"/>
+      <w:pPr>
+        <w:tabs>
+          <w:tab w:val="num" w:pos="720"/>
+        </w:tabs>
+        <w:ind w:left="720" w:hanging="360"/>
+      </w:pPr>
+    </w:lvl>
+    <w:lvl w:ilvl="1">
+      <w:start w:val="1"/>
+      <w:numFmt w:val="bullet"/>
+      <w:lvlText w:val="o"/>
+      <w:lvlJc w:val="left"/>
+      <w:pPr>
+        <w:tabs>
+          <w:tab w:val="num" w:pos="1440"/>
+        </w:tabs>
+        <w:ind w:left="1440" w:hanging="360"/>
+      </w:pPr>
+      <w:rPr>
+        <w:rFonts w:ascii="Courier New" w:hAnsi="Courier New" w:cs="Times New Roman" w:hint="default"/>
+        <w:sz w:val="20"/>
+      </w:rPr>
+    </w:lvl>
+    <w:lvl w:ilvl="2">
+      <w:start w:val="1"/>
+      <w:numFmt w:val="decimal"/>
+      <w:lvlText w:val="%3."/>
+      <w:lvlJc w:val="left"/>
+      <w:pPr>
+        <w:tabs>
+          <w:tab w:val="num" w:pos="2160"/>
+        </w:tabs>
+        <w:ind w:left="2160" w:hanging="360"/>
+      </w:pPr>
+    </w:lvl>
+    <w:lvl w:ilvl="3">
+      <w:start w:val="1"/>
+      <w:numFmt w:val="decimal"/>
+      <w:lvlText w:val="%4."/>
+      <w:lvlJc w:val="left"/>
+      <w:pPr>
+        <w:tabs>
+          <w:tab w:val="num" w:pos="2880"/>
+        </w:tabs>
+        <w:ind w:left="2880" w:hanging="360"/>
+      </w:pPr>
+    </w:lvl>
+    <w:lvl w:ilvl="4">
+      <w:start w:val="1"/>
+      <w:numFmt w:val="decimal"/>
+      <w:lvlText w:val="%5."/>
+      <w:lvlJc w:val="left"/>
+      <w:pPr>
+        <w:tabs>
+          <w:tab w:val="num" w:pos="3600"/>
+        </w:tabs>
+        <w:ind w:left="3600" w:hanging="360"/>
+      </w:pPr>
+    </w:lvl>
+    <w:lvl w:ilvl="5">
+      <w:start w:val="1"/>
+      <w:numFmt w:val="decimal"/>
+      <w:lvlText w:val="%6."/>
+      <w:lvlJc w:val="left"/>
+      <w:pPr>
+        <w:tabs>
+          <w:tab w:val="num" w:pos="4320"/>
+        </w:tabs>
+        <w:ind w:left="4320" w:hanging="360"/>
+      </w:pPr>
+    </w:lvl>
+    <w:lvl w:ilvl="6">
+      <w:start w:val="1"/>
+      <w:numFmt w:val="decimal"/>
+      <w:lvlText w:val="%7."/>
+      <w:lvlJc w:val="left"/>
+      <w:pPr>
+        <w:tabs>
+          <w:tab w:val="num" w:pos="5040"/>
+        </w:tabs>
+        <w:ind w:left="5040" w:hanging="360"/>
+      </w:pPr>
+    </w:lvl>
+    <w:lvl w:ilvl="7">
+      <w:start w:val="1"/>
+      <w:numFmt w:val="decimal"/>
+      <w:lvlText w:val="%8."/>
+      <w:lvlJc w:val="left"/>
+      <w:pPr>
+        <w:tabs>
+          <w:tab w:val="num" w:pos="5760"/>
+        </w:tabs>
+        <w:ind w:left="5760" w:hanging="360"/>
+      </w:pPr>
+    </w:lvl>
+    <w:lvl w:ilvl="8">
+      <w:start w:val="1"/>
+      <w:numFmt w:val="decimal"/>
+      <w:lvlText w:val="%9."/>
+      <w:lvlJc w:val="left"/>
+      <w:pPr>
+        <w:tabs>
+          <w:tab w:val="num" w:pos="6480"/>
+        </w:tabs>
+        <w:ind w:left="6480" w:hanging="360"/>
+      </w:pPr>
+    </w:lvl>
+  </w:abstractNum>
+  <w:abstractNum w:abstractNumId="6" w15:restartNumberingAfterBreak="0">
+    <w:nsid w:val="5DFB269C"/>
+    <w:multiLevelType w:val="multilevel"/>
+    <w:tmpl w:val="BFF0D662"/>
+    <w:lvl w:ilvl="0">
+      <w:start w:val="1"/>
+      <w:numFmt w:val="decimal"/>
+      <w:lvlText w:val="%1."/>
+      <w:lvlJc w:val="left"/>
+      <w:pPr>
+        <w:tabs>
+          <w:tab w:val="num" w:pos="720"/>
+        </w:tabs>
+        <w:ind w:left="720" w:hanging="360"/>
+      </w:pPr>
+    </w:lvl>
+    <w:lvl w:ilvl="1">
+      <w:start w:val="1"/>
+      <w:numFmt w:val="bullet"/>
+      <w:lvlText w:val="o"/>
+      <w:lvlJc w:val="left"/>
+      <w:pPr>
+        <w:tabs>
+          <w:tab w:val="num" w:pos="1440"/>
+        </w:tabs>
+        <w:ind w:left="1440" w:hanging="360"/>
+      </w:pPr>
+      <w:rPr>
+        <w:rFonts w:ascii="Courier New" w:hAnsi="Courier New" w:cs="Times New Roman" w:hint="default"/>
+        <w:sz w:val="20"/>
+      </w:rPr>
+    </w:lvl>
+    <w:lvl w:ilvl="2">
+      <w:start w:val="1"/>
+      <w:numFmt w:val="decimal"/>
+      <w:lvlText w:val="%3."/>
+      <w:lvlJc w:val="left"/>
+      <w:pPr>
+        <w:tabs>
+          <w:tab w:val="num" w:pos="2160"/>
+        </w:tabs>
+        <w:ind w:left="2160" w:hanging="360"/>
+      </w:pPr>
+    </w:lvl>
+    <w:lvl w:ilvl="3">
+      <w:start w:val="1"/>
+      <w:numFmt w:val="decimal"/>
+      <w:lvlText w:val="%4."/>
+      <w:lvlJc w:val="left"/>
+      <w:pPr>
+        <w:tabs>
+          <w:tab w:val="num" w:pos="2880"/>
+        </w:tabs>
+        <w:ind w:left="2880" w:hanging="360"/>
+      </w:pPr>
+    </w:lvl>
+    <w:lvl w:ilvl="4">
+      <w:start w:val="1"/>
+      <w:numFmt w:val="decimal"/>
+      <w:lvlText w:val="%5."/>
+      <w:lvlJc w:val="left"/>
+      <w:pPr>
+        <w:tabs>
+          <w:tab w:val="num" w:pos="3600"/>
+        </w:tabs>
+        <w:ind w:left="3600" w:hanging="360"/>
+      </w:pPr>
+    </w:lvl>
+    <w:lvl w:ilvl="5">
+      <w:start w:val="1"/>
+      <w:numFmt w:val="decimal"/>
+      <w:lvlText w:val="%6."/>
+      <w:lvlJc w:val="left"/>
+      <w:pPr>
+        <w:tabs>
+          <w:tab w:val="num" w:pos="4320"/>
+        </w:tabs>
+        <w:ind w:left="4320" w:hanging="360"/>
+      </w:pPr>
+    </w:lvl>
+    <w:lvl w:ilvl="6">
+      <w:start w:val="1"/>
+      <w:numFmt w:val="decimal"/>
+      <w:lvlText w:val="%7."/>
+      <w:lvlJc w:val="left"/>
+      <w:pPr>
+        <w:tabs>
+          <w:tab w:val="num" w:pos="5040"/>
+        </w:tabs>
+        <w:ind w:left="5040" w:hanging="360"/>
+      </w:pPr>
+    </w:lvl>
+    <w:lvl w:ilvl="7">
+      <w:start w:val="1"/>
+      <w:numFmt w:val="decimal"/>
+      <w:lvlText w:val="%8."/>
+      <w:lvlJc w:val="left"/>
+      <w:pPr>
+        <w:tabs>
+          <w:tab w:val="num" w:pos="5760"/>
+        </w:tabs>
+        <w:ind w:left="5760" w:hanging="360"/>
+      </w:pPr>
+    </w:lvl>
+    <w:lvl w:ilvl="8">
+      <w:start w:val="1"/>
+      <w:numFmt w:val="decimal"/>
+      <w:lvlText w:val="%9."/>
+      <w:lvlJc w:val="left"/>
+      <w:pPr>
+        <w:tabs>
+          <w:tab w:val="num" w:pos="6480"/>
+        </w:tabs>
+        <w:ind w:left="6480" w:hanging="360"/>
+      </w:pPr>
+    </w:lvl>
+  </w:abstractNum>
+  <w:abstractNum w:abstractNumId="7" w15:restartNumberingAfterBreak="0">
     <w:nsid w:val="61095C4E"/>
     <w:multiLevelType w:val="multilevel"/>
     <w:tmpl w:val="A79CBD08"/>
@@ -2322,7 +9919,7 @@
       </w:pPr>
     </w:lvl>
   </w:abstractNum>
-  <w:abstractNum w:abstractNumId="3" w15:restartNumberingAfterBreak="0">
+  <w:abstractNum w:abstractNumId="8" w15:restartNumberingAfterBreak="0">
     <w:nsid w:val="62477C86"/>
     <w:multiLevelType w:val="multilevel"/>
     <w:tmpl w:val="FADED61A"/>
@@ -2471,7 +10068,156 @@
       </w:rPr>
     </w:lvl>
   </w:abstractNum>
-  <w:abstractNum w:abstractNumId="4" w15:restartNumberingAfterBreak="0">
+  <w:abstractNum w:abstractNumId="9" w15:restartNumberingAfterBreak="0">
+    <w:nsid w:val="669706C7"/>
+    <w:multiLevelType w:val="multilevel"/>
+    <w:tmpl w:val="5866BDB0"/>
+    <w:lvl w:ilvl="0">
+      <w:start w:val="1"/>
+      <w:numFmt w:val="bullet"/>
+      <w:lvlText w:val=""/>
+      <w:lvlJc w:val="left"/>
+      <w:pPr>
+        <w:tabs>
+          <w:tab w:val="num" w:pos="720"/>
+        </w:tabs>
+        <w:ind w:left="720" w:hanging="360"/>
+      </w:pPr>
+      <w:rPr>
+        <w:rFonts w:ascii="Symbol" w:hAnsi="Symbol" w:hint="default"/>
+        <w:sz w:val="20"/>
+      </w:rPr>
+    </w:lvl>
+    <w:lvl w:ilvl="1">
+      <w:start w:val="1"/>
+      <w:numFmt w:val="bullet"/>
+      <w:lvlText w:val="o"/>
+      <w:lvlJc w:val="left"/>
+      <w:pPr>
+        <w:tabs>
+          <w:tab w:val="num" w:pos="1440"/>
+        </w:tabs>
+        <w:ind w:left="1440" w:hanging="360"/>
+      </w:pPr>
+      <w:rPr>
+        <w:rFonts w:ascii="Courier New" w:hAnsi="Courier New" w:cs="Times New Roman" w:hint="default"/>
+        <w:sz w:val="20"/>
+      </w:rPr>
+    </w:lvl>
+    <w:lvl w:ilvl="2">
+      <w:start w:val="1"/>
+      <w:numFmt w:val="bullet"/>
+      <w:lvlText w:val=""/>
+      <w:lvlJc w:val="left"/>
+      <w:pPr>
+        <w:tabs>
+          <w:tab w:val="num" w:pos="2160"/>
+        </w:tabs>
+        <w:ind w:left="2160" w:hanging="360"/>
+      </w:pPr>
+      <w:rPr>
+        <w:rFonts w:ascii="Wingdings" w:hAnsi="Wingdings" w:hint="default"/>
+        <w:sz w:val="20"/>
+      </w:rPr>
+    </w:lvl>
+    <w:lvl w:ilvl="3">
+      <w:start w:val="1"/>
+      <w:numFmt w:val="bullet"/>
+      <w:lvlText w:val=""/>
+      <w:lvlJc w:val="left"/>
+      <w:pPr>
+        <w:tabs>
+          <w:tab w:val="num" w:pos="2880"/>
+        </w:tabs>
+        <w:ind w:left="2880" w:hanging="360"/>
+      </w:pPr>
+      <w:rPr>
+        <w:rFonts w:ascii="Wingdings" w:hAnsi="Wingdings" w:hint="default"/>
+        <w:sz w:val="20"/>
+      </w:rPr>
+    </w:lvl>
+    <w:lvl w:ilvl="4">
+      <w:start w:val="1"/>
+      <w:numFmt w:val="bullet"/>
+      <w:lvlText w:val=""/>
+      <w:lvlJc w:val="left"/>
+      <w:pPr>
+        <w:tabs>
+          <w:tab w:val="num" w:pos="3600"/>
+        </w:tabs>
+        <w:ind w:left="3600" w:hanging="360"/>
+      </w:pPr>
+      <w:rPr>
+        <w:rFonts w:ascii="Wingdings" w:hAnsi="Wingdings" w:hint="default"/>
+        <w:sz w:val="20"/>
+      </w:rPr>
+    </w:lvl>
+    <w:lvl w:ilvl="5">
+      <w:start w:val="1"/>
+      <w:numFmt w:val="bullet"/>
+      <w:lvlText w:val=""/>
+      <w:lvlJc w:val="left"/>
+      <w:pPr>
+        <w:tabs>
+          <w:tab w:val="num" w:pos="4320"/>
+        </w:tabs>
+        <w:ind w:left="4320" w:hanging="360"/>
+      </w:pPr>
+      <w:rPr>
+        <w:rFonts w:ascii="Wingdings" w:hAnsi="Wingdings" w:hint="default"/>
+        <w:sz w:val="20"/>
+      </w:rPr>
+    </w:lvl>
+    <w:lvl w:ilvl="6">
+      <w:start w:val="1"/>
+      <w:numFmt w:val="bullet"/>
+      <w:lvlText w:val=""/>
+      <w:lvlJc w:val="left"/>
+      <w:pPr>
+        <w:tabs>
+          <w:tab w:val="num" w:pos="5040"/>
+        </w:tabs>
+        <w:ind w:left="5040" w:hanging="360"/>
+      </w:pPr>
+      <w:rPr>
+        <w:rFonts w:ascii="Wingdings" w:hAnsi="Wingdings" w:hint="default"/>
+        <w:sz w:val="20"/>
+      </w:rPr>
+    </w:lvl>
+    <w:lvl w:ilvl="7">
+      <w:start w:val="1"/>
+      <w:numFmt w:val="bullet"/>
+      <w:lvlText w:val=""/>
+      <w:lvlJc w:val="left"/>
+      <w:pPr>
+        <w:tabs>
+          <w:tab w:val="num" w:pos="5760"/>
+        </w:tabs>
+        <w:ind w:left="5760" w:hanging="360"/>
+      </w:pPr>
+      <w:rPr>
+        <w:rFonts w:ascii="Wingdings" w:hAnsi="Wingdings" w:hint="default"/>
+        <w:sz w:val="20"/>
+      </w:rPr>
+    </w:lvl>
+    <w:lvl w:ilvl="8">
+      <w:start w:val="1"/>
+      <w:numFmt w:val="bullet"/>
+      <w:lvlText w:val=""/>
+      <w:lvlJc w:val="left"/>
+      <w:pPr>
+        <w:tabs>
+          <w:tab w:val="num" w:pos="6480"/>
+        </w:tabs>
+        <w:ind w:left="6480" w:hanging="360"/>
+      </w:pPr>
+      <w:rPr>
+        <w:rFonts w:ascii="Wingdings" w:hAnsi="Wingdings" w:hint="default"/>
+        <w:sz w:val="20"/>
+      </w:rPr>
+    </w:lvl>
+  </w:abstractNum>
+  <w:abstractNum w:abstractNumId="10" w15:restartNumberingAfterBreak="0">
     <w:nsid w:val="6F52624E"/>
     <w:multiLevelType w:val="hybridMultilevel"/>
     <w:tmpl w:val="E97859D0"/>
@@ -2585,7 +10331,22 @@
     </w:lvl>
   </w:abstractNum>
   <w:num w:numId="1" w16cid:durableId="819464836">
+    <w:abstractNumId w:val="10"/>
+  </w:num>
+  <w:num w:numId="2" w16cid:durableId="1099716105">
+    <w:abstractNumId w:val="7"/>
+  </w:num>
+  <w:num w:numId="3" w16cid:durableId="824277315">
+    <w:abstractNumId w:val="8"/>
+  </w:num>
+  <w:num w:numId="4" w16cid:durableId="1412583040">
+    <w:abstractNumId w:val="2"/>
+  </w:num>
+  <w:num w:numId="5" w16cid:durableId="991064748">
     <w:abstractNumId w:val="4"/>
+  </w:num>
+  <w:num w:numId="6" w16cid:durableId="1453940885">
+    <w:abstractNumId w:val="3"/>
     <w:lvlOverride w:ilvl="0"/>
     <w:lvlOverride w:ilvl="1"/>
     <w:lvlOverride w:ilvl="2"/>
@@ -2596,17 +10357,72 @@
     <w:lvlOverride w:ilvl="7"/>
     <w:lvlOverride w:ilvl="8"/>
   </w:num>
-  <w:num w:numId="2" w16cid:durableId="1099716105">
-    <w:abstractNumId w:val="2"/>
+  <w:num w:numId="7" w16cid:durableId="2050452500">
+    <w:abstractNumId w:val="9"/>
+    <w:lvlOverride w:ilvl="0"/>
+    <w:lvlOverride w:ilvl="1"/>
+    <w:lvlOverride w:ilvl="2"/>
+    <w:lvlOverride w:ilvl="3"/>
+    <w:lvlOverride w:ilvl="4"/>
+    <w:lvlOverride w:ilvl="5"/>
+    <w:lvlOverride w:ilvl="6"/>
+    <w:lvlOverride w:ilvl="7"/>
+    <w:lvlOverride w:ilvl="8"/>
   </w:num>
-  <w:num w:numId="3" w16cid:durableId="824277315">
-    <w:abstractNumId w:val="3"/>
+  <w:num w:numId="8" w16cid:durableId="1482653188">
+    <w:abstractNumId w:val="1"/>
+    <w:lvlOverride w:ilvl="0"/>
+    <w:lvlOverride w:ilvl="1"/>
+    <w:lvlOverride w:ilvl="2"/>
+    <w:lvlOverride w:ilvl="3"/>
+    <w:lvlOverride w:ilvl="4"/>
+    <w:lvlOverride w:ilvl="5"/>
+    <w:lvlOverride w:ilvl="6"/>
+    <w:lvlOverride w:ilvl="7"/>
+    <w:lvlOverride w:ilvl="8"/>
   </w:num>
-  <w:num w:numId="4" w16cid:durableId="1412583040">
+  <w:num w:numId="9" w16cid:durableId="215817788">
     <w:abstractNumId w:val="0"/>
+    <w:lvlOverride w:ilvl="0"/>
+    <w:lvlOverride w:ilvl="1"/>
+    <w:lvlOverride w:ilvl="2"/>
+    <w:lvlOverride w:ilvl="3"/>
+    <w:lvlOverride w:ilvl="4"/>
+    <w:lvlOverride w:ilvl="5"/>
+    <w:lvlOverride w:ilvl="6"/>
+    <w:lvlOverride w:ilvl="7"/>
+    <w:lvlOverride w:ilvl="8"/>
   </w:num>
-  <w:num w:numId="5" w16cid:durableId="991064748">
-    <w:abstractNumId w:val="1"/>
+  <w:num w:numId="10" w16cid:durableId="2125541268">
+    <w:abstractNumId w:val="6"/>
+    <w:lvlOverride w:ilvl="0">
+      <w:startOverride w:val="1"/>
+    </w:lvlOverride>
+    <w:lvlOverride w:ilvl="1"/>
+    <w:lvlOverride w:ilvl="2">
+      <w:startOverride w:val="1"/>
+    </w:lvlOverride>
+    <w:lvlOverride w:ilvl="3">
+      <w:startOverride w:val="1"/>
+    </w:lvlOverride>
+    <w:lvlOverride w:ilvl="4">
+      <w:startOverride w:val="1"/>
+    </w:lvlOverride>
+    <w:lvlOverride w:ilvl="5">
+      <w:startOverride w:val="1"/>
+    </w:lvlOverride>
+    <w:lvlOverride w:ilvl="6">
+      <w:startOverride w:val="1"/>
+    </w:lvlOverride>
+    <w:lvlOverride w:ilvl="7">
+      <w:startOverride w:val="1"/>
+    </w:lvlOverride>
+    <w:lvlOverride w:ilvl="8">
+      <w:startOverride w:val="1"/>
+    </w:lvlOverride>
+  </w:num>
+  <w:num w:numId="11" w16cid:durableId="1871070923">
+    <w:abstractNumId w:val="5"/>
   </w:num>
 </w:numbering>
 </file>
@@ -3527,6 +11343,29 @@
       <w:spacing w:val="5"/>
     </w:rPr>
   </w:style>
+  <w:style w:type="character" w:styleId="Hyperlink">
+    <w:name w:val="Hyperlink"/>
+    <w:basedOn w:val="DefaultParagraphFont"/>
+    <w:uiPriority w:val="99"/>
+    <w:unhideWhenUsed/>
+    <w:rsid w:val="001F2B05"/>
+    <w:rPr>
+      <w:color w:val="467886" w:themeColor="hyperlink"/>
+      <w:u w:val="single"/>
+    </w:rPr>
+  </w:style>
+  <w:style w:type="character" w:styleId="UnresolvedMention">
+    <w:name w:val="Unresolved Mention"/>
+    <w:basedOn w:val="DefaultParagraphFont"/>
+    <w:uiPriority w:val="99"/>
+    <w:semiHidden/>
+    <w:unhideWhenUsed/>
+    <w:rsid w:val="001F2B05"/>
+    <w:rPr>
+      <w:color w:val="605E5C"/>
+      <w:shd w:val="clear" w:color="auto" w:fill="E1DFDD"/>
+    </w:rPr>
+  </w:style>
 </w:styles>
 </file>
 
@@ -3843,4 +11682,16 @@
     </a:ext>
   </a:extLst>
 </a:theme>
+</file>
+
+<file path=customXml/item1.xml><?xml version="1.0" encoding="utf-8"?>
+<b:Sources xmlns:b="http://schemas.openxmlformats.org/officeDocument/2006/bibliography" xmlns="http://schemas.openxmlformats.org/officeDocument/2006/bibliography" SelectedStyle="\APASixthEditionOfficeOnline.xsl" StyleName="APA" Version="6"/>
+</file>
+
+<file path=customXml/itemProps1.xml><?xml version="1.0" encoding="utf-8"?>
+<ds:datastoreItem xmlns:ds="http://schemas.openxmlformats.org/officeDocument/2006/customXml" ds:itemID="{84433CD1-6C0C-4796-A247-01D58430A2F0}">
+  <ds:schemaRefs>
+    <ds:schemaRef ds:uri="http://schemas.openxmlformats.org/officeDocument/2006/bibliography"/>
+  </ds:schemaRefs>
+</ds:datastoreItem>
 </file>